--- a/Labs/Lab_6/Lab_6.docx
+++ b/Labs/Lab_6/Lab_6.docx
@@ -1,6 +1,6 @@
 
 <file path=word/document.xml><?xml version="1.0" encoding="utf-8"?>
-<w:document xmlns:wpc="http://schemas.microsoft.com/office/word/2010/wordprocessingCanvas" xmlns:cx="http://schemas.microsoft.com/office/drawing/2014/chartex" xmlns:cx1="http://schemas.microsoft.com/office/drawing/2015/9/8/chartex" xmlns:cx2="http://schemas.microsoft.com/office/drawing/2015/10/21/chartex" xmlns:cx3="http://schemas.microsoft.com/office/drawing/2016/5/9/chartex" xmlns:cx4="http://schemas.microsoft.com/office/drawing/2016/5/10/chartex" xmlns:cx5="http://schemas.microsoft.com/office/drawing/2016/5/11/chartex" xmlns:cx6="http://schemas.microsoft.com/office/drawing/2016/5/12/chartex" xmlns:cx7="http://schemas.microsoft.com/office/drawing/2016/5/13/chartex" xmlns:cx8="http://schemas.microsoft.com/office/drawing/2016/5/14/chartex" xmlns:mc="http://schemas.openxmlformats.org/markup-compatibility/2006" xmlns:aink="http://schemas.microsoft.com/office/drawing/2016/ink" xmlns:am3d="http://schemas.microsoft.com/office/drawing/2017/model3d" xmlns:o="urn:schemas-microsoft-com:office:office" xmlns:oel="http://schemas.microsoft.com/office/2019/extlst" xmlns:r="http://schemas.openxmlformats.org/officeDocument/2006/relationships" xmlns:m="http://schemas.openxmlformats.org/officeDocument/2006/math" xmlns:v="urn:schemas-microsoft-com:vml" xmlns:wp14="http://schemas.microsoft.com/office/word/2010/wordprocessingDrawing" xmlns:wp="http://schemas.openxmlformats.org/drawingml/2006/wordprocessingDrawing" xmlns:w10="urn:schemas-microsoft-com:office:word" xmlns:w="http://schemas.openxmlformats.org/wordprocessingml/2006/main" xmlns:w14="http://schemas.microsoft.com/office/word/2010/wordml" xmlns:w15="http://schemas.microsoft.com/office/word/2012/wordml" xmlns:w16cex="http://schemas.microsoft.com/office/word/2018/wordml/cex" xmlns:w16cid="http://schemas.microsoft.com/office/word/2016/wordml/cid" xmlns:w16="http://schemas.microsoft.com/office/word/2018/wordml" xmlns:w16du="http://schemas.microsoft.com/office/word/2023/wordml/word16du" xmlns:w16sdtdh="http://schemas.microsoft.com/office/word/2020/wordml/sdtdatahash" xmlns:w16sdtfl="http://schemas.microsoft.com/office/word/2024/wordml/sdtformatlock" xmlns:w16se="http://schemas.microsoft.com/office/word/2015/wordml/symex" xmlns:wpg="http://schemas.microsoft.com/office/word/2010/wordprocessingGroup" xmlns:wpi="http://schemas.microsoft.com/office/word/2010/wordprocessingInk" xmlns:wne="http://schemas.microsoft.com/office/word/2006/wordml" xmlns:wps="http://schemas.microsoft.com/office/word/2010/wordprocessingShape" mc:Ignorable="w14 w15 w16se w16cid w16 w16cex w16sdtdh w16sdtfl w16du wp14">
+<w:document xmlns:wpc="http://schemas.microsoft.com/office/word/2010/wordprocessingCanvas" xmlns:cx="http://schemas.microsoft.com/office/drawing/2014/chartex" xmlns:cx1="http://schemas.microsoft.com/office/drawing/2015/9/8/chartex" xmlns:cx2="http://schemas.microsoft.com/office/drawing/2015/10/21/chartex" xmlns:cx3="http://schemas.microsoft.com/office/drawing/2016/5/9/chartex" xmlns:cx4="http://schemas.microsoft.com/office/drawing/2016/5/10/chartex" xmlns:cx5="http://schemas.microsoft.com/office/drawing/2016/5/11/chartex" xmlns:cx6="http://schemas.microsoft.com/office/drawing/2016/5/12/chartex" xmlns:cx7="http://schemas.microsoft.com/office/drawing/2016/5/13/chartex" xmlns:cx8="http://schemas.microsoft.com/office/drawing/2016/5/14/chartex" xmlns:mc="http://schemas.openxmlformats.org/markup-compatibility/2006" xmlns:aink="http://schemas.microsoft.com/office/drawing/2016/ink" xmlns:am3d="http://schemas.microsoft.com/office/drawing/2017/model3d" xmlns:o="urn:schemas-microsoft-com:office:office" xmlns:r="http://schemas.openxmlformats.org/officeDocument/2006/relationships" xmlns:m="http://schemas.openxmlformats.org/officeDocument/2006/math" xmlns:v="urn:schemas-microsoft-com:vml" xmlns:wp14="http://schemas.microsoft.com/office/word/2010/wordprocessingDrawing" xmlns:wp="http://schemas.openxmlformats.org/drawingml/2006/wordprocessingDrawing" xmlns:w10="urn:schemas-microsoft-com:office:word" xmlns:w="http://schemas.openxmlformats.org/wordprocessingml/2006/main" xmlns:w14="http://schemas.microsoft.com/office/word/2010/wordml" xmlns:w15="http://schemas.microsoft.com/office/word/2012/wordml" xmlns:w16cex="http://schemas.microsoft.com/office/word/2018/wordml/cex" xmlns:w16cid="http://schemas.microsoft.com/office/word/2016/wordml/cid" xmlns:w16="http://schemas.microsoft.com/office/word/2018/wordml" xmlns:w16sdtdh="http://schemas.microsoft.com/office/word/2020/wordml/sdtdatahash" xmlns:w16se="http://schemas.microsoft.com/office/word/2015/wordml/symex" xmlns:wpg="http://schemas.microsoft.com/office/word/2010/wordprocessingGroup" xmlns:wpi="http://schemas.microsoft.com/office/word/2010/wordprocessingInk" xmlns:wne="http://schemas.microsoft.com/office/word/2006/wordml" xmlns:wps="http://schemas.microsoft.com/office/word/2010/wordprocessingShape" mc:Ignorable="w14 w15 w16se w16cid w16 w16cex w16sdtdh wp14">
   <w:body>
     <w:p>
       <w:pPr>
@@ -129,7 +129,7 @@
     </w:p>
     <w:tbl>
       <w:tblPr>
-        <w:tblStyle w:val="TableGrid"/>
+        <w:tblStyle w:val="ac"/>
         <w:tblW w:w="0" w:type="auto"/>
         <w:jc w:val="center"/>
         <w:tblLayout w:type="fixed"/>
@@ -1654,6 +1654,8 @@
       <w:pPr>
         <w:rPr>
           <w:rFonts w:ascii="Times New Roman" w:hAnsi="Times New Roman" w:cs="Times New Roman"/>
+          <w:b/>
+          <w:bCs/>
           <w:sz w:val="26"/>
           <w:szCs w:val="26"/>
           <w:lang w:val="ru-RU"/>
@@ -1662,12 +1664,102 @@
       <w:r>
         <w:rPr>
           <w:rFonts w:ascii="Times New Roman" w:hAnsi="Times New Roman" w:cs="Times New Roman"/>
+          <w:b/>
+          <w:bCs/>
           <w:sz w:val="26"/>
           <w:szCs w:val="26"/>
           <w:lang w:val="ru-RU"/>
         </w:rPr>
         <w:lastRenderedPageBreak/>
         <w:t>Задание 2</w:t>
+      </w:r>
+      <w:r>
+        <w:rPr>
+          <w:rFonts w:ascii="Times New Roman" w:hAnsi="Times New Roman" w:cs="Times New Roman"/>
+          <w:b/>
+          <w:bCs/>
+          <w:sz w:val="26"/>
+          <w:szCs w:val="26"/>
+          <w:lang w:val="ru-RU"/>
+        </w:rPr>
+        <w:t xml:space="preserve">. Логика флагов </w:t>
+      </w:r>
+      <w:r>
+        <w:rPr>
+          <w:rFonts w:ascii="Times New Roman" w:hAnsi="Times New Roman" w:cs="Times New Roman"/>
+          <w:b/>
+          <w:bCs/>
+          <w:sz w:val="26"/>
+          <w:szCs w:val="26"/>
+          <w:lang w:val="en-US"/>
+        </w:rPr>
+        <w:t>Z</w:t>
+      </w:r>
+      <w:r>
+        <w:rPr>
+          <w:rFonts w:ascii="Times New Roman" w:hAnsi="Times New Roman" w:cs="Times New Roman"/>
+          <w:b/>
+          <w:bCs/>
+          <w:sz w:val="26"/>
+          <w:szCs w:val="26"/>
+          <w:lang w:val="ru-RU"/>
+        </w:rPr>
+        <w:t xml:space="preserve">, </w:t>
+      </w:r>
+      <w:r>
+        <w:rPr>
+          <w:rFonts w:ascii="Times New Roman" w:hAnsi="Times New Roman" w:cs="Times New Roman"/>
+          <w:b/>
+          <w:bCs/>
+          <w:sz w:val="26"/>
+          <w:szCs w:val="26"/>
+          <w:lang w:val="en-US"/>
+        </w:rPr>
+        <w:t>N</w:t>
+      </w:r>
+      <w:r>
+        <w:rPr>
+          <w:rFonts w:ascii="Times New Roman" w:hAnsi="Times New Roman" w:cs="Times New Roman"/>
+          <w:b/>
+          <w:bCs/>
+          <w:sz w:val="26"/>
+          <w:szCs w:val="26"/>
+          <w:lang w:val="ru-RU"/>
+        </w:rPr>
+        <w:t xml:space="preserve">, </w:t>
+      </w:r>
+      <w:r>
+        <w:rPr>
+          <w:rFonts w:ascii="Times New Roman" w:hAnsi="Times New Roman" w:cs="Times New Roman"/>
+          <w:b/>
+          <w:bCs/>
+          <w:sz w:val="26"/>
+          <w:szCs w:val="26"/>
+          <w:lang w:val="en-US"/>
+        </w:rPr>
+        <w:t>C</w:t>
+      </w:r>
+      <w:r>
+        <w:rPr>
+          <w:rFonts w:ascii="Times New Roman" w:hAnsi="Times New Roman" w:cs="Times New Roman"/>
+          <w:b/>
+          <w:bCs/>
+          <w:sz w:val="26"/>
+          <w:szCs w:val="26"/>
+          <w:lang w:val="ru-RU"/>
+        </w:rPr>
+        <w:t xml:space="preserve">, </w:t>
+      </w:r>
+      <w:r>
+        <w:rPr>
+          <w:rFonts w:ascii="Times New Roman" w:hAnsi="Times New Roman" w:cs="Times New Roman"/>
+          <w:b/>
+          <w:bCs/>
+          <w:sz w:val="26"/>
+          <w:szCs w:val="26"/>
+          <w:lang w:val="en-US"/>
+        </w:rPr>
+        <w:t>V</w:t>
       </w:r>
     </w:p>
     <w:p>
@@ -1726,7 +1818,7 @@
     </w:p>
     <w:tbl>
       <w:tblPr>
-        <w:tblStyle w:val="TableGrid"/>
+        <w:tblStyle w:val="ac"/>
         <w:tblW w:w="0" w:type="auto"/>
         <w:jc w:val="center"/>
         <w:tblLayout w:type="fixed"/>
@@ -3034,6 +3126,8 @@
       <w:pPr>
         <w:rPr>
           <w:rFonts w:ascii="Times New Roman" w:hAnsi="Times New Roman" w:cs="Times New Roman"/>
+          <w:b/>
+          <w:bCs/>
           <w:sz w:val="26"/>
           <w:szCs w:val="26"/>
           <w:lang w:val="ru-RU"/>
@@ -3042,11 +3136,35 @@
       <w:r>
         <w:rPr>
           <w:rFonts w:ascii="Times New Roman" w:hAnsi="Times New Roman" w:cs="Times New Roman"/>
+          <w:b/>
+          <w:bCs/>
           <w:sz w:val="26"/>
           <w:szCs w:val="26"/>
           <w:lang w:val="ru-RU"/>
         </w:rPr>
         <w:t>Задание 3</w:t>
+      </w:r>
+      <w:r>
+        <w:rPr>
+          <w:rFonts w:ascii="Times New Roman" w:hAnsi="Times New Roman" w:cs="Times New Roman"/>
+          <w:b/>
+          <w:bCs/>
+          <w:sz w:val="26"/>
+          <w:szCs w:val="26"/>
+          <w:lang w:val="ru-RU"/>
+        </w:rPr>
+        <w:t xml:space="preserve">. Логические операции и сравнение </w:t>
+      </w:r>
+      <w:r>
+        <w:rPr>
+          <w:rFonts w:ascii="Times New Roman" w:hAnsi="Times New Roman" w:cs="Times New Roman"/>
+          <w:b/>
+          <w:bCs/>
+          <w:sz w:val="26"/>
+          <w:szCs w:val="26"/>
+          <w:lang w:val="en-US"/>
+        </w:rPr>
+        <w:t>SLT</w:t>
       </w:r>
     </w:p>
     <w:p>
@@ -3061,6 +3179,7 @@
       <w:r>
         <w:rPr>
           <w:rFonts w:ascii="Times New Roman" w:hAnsi="Times New Roman" w:cs="Times New Roman"/>
+          <w:noProof/>
           <w:sz w:val="26"/>
           <w:szCs w:val="26"/>
           <w:lang w:val="en-US"/>
@@ -3104,7 +3223,7 @@
     </w:p>
     <w:tbl>
       <w:tblPr>
-        <w:tblStyle w:val="TableGrid"/>
+        <w:tblStyle w:val="ac"/>
         <w:tblW w:w="0" w:type="auto"/>
         <w:jc w:val="center"/>
         <w:tblLayout w:type="fixed"/>
@@ -4013,6 +4132,8 @@
       <w:pPr>
         <w:rPr>
           <w:rFonts w:ascii="Times New Roman" w:hAnsi="Times New Roman" w:cs="Times New Roman"/>
+          <w:b/>
+          <w:bCs/>
           <w:sz w:val="26"/>
           <w:szCs w:val="26"/>
           <w:lang w:val="ru-RU"/>
@@ -4021,11 +4142,35 @@
       <w:r>
         <w:rPr>
           <w:rFonts w:ascii="Times New Roman" w:hAnsi="Times New Roman" w:cs="Times New Roman"/>
+          <w:b/>
+          <w:bCs/>
           <w:sz w:val="26"/>
           <w:szCs w:val="26"/>
           <w:lang w:val="ru-RU"/>
         </w:rPr>
         <w:t>Задание 4</w:t>
+      </w:r>
+      <w:r>
+        <w:rPr>
+          <w:rFonts w:ascii="Times New Roman" w:hAnsi="Times New Roman" w:cs="Times New Roman"/>
+          <w:b/>
+          <w:bCs/>
+          <w:sz w:val="26"/>
+          <w:szCs w:val="26"/>
+          <w:lang w:val="ru-RU"/>
+        </w:rPr>
+        <w:t xml:space="preserve">. Выбор операции: мультиплексор и логика </w:t>
+      </w:r>
+      <w:r>
+        <w:rPr>
+          <w:rFonts w:ascii="Times New Roman" w:hAnsi="Times New Roman" w:cs="Times New Roman"/>
+          <w:b/>
+          <w:bCs/>
+          <w:sz w:val="26"/>
+          <w:szCs w:val="26"/>
+          <w:lang w:val="en-US"/>
+        </w:rPr>
+        <w:t>Sub</w:t>
       </w:r>
     </w:p>
     <w:p>
@@ -4040,6 +4185,7 @@
       <w:r>
         <w:rPr>
           <w:rFonts w:ascii="Times New Roman" w:hAnsi="Times New Roman" w:cs="Times New Roman"/>
+          <w:noProof/>
           <w:sz w:val="26"/>
           <w:szCs w:val="26"/>
           <w:lang w:val="ru-RU"/>
@@ -4083,7 +4229,7 @@
     </w:p>
     <w:tbl>
       <w:tblPr>
-        <w:tblStyle w:val="TableGrid"/>
+        <w:tblStyle w:val="ac"/>
         <w:tblW w:w="0" w:type="auto"/>
         <w:jc w:val="center"/>
         <w:tblLayout w:type="fixed"/>
@@ -5023,6 +5169,8 @@
       <w:pPr>
         <w:rPr>
           <w:rFonts w:ascii="Times New Roman" w:hAnsi="Times New Roman" w:cs="Times New Roman"/>
+          <w:b/>
+          <w:bCs/>
           <w:sz w:val="26"/>
           <w:szCs w:val="26"/>
           <w:lang w:val="ru-RU"/>
@@ -5031,41 +5179,53 @@
       <w:r>
         <w:rPr>
           <w:rFonts w:ascii="Times New Roman" w:hAnsi="Times New Roman" w:cs="Times New Roman"/>
+          <w:b/>
+          <w:bCs/>
           <w:sz w:val="26"/>
           <w:szCs w:val="26"/>
           <w:lang w:val="ru-RU"/>
         </w:rPr>
         <w:t>Задание 5</w:t>
+      </w:r>
+      <w:r>
+        <w:rPr>
+          <w:rFonts w:ascii="Times New Roman" w:hAnsi="Times New Roman" w:cs="Times New Roman"/>
+          <w:b/>
+          <w:bCs/>
+          <w:sz w:val="26"/>
+          <w:szCs w:val="26"/>
+          <w:lang w:val="ru-RU"/>
+        </w:rPr>
+        <w:t>. Проверка АЛУ на своих наборах</w:t>
       </w:r>
     </w:p>
     <w:tbl>
       <w:tblPr>
-        <w:tblStyle w:val="TableGrid"/>
-        <w:tblW w:w="9306" w:type="dxa"/>
+        <w:tblStyle w:val="ac"/>
+        <w:tblW w:w="0" w:type="auto"/>
         <w:jc w:val="center"/>
         <w:tblLayout w:type="fixed"/>
         <w:tblLook w:val="04A0" w:firstRow="1" w:lastRow="0" w:firstColumn="1" w:lastColumn="0" w:noHBand="0" w:noVBand="1"/>
       </w:tblPr>
       <w:tblGrid>
-        <w:gridCol w:w="750"/>
-        <w:gridCol w:w="1502"/>
-        <w:gridCol w:w="1201"/>
-        <w:gridCol w:w="1201"/>
-        <w:gridCol w:w="1652"/>
-        <w:gridCol w:w="750"/>
-        <w:gridCol w:w="750"/>
-        <w:gridCol w:w="750"/>
-        <w:gridCol w:w="750"/>
+        <w:gridCol w:w="813"/>
+        <w:gridCol w:w="1627"/>
+        <w:gridCol w:w="1301"/>
+        <w:gridCol w:w="1301"/>
+        <w:gridCol w:w="1789"/>
+        <w:gridCol w:w="813"/>
+        <w:gridCol w:w="813"/>
+        <w:gridCol w:w="813"/>
+        <w:gridCol w:w="813"/>
       </w:tblGrid>
       <w:tr>
         <w:trPr>
-          <w:trHeight w:val="223"/>
           <w:tblHeader/>
           <w:jc w:val="center"/>
         </w:trPr>
         <w:tc>
           <w:tcPr>
-            <w:tcW w:w="750" w:type="dxa"/>
+            <w:tcW w:w="813" w:type="dxa"/>
             <w:shd w:val="clear" w:color="auto" w:fill="EFEFEF"/>
           </w:tcPr>
           <w:p>
@@ -5087,7 +5247,7 @@
         </w:tc>
         <w:tc>
           <w:tcPr>
-            <w:tcW w:w="1502" w:type="dxa"/>
+            <w:tcW w:w="1627" w:type="dxa"/>
             <w:shd w:val="clear" w:color="auto" w:fill="EFEFEF"/>
           </w:tcPr>
           <w:p>
@@ -5108,7 +5268,7 @@
         </w:tc>
         <w:tc>
           <w:tcPr>
-            <w:tcW w:w="1201" w:type="dxa"/>
+            <w:tcW w:w="1301" w:type="dxa"/>
             <w:shd w:val="clear" w:color="auto" w:fill="EFEFEF"/>
           </w:tcPr>
           <w:p>
@@ -5129,7 +5289,7 @@
         </w:tc>
         <w:tc>
           <w:tcPr>
-            <w:tcW w:w="1201" w:type="dxa"/>
+            <w:tcW w:w="1301" w:type="dxa"/>
             <w:shd w:val="clear" w:color="auto" w:fill="EFEFEF"/>
           </w:tcPr>
           <w:p>
@@ -5150,7 +5310,7 @@
         </w:tc>
         <w:tc>
           <w:tcPr>
-            <w:tcW w:w="1652" w:type="dxa"/>
+            <w:tcW w:w="1789" w:type="dxa"/>
             <w:shd w:val="clear" w:color="auto" w:fill="EFEFEF"/>
           </w:tcPr>
           <w:p>
@@ -5159,6 +5319,7 @@
               <w:spacing w:before="20" w:after="20" w:line="252" w:lineRule="auto"/>
               <w:jc w:val="center"/>
             </w:pPr>
+            <w:proofErr w:type="spellStart"/>
             <w:r>
               <w:rPr>
                 <w:rFonts w:ascii="Arial" w:eastAsia="Arial" w:hAnsi="Arial" w:cs="Arial"/>
@@ -5167,11 +5328,12 @@
               </w:rPr>
               <w:t>Результат</w:t>
             </w:r>
-          </w:p>
-        </w:tc>
-        <w:tc>
-          <w:tcPr>
-            <w:tcW w:w="750" w:type="dxa"/>
+            <w:proofErr w:type="spellEnd"/>
+          </w:p>
+        </w:tc>
+        <w:tc>
+          <w:tcPr>
+            <w:tcW w:w="813" w:type="dxa"/>
             <w:shd w:val="clear" w:color="auto" w:fill="EFEFEF"/>
           </w:tcPr>
           <w:p>
@@ -5192,7 +5354,7 @@
         </w:tc>
         <w:tc>
           <w:tcPr>
-            <w:tcW w:w="750" w:type="dxa"/>
+            <w:tcW w:w="813" w:type="dxa"/>
             <w:shd w:val="clear" w:color="auto" w:fill="EFEFEF"/>
           </w:tcPr>
           <w:p>
@@ -5213,7 +5375,7 @@
         </w:tc>
         <w:tc>
           <w:tcPr>
-            <w:tcW w:w="750" w:type="dxa"/>
+            <w:tcW w:w="813" w:type="dxa"/>
             <w:shd w:val="clear" w:color="auto" w:fill="EFEFEF"/>
           </w:tcPr>
           <w:p>
@@ -5234,7 +5396,7 @@
         </w:tc>
         <w:tc>
           <w:tcPr>
-            <w:tcW w:w="750" w:type="dxa"/>
+            <w:tcW w:w="813" w:type="dxa"/>
             <w:shd w:val="clear" w:color="auto" w:fill="EFEFEF"/>
           </w:tcPr>
           <w:p>
@@ -5256,12 +5418,11 @@
       </w:tr>
       <w:tr>
         <w:trPr>
-          <w:trHeight w:val="248"/>
           <w:jc w:val="center"/>
         </w:trPr>
         <w:tc>
           <w:tcPr>
-            <w:tcW w:w="750" w:type="dxa"/>
+            <w:tcW w:w="813" w:type="dxa"/>
           </w:tcPr>
           <w:p>
             <w:pPr>
@@ -5280,7 +5441,7 @@
         </w:tc>
         <w:tc>
           <w:tcPr>
-            <w:tcW w:w="1502" w:type="dxa"/>
+            <w:tcW w:w="1627" w:type="dxa"/>
           </w:tcPr>
           <w:p>
             <w:pPr>
@@ -5299,7 +5460,7 @@
         </w:tc>
         <w:tc>
           <w:tcPr>
-            <w:tcW w:w="1201" w:type="dxa"/>
+            <w:tcW w:w="1301" w:type="dxa"/>
           </w:tcPr>
           <w:p>
             <w:pPr>
@@ -5318,7 +5479,7 @@
         </w:tc>
         <w:tc>
           <w:tcPr>
-            <w:tcW w:w="1201" w:type="dxa"/>
+            <w:tcW w:w="1301" w:type="dxa"/>
           </w:tcPr>
           <w:p>
             <w:pPr>
@@ -5337,73 +5498,117 @@
         </w:tc>
         <w:tc>
           <w:tcPr>
-            <w:tcW w:w="1652" w:type="dxa"/>
+            <w:tcW w:w="1789" w:type="dxa"/>
           </w:tcPr>
           <w:p>
             <w:pPr>
               <w:keepNext/>
               <w:spacing w:before="8" w:after="8" w:line="252" w:lineRule="auto"/>
               <w:jc w:val="center"/>
-            </w:pPr>
-          </w:p>
-        </w:tc>
-        <w:tc>
-          <w:tcPr>
-            <w:tcW w:w="750" w:type="dxa"/>
+              <w:rPr>
+                <w:lang w:val="ru-RU"/>
+              </w:rPr>
+            </w:pPr>
+            <w:r>
+              <w:rPr>
+                <w:lang w:val="ru-RU"/>
+              </w:rPr>
+              <w:t>1000</w:t>
+            </w:r>
+          </w:p>
+        </w:tc>
+        <w:tc>
+          <w:tcPr>
+            <w:tcW w:w="813" w:type="dxa"/>
           </w:tcPr>
           <w:p>
             <w:pPr>
               <w:keepNext/>
               <w:spacing w:before="8" w:after="8" w:line="252" w:lineRule="auto"/>
               <w:jc w:val="center"/>
-            </w:pPr>
-          </w:p>
-        </w:tc>
-        <w:tc>
-          <w:tcPr>
-            <w:tcW w:w="750" w:type="dxa"/>
+              <w:rPr>
+                <w:lang w:val="ru-RU"/>
+              </w:rPr>
+            </w:pPr>
+            <w:r>
+              <w:rPr>
+                <w:lang w:val="ru-RU"/>
+              </w:rPr>
+              <w:t>0</w:t>
+            </w:r>
+          </w:p>
+        </w:tc>
+        <w:tc>
+          <w:tcPr>
+            <w:tcW w:w="813" w:type="dxa"/>
           </w:tcPr>
           <w:p>
             <w:pPr>
               <w:keepNext/>
               <w:spacing w:before="8" w:after="8" w:line="252" w:lineRule="auto"/>
               <w:jc w:val="center"/>
-            </w:pPr>
-          </w:p>
-        </w:tc>
-        <w:tc>
-          <w:tcPr>
-            <w:tcW w:w="750" w:type="dxa"/>
+              <w:rPr>
+                <w:lang w:val="ru-RU"/>
+              </w:rPr>
+            </w:pPr>
+            <w:r>
+              <w:rPr>
+                <w:lang w:val="ru-RU"/>
+              </w:rPr>
+              <w:t>1</w:t>
+            </w:r>
+          </w:p>
+        </w:tc>
+        <w:tc>
+          <w:tcPr>
+            <w:tcW w:w="813" w:type="dxa"/>
           </w:tcPr>
           <w:p>
             <w:pPr>
               <w:keepNext/>
               <w:spacing w:before="8" w:after="8" w:line="252" w:lineRule="auto"/>
               <w:jc w:val="center"/>
-            </w:pPr>
-          </w:p>
-        </w:tc>
-        <w:tc>
-          <w:tcPr>
-            <w:tcW w:w="750" w:type="dxa"/>
+              <w:rPr>
+                <w:lang w:val="ru-RU"/>
+              </w:rPr>
+            </w:pPr>
+            <w:r>
+              <w:rPr>
+                <w:lang w:val="ru-RU"/>
+              </w:rPr>
+              <w:t>0</w:t>
+            </w:r>
+          </w:p>
+        </w:tc>
+        <w:tc>
+          <w:tcPr>
+            <w:tcW w:w="813" w:type="dxa"/>
           </w:tcPr>
           <w:p>
             <w:pPr>
               <w:keepNext/>
               <w:spacing w:before="8" w:after="8" w:line="252" w:lineRule="auto"/>
               <w:jc w:val="center"/>
-            </w:pPr>
+              <w:rPr>
+                <w:lang w:val="ru-RU"/>
+              </w:rPr>
+            </w:pPr>
+            <w:r>
+              <w:rPr>
+                <w:lang w:val="ru-RU"/>
+              </w:rPr>
+              <w:t>1</w:t>
+            </w:r>
           </w:p>
         </w:tc>
       </w:tr>
       <w:tr>
         <w:trPr>
-          <w:trHeight w:val="248"/>
           <w:jc w:val="center"/>
         </w:trPr>
         <w:tc>
           <w:tcPr>
-            <w:tcW w:w="750" w:type="dxa"/>
+            <w:tcW w:w="813" w:type="dxa"/>
           </w:tcPr>
           <w:p>
             <w:pPr>
@@ -5422,7 +5627,7 @@
         </w:tc>
         <w:tc>
           <w:tcPr>
-            <w:tcW w:w="1502" w:type="dxa"/>
+            <w:tcW w:w="1627" w:type="dxa"/>
           </w:tcPr>
           <w:p>
             <w:pPr>
@@ -5441,7 +5646,7 @@
         </w:tc>
         <w:tc>
           <w:tcPr>
-            <w:tcW w:w="1201" w:type="dxa"/>
+            <w:tcW w:w="1301" w:type="dxa"/>
           </w:tcPr>
           <w:p>
             <w:pPr>
@@ -5460,7 +5665,7 @@
         </w:tc>
         <w:tc>
           <w:tcPr>
-            <w:tcW w:w="1201" w:type="dxa"/>
+            <w:tcW w:w="1301" w:type="dxa"/>
           </w:tcPr>
           <w:p>
             <w:pPr>
@@ -5479,19 +5684,31 @@
         </w:tc>
         <w:tc>
           <w:tcPr>
-            <w:tcW w:w="1652" w:type="dxa"/>
+            <w:tcW w:w="1789" w:type="dxa"/>
           </w:tcPr>
           <w:p>
             <w:pPr>
               <w:keepNext/>
               <w:spacing w:before="8" w:after="8" w:line="252" w:lineRule="auto"/>
               <w:jc w:val="center"/>
-            </w:pPr>
-          </w:p>
-        </w:tc>
-        <w:tc>
-          <w:tcPr>
-            <w:tcW w:w="750" w:type="dxa"/>
+              <w:rPr>
+                <w:b/>
+                <w:bCs/>
+              </w:rPr>
+            </w:pPr>
+            <w:r>
+              <w:rPr>
+                <w:rStyle w:val="ad"/>
+                <w:b w:val="0"/>
+                <w:bCs w:val="0"/>
+              </w:rPr>
+              <w:t>1101</w:t>
+            </w:r>
+          </w:p>
+        </w:tc>
+        <w:tc>
+          <w:tcPr>
+            <w:tcW w:w="813" w:type="dxa"/>
           </w:tcPr>
           <w:p>
             <w:pPr>
@@ -5499,53 +5716,85 @@
               <w:spacing w:before="8" w:after="8" w:line="252" w:lineRule="auto"/>
               <w:jc w:val="center"/>
             </w:pPr>
-          </w:p>
-        </w:tc>
-        <w:tc>
-          <w:tcPr>
-            <w:tcW w:w="750" w:type="dxa"/>
+            <w:r>
+              <w:rPr>
+                <w:lang w:val="ru-RU"/>
+              </w:rPr>
+              <w:t>0</w:t>
+            </w:r>
+          </w:p>
+        </w:tc>
+        <w:tc>
+          <w:tcPr>
+            <w:tcW w:w="813" w:type="dxa"/>
           </w:tcPr>
           <w:p>
             <w:pPr>
               <w:keepNext/>
               <w:spacing w:before="8" w:after="8" w:line="252" w:lineRule="auto"/>
               <w:jc w:val="center"/>
-            </w:pPr>
-          </w:p>
-        </w:tc>
-        <w:tc>
-          <w:tcPr>
-            <w:tcW w:w="750" w:type="dxa"/>
+              <w:rPr>
+                <w:lang w:val="ru-RU"/>
+              </w:rPr>
+            </w:pPr>
+            <w:r>
+              <w:rPr>
+                <w:lang w:val="ru-RU"/>
+              </w:rPr>
+              <w:t>1</w:t>
+            </w:r>
+          </w:p>
+        </w:tc>
+        <w:tc>
+          <w:tcPr>
+            <w:tcW w:w="813" w:type="dxa"/>
           </w:tcPr>
           <w:p>
             <w:pPr>
               <w:keepNext/>
               <w:spacing w:before="8" w:after="8" w:line="252" w:lineRule="auto"/>
               <w:jc w:val="center"/>
-            </w:pPr>
-          </w:p>
-        </w:tc>
-        <w:tc>
-          <w:tcPr>
-            <w:tcW w:w="750" w:type="dxa"/>
+              <w:rPr>
+                <w:lang w:val="ru-RU"/>
+              </w:rPr>
+            </w:pPr>
+            <w:r>
+              <w:rPr>
+                <w:lang w:val="ru-RU"/>
+              </w:rPr>
+              <w:t>0</w:t>
+            </w:r>
+          </w:p>
+        </w:tc>
+        <w:tc>
+          <w:tcPr>
+            <w:tcW w:w="813" w:type="dxa"/>
           </w:tcPr>
           <w:p>
             <w:pPr>
               <w:keepNext/>
               <w:spacing w:before="8" w:after="8" w:line="252" w:lineRule="auto"/>
               <w:jc w:val="center"/>
-            </w:pPr>
+              <w:rPr>
+                <w:lang w:val="ru-RU"/>
+              </w:rPr>
+            </w:pPr>
+            <w:r>
+              <w:rPr>
+                <w:lang w:val="ru-RU"/>
+              </w:rPr>
+              <w:t>0</w:t>
+            </w:r>
           </w:p>
         </w:tc>
       </w:tr>
       <w:tr>
         <w:trPr>
-          <w:trHeight w:val="239"/>
           <w:jc w:val="center"/>
         </w:trPr>
         <w:tc>
           <w:tcPr>
-            <w:tcW w:w="750" w:type="dxa"/>
+            <w:tcW w:w="813" w:type="dxa"/>
           </w:tcPr>
           <w:p>
             <w:pPr>
@@ -5564,7 +5813,7 @@
         </w:tc>
         <w:tc>
           <w:tcPr>
-            <w:tcW w:w="1502" w:type="dxa"/>
+            <w:tcW w:w="1627" w:type="dxa"/>
           </w:tcPr>
           <w:p>
             <w:pPr>
@@ -5583,7 +5832,7 @@
         </w:tc>
         <w:tc>
           <w:tcPr>
-            <w:tcW w:w="1201" w:type="dxa"/>
+            <w:tcW w:w="1301" w:type="dxa"/>
           </w:tcPr>
           <w:p>
             <w:pPr>
@@ -5602,7 +5851,7 @@
         </w:tc>
         <w:tc>
           <w:tcPr>
-            <w:tcW w:w="1201" w:type="dxa"/>
+            <w:tcW w:w="1301" w:type="dxa"/>
           </w:tcPr>
           <w:p>
             <w:pPr>
@@ -5621,7 +5870,7 @@
         </w:tc>
         <w:tc>
           <w:tcPr>
-            <w:tcW w:w="1652" w:type="dxa"/>
+            <w:tcW w:w="1789" w:type="dxa"/>
           </w:tcPr>
           <w:p>
             <w:pPr>
@@ -5629,11 +5878,14 @@
               <w:spacing w:before="8" w:after="8" w:line="252" w:lineRule="auto"/>
               <w:jc w:val="center"/>
             </w:pPr>
-          </w:p>
-        </w:tc>
-        <w:tc>
-          <w:tcPr>
-            <w:tcW w:w="750" w:type="dxa"/>
+            <w:r>
+              <w:t>0111</w:t>
+            </w:r>
+          </w:p>
+        </w:tc>
+        <w:tc>
+          <w:tcPr>
+            <w:tcW w:w="813" w:type="dxa"/>
           </w:tcPr>
           <w:p>
             <w:pPr>
@@ -5641,53 +5893,85 @@
               <w:spacing w:before="8" w:after="8" w:line="252" w:lineRule="auto"/>
               <w:jc w:val="center"/>
             </w:pPr>
-          </w:p>
-        </w:tc>
-        <w:tc>
-          <w:tcPr>
-            <w:tcW w:w="750" w:type="dxa"/>
+            <w:r>
+              <w:rPr>
+                <w:lang w:val="ru-RU"/>
+              </w:rPr>
+              <w:t>0</w:t>
+            </w:r>
+          </w:p>
+        </w:tc>
+        <w:tc>
+          <w:tcPr>
+            <w:tcW w:w="813" w:type="dxa"/>
           </w:tcPr>
           <w:p>
             <w:pPr>
               <w:keepNext/>
               <w:spacing w:before="8" w:after="8" w:line="252" w:lineRule="auto"/>
               <w:jc w:val="center"/>
-            </w:pPr>
-          </w:p>
-        </w:tc>
-        <w:tc>
-          <w:tcPr>
-            <w:tcW w:w="750" w:type="dxa"/>
+              <w:rPr>
+                <w:lang w:val="ru-RU"/>
+              </w:rPr>
+            </w:pPr>
+            <w:r>
+              <w:rPr>
+                <w:lang w:val="ru-RU"/>
+              </w:rPr>
+              <w:t>0</w:t>
+            </w:r>
+          </w:p>
+        </w:tc>
+        <w:tc>
+          <w:tcPr>
+            <w:tcW w:w="813" w:type="dxa"/>
           </w:tcPr>
           <w:p>
             <w:pPr>
               <w:keepNext/>
               <w:spacing w:before="8" w:after="8" w:line="252" w:lineRule="auto"/>
               <w:jc w:val="center"/>
-            </w:pPr>
-          </w:p>
-        </w:tc>
-        <w:tc>
-          <w:tcPr>
-            <w:tcW w:w="750" w:type="dxa"/>
+              <w:rPr>
+                <w:lang w:val="ru-RU"/>
+              </w:rPr>
+            </w:pPr>
+            <w:r>
+              <w:rPr>
+                <w:lang w:val="ru-RU"/>
+              </w:rPr>
+              <w:t>1</w:t>
+            </w:r>
+          </w:p>
+        </w:tc>
+        <w:tc>
+          <w:tcPr>
+            <w:tcW w:w="813" w:type="dxa"/>
           </w:tcPr>
           <w:p>
             <w:pPr>
               <w:keepNext/>
               <w:spacing w:before="8" w:after="8" w:line="252" w:lineRule="auto"/>
               <w:jc w:val="center"/>
-            </w:pPr>
+              <w:rPr>
+                <w:lang w:val="ru-RU"/>
+              </w:rPr>
+            </w:pPr>
+            <w:r>
+              <w:rPr>
+                <w:lang w:val="ru-RU"/>
+              </w:rPr>
+              <w:t>1</w:t>
+            </w:r>
           </w:p>
         </w:tc>
       </w:tr>
       <w:tr>
         <w:trPr>
-          <w:trHeight w:val="248"/>
           <w:jc w:val="center"/>
         </w:trPr>
         <w:tc>
           <w:tcPr>
-            <w:tcW w:w="750" w:type="dxa"/>
+            <w:tcW w:w="813" w:type="dxa"/>
           </w:tcPr>
           <w:p>
             <w:pPr>
@@ -5706,7 +5990,7 @@
         </w:tc>
         <w:tc>
           <w:tcPr>
-            <w:tcW w:w="1502" w:type="dxa"/>
+            <w:tcW w:w="1627" w:type="dxa"/>
           </w:tcPr>
           <w:p>
             <w:pPr>
@@ -5725,7 +6009,7 @@
         </w:tc>
         <w:tc>
           <w:tcPr>
-            <w:tcW w:w="1201" w:type="dxa"/>
+            <w:tcW w:w="1301" w:type="dxa"/>
           </w:tcPr>
           <w:p>
             <w:pPr>
@@ -5744,7 +6028,7 @@
         </w:tc>
         <w:tc>
           <w:tcPr>
-            <w:tcW w:w="1201" w:type="dxa"/>
+            <w:tcW w:w="1301" w:type="dxa"/>
           </w:tcPr>
           <w:p>
             <w:pPr>
@@ -5763,19 +6047,31 @@
         </w:tc>
         <w:tc>
           <w:tcPr>
-            <w:tcW w:w="1652" w:type="dxa"/>
+            <w:tcW w:w="1789" w:type="dxa"/>
           </w:tcPr>
           <w:p>
             <w:pPr>
               <w:keepNext/>
               <w:spacing w:before="8" w:after="8" w:line="252" w:lineRule="auto"/>
               <w:jc w:val="center"/>
-            </w:pPr>
-          </w:p>
-        </w:tc>
-        <w:tc>
-          <w:tcPr>
-            <w:tcW w:w="750" w:type="dxa"/>
+              <w:rPr>
+                <w:b/>
+                <w:bCs/>
+              </w:rPr>
+            </w:pPr>
+            <w:r>
+              <w:rPr>
+                <w:rStyle w:val="ad"/>
+                <w:b w:val="0"/>
+                <w:bCs w:val="0"/>
+              </w:rPr>
+              <w:t>1000</w:t>
+            </w:r>
+          </w:p>
+        </w:tc>
+        <w:tc>
+          <w:tcPr>
+            <w:tcW w:w="813" w:type="dxa"/>
           </w:tcPr>
           <w:p>
             <w:pPr>
@@ -5783,53 +6079,85 @@
               <w:spacing w:before="8" w:after="8" w:line="252" w:lineRule="auto"/>
               <w:jc w:val="center"/>
             </w:pPr>
-          </w:p>
-        </w:tc>
-        <w:tc>
-          <w:tcPr>
-            <w:tcW w:w="750" w:type="dxa"/>
+            <w:r>
+              <w:rPr>
+                <w:lang w:val="ru-RU"/>
+              </w:rPr>
+              <w:t>0</w:t>
+            </w:r>
+          </w:p>
+        </w:tc>
+        <w:tc>
+          <w:tcPr>
+            <w:tcW w:w="813" w:type="dxa"/>
           </w:tcPr>
           <w:p>
             <w:pPr>
               <w:keepNext/>
               <w:spacing w:before="8" w:after="8" w:line="252" w:lineRule="auto"/>
               <w:jc w:val="center"/>
-            </w:pPr>
-          </w:p>
-        </w:tc>
-        <w:tc>
-          <w:tcPr>
-            <w:tcW w:w="750" w:type="dxa"/>
+              <w:rPr>
+                <w:lang w:val="ru-RU"/>
+              </w:rPr>
+            </w:pPr>
+            <w:r>
+              <w:rPr>
+                <w:lang w:val="ru-RU"/>
+              </w:rPr>
+              <w:t>0</w:t>
+            </w:r>
+          </w:p>
+        </w:tc>
+        <w:tc>
+          <w:tcPr>
+            <w:tcW w:w="813" w:type="dxa"/>
           </w:tcPr>
           <w:p>
             <w:pPr>
               <w:keepNext/>
               <w:spacing w:before="8" w:after="8" w:line="252" w:lineRule="auto"/>
               <w:jc w:val="center"/>
-            </w:pPr>
-          </w:p>
-        </w:tc>
-        <w:tc>
-          <w:tcPr>
-            <w:tcW w:w="750" w:type="dxa"/>
+              <w:rPr>
+                <w:lang w:val="ru-RU"/>
+              </w:rPr>
+            </w:pPr>
+            <w:r>
+              <w:rPr>
+                <w:lang w:val="ru-RU"/>
+              </w:rPr>
+              <w:t>1</w:t>
+            </w:r>
+          </w:p>
+        </w:tc>
+        <w:tc>
+          <w:tcPr>
+            <w:tcW w:w="813" w:type="dxa"/>
           </w:tcPr>
           <w:p>
             <w:pPr>
               <w:keepNext/>
               <w:spacing w:before="8" w:after="8" w:line="252" w:lineRule="auto"/>
               <w:jc w:val="center"/>
-            </w:pPr>
+              <w:rPr>
+                <w:lang w:val="ru-RU"/>
+              </w:rPr>
+            </w:pPr>
+            <w:r>
+              <w:rPr>
+                <w:lang w:val="ru-RU"/>
+              </w:rPr>
+              <w:t>1</w:t>
+            </w:r>
           </w:p>
         </w:tc>
       </w:tr>
       <w:tr>
         <w:trPr>
-          <w:trHeight w:val="248"/>
           <w:jc w:val="center"/>
         </w:trPr>
         <w:tc>
           <w:tcPr>
-            <w:tcW w:w="750" w:type="dxa"/>
+            <w:tcW w:w="813" w:type="dxa"/>
           </w:tcPr>
           <w:p>
             <w:pPr>
@@ -5848,7 +6176,7 @@
         </w:tc>
         <w:tc>
           <w:tcPr>
-            <w:tcW w:w="1502" w:type="dxa"/>
+            <w:tcW w:w="1627" w:type="dxa"/>
           </w:tcPr>
           <w:p>
             <w:pPr>
@@ -5867,7 +6195,7 @@
         </w:tc>
         <w:tc>
           <w:tcPr>
-            <w:tcW w:w="1201" w:type="dxa"/>
+            <w:tcW w:w="1301" w:type="dxa"/>
           </w:tcPr>
           <w:p>
             <w:pPr>
@@ -5886,7 +6214,7 @@
         </w:tc>
         <w:tc>
           <w:tcPr>
-            <w:tcW w:w="1201" w:type="dxa"/>
+            <w:tcW w:w="1301" w:type="dxa"/>
           </w:tcPr>
           <w:p>
             <w:pPr>
@@ -5905,19 +6233,31 @@
         </w:tc>
         <w:tc>
           <w:tcPr>
-            <w:tcW w:w="1652" w:type="dxa"/>
+            <w:tcW w:w="1789" w:type="dxa"/>
           </w:tcPr>
           <w:p>
             <w:pPr>
               <w:keepNext/>
               <w:spacing w:before="8" w:after="8" w:line="252" w:lineRule="auto"/>
               <w:jc w:val="center"/>
-            </w:pPr>
-          </w:p>
-        </w:tc>
-        <w:tc>
-          <w:tcPr>
-            <w:tcW w:w="750" w:type="dxa"/>
+              <w:rPr>
+                <w:b/>
+                <w:bCs/>
+              </w:rPr>
+            </w:pPr>
+            <w:r>
+              <w:rPr>
+                <w:rStyle w:val="ad"/>
+                <w:b w:val="0"/>
+                <w:bCs w:val="0"/>
+              </w:rPr>
+              <w:t>1110</w:t>
+            </w:r>
+          </w:p>
+        </w:tc>
+        <w:tc>
+          <w:tcPr>
+            <w:tcW w:w="813" w:type="dxa"/>
           </w:tcPr>
           <w:p>
             <w:pPr>
@@ -5925,53 +6265,85 @@
               <w:spacing w:before="8" w:after="8" w:line="252" w:lineRule="auto"/>
               <w:jc w:val="center"/>
             </w:pPr>
-          </w:p>
-        </w:tc>
-        <w:tc>
-          <w:tcPr>
-            <w:tcW w:w="750" w:type="dxa"/>
+            <w:r>
+              <w:rPr>
+                <w:lang w:val="ru-RU"/>
+              </w:rPr>
+              <w:t>0</w:t>
+            </w:r>
+          </w:p>
+        </w:tc>
+        <w:tc>
+          <w:tcPr>
+            <w:tcW w:w="813" w:type="dxa"/>
           </w:tcPr>
           <w:p>
             <w:pPr>
               <w:keepNext/>
               <w:spacing w:before="8" w:after="8" w:line="252" w:lineRule="auto"/>
               <w:jc w:val="center"/>
-            </w:pPr>
-          </w:p>
-        </w:tc>
-        <w:tc>
-          <w:tcPr>
-            <w:tcW w:w="750" w:type="dxa"/>
+              <w:rPr>
+                <w:lang w:val="ru-RU"/>
+              </w:rPr>
+            </w:pPr>
+            <w:r>
+              <w:rPr>
+                <w:lang w:val="ru-RU"/>
+              </w:rPr>
+              <w:t>0</w:t>
+            </w:r>
+          </w:p>
+        </w:tc>
+        <w:tc>
+          <w:tcPr>
+            <w:tcW w:w="813" w:type="dxa"/>
           </w:tcPr>
           <w:p>
             <w:pPr>
               <w:keepNext/>
               <w:spacing w:before="8" w:after="8" w:line="252" w:lineRule="auto"/>
               <w:jc w:val="center"/>
-            </w:pPr>
-          </w:p>
-        </w:tc>
-        <w:tc>
-          <w:tcPr>
-            <w:tcW w:w="750" w:type="dxa"/>
+              <w:rPr>
+                <w:lang w:val="ru-RU"/>
+              </w:rPr>
+            </w:pPr>
+            <w:r>
+              <w:rPr>
+                <w:lang w:val="ru-RU"/>
+              </w:rPr>
+              <w:t>1</w:t>
+            </w:r>
+          </w:p>
+        </w:tc>
+        <w:tc>
+          <w:tcPr>
+            <w:tcW w:w="813" w:type="dxa"/>
           </w:tcPr>
           <w:p>
             <w:pPr>
               <w:keepNext/>
               <w:spacing w:before="8" w:after="8" w:line="252" w:lineRule="auto"/>
               <w:jc w:val="center"/>
-            </w:pPr>
+              <w:rPr>
+                <w:lang w:val="ru-RU"/>
+              </w:rPr>
+            </w:pPr>
+            <w:r>
+              <w:rPr>
+                <w:lang w:val="ru-RU"/>
+              </w:rPr>
+              <w:t>1</w:t>
+            </w:r>
           </w:p>
         </w:tc>
       </w:tr>
       <w:tr>
         <w:trPr>
-          <w:trHeight w:val="248"/>
           <w:jc w:val="center"/>
         </w:trPr>
         <w:tc>
           <w:tcPr>
-            <w:tcW w:w="750" w:type="dxa"/>
+            <w:tcW w:w="813" w:type="dxa"/>
           </w:tcPr>
           <w:p>
             <w:pPr>
@@ -5990,7 +6362,7 @@
         </w:tc>
         <w:tc>
           <w:tcPr>
-            <w:tcW w:w="1502" w:type="dxa"/>
+            <w:tcW w:w="1627" w:type="dxa"/>
           </w:tcPr>
           <w:p>
             <w:pPr>
@@ -6009,7 +6381,7 @@
         </w:tc>
         <w:tc>
           <w:tcPr>
-            <w:tcW w:w="1201" w:type="dxa"/>
+            <w:tcW w:w="1301" w:type="dxa"/>
           </w:tcPr>
           <w:p>
             <w:pPr>
@@ -6028,7 +6400,7 @@
         </w:tc>
         <w:tc>
           <w:tcPr>
-            <w:tcW w:w="1201" w:type="dxa"/>
+            <w:tcW w:w="1301" w:type="dxa"/>
           </w:tcPr>
           <w:p>
             <w:pPr>
@@ -6047,7 +6419,7 @@
         </w:tc>
         <w:tc>
           <w:tcPr>
-            <w:tcW w:w="1652" w:type="dxa"/>
+            <w:tcW w:w="1789" w:type="dxa"/>
           </w:tcPr>
           <w:p>
             <w:pPr>
@@ -6055,11 +6427,14 @@
               <w:spacing w:before="8" w:after="8" w:line="252" w:lineRule="auto"/>
               <w:jc w:val="center"/>
             </w:pPr>
-          </w:p>
-        </w:tc>
-        <w:tc>
-          <w:tcPr>
-            <w:tcW w:w="750" w:type="dxa"/>
+            <w:r>
+              <w:t>1010</w:t>
+            </w:r>
+          </w:p>
+        </w:tc>
+        <w:tc>
+          <w:tcPr>
+            <w:tcW w:w="813" w:type="dxa"/>
           </w:tcPr>
           <w:p>
             <w:pPr>
@@ -6067,53 +6442,85 @@
               <w:spacing w:before="8" w:after="8" w:line="252" w:lineRule="auto"/>
               <w:jc w:val="center"/>
             </w:pPr>
-          </w:p>
-        </w:tc>
-        <w:tc>
-          <w:tcPr>
-            <w:tcW w:w="750" w:type="dxa"/>
+            <w:r>
+              <w:rPr>
+                <w:lang w:val="ru-RU"/>
+              </w:rPr>
+              <w:t>0</w:t>
+            </w:r>
+          </w:p>
+        </w:tc>
+        <w:tc>
+          <w:tcPr>
+            <w:tcW w:w="813" w:type="dxa"/>
           </w:tcPr>
           <w:p>
             <w:pPr>
               <w:keepNext/>
               <w:spacing w:before="8" w:after="8" w:line="252" w:lineRule="auto"/>
               <w:jc w:val="center"/>
-            </w:pPr>
-          </w:p>
-        </w:tc>
-        <w:tc>
-          <w:tcPr>
-            <w:tcW w:w="750" w:type="dxa"/>
+              <w:rPr>
+                <w:lang w:val="ru-RU"/>
+              </w:rPr>
+            </w:pPr>
+            <w:r>
+              <w:rPr>
+                <w:lang w:val="ru-RU"/>
+              </w:rPr>
+              <w:t>0</w:t>
+            </w:r>
+          </w:p>
+        </w:tc>
+        <w:tc>
+          <w:tcPr>
+            <w:tcW w:w="813" w:type="dxa"/>
           </w:tcPr>
           <w:p>
             <w:pPr>
               <w:keepNext/>
               <w:spacing w:before="8" w:after="8" w:line="252" w:lineRule="auto"/>
               <w:jc w:val="center"/>
-            </w:pPr>
-          </w:p>
-        </w:tc>
-        <w:tc>
-          <w:tcPr>
-            <w:tcW w:w="750" w:type="dxa"/>
+              <w:rPr>
+                <w:lang w:val="ru-RU"/>
+              </w:rPr>
+            </w:pPr>
+            <w:r>
+              <w:rPr>
+                <w:lang w:val="ru-RU"/>
+              </w:rPr>
+              <w:t>1</w:t>
+            </w:r>
+          </w:p>
+        </w:tc>
+        <w:tc>
+          <w:tcPr>
+            <w:tcW w:w="813" w:type="dxa"/>
           </w:tcPr>
           <w:p>
             <w:pPr>
               <w:keepNext/>
               <w:spacing w:before="8" w:after="8" w:line="252" w:lineRule="auto"/>
               <w:jc w:val="center"/>
-            </w:pPr>
+              <w:rPr>
+                <w:lang w:val="ru-RU"/>
+              </w:rPr>
+            </w:pPr>
+            <w:r>
+              <w:rPr>
+                <w:lang w:val="ru-RU"/>
+              </w:rPr>
+              <w:t>0</w:t>
+            </w:r>
           </w:p>
         </w:tc>
       </w:tr>
       <w:tr>
         <w:trPr>
-          <w:trHeight w:val="248"/>
           <w:jc w:val="center"/>
         </w:trPr>
         <w:tc>
           <w:tcPr>
-            <w:tcW w:w="750" w:type="dxa"/>
+            <w:tcW w:w="813" w:type="dxa"/>
           </w:tcPr>
           <w:p>
             <w:pPr>
@@ -6132,7 +6539,7 @@
         </w:tc>
         <w:tc>
           <w:tcPr>
-            <w:tcW w:w="1502" w:type="dxa"/>
+            <w:tcW w:w="1627" w:type="dxa"/>
           </w:tcPr>
           <w:p>
             <w:pPr>
@@ -6151,7 +6558,7 @@
         </w:tc>
         <w:tc>
           <w:tcPr>
-            <w:tcW w:w="1201" w:type="dxa"/>
+            <w:tcW w:w="1301" w:type="dxa"/>
           </w:tcPr>
           <w:p>
             <w:pPr>
@@ -6170,7 +6577,7 @@
         </w:tc>
         <w:tc>
           <w:tcPr>
-            <w:tcW w:w="1201" w:type="dxa"/>
+            <w:tcW w:w="1301" w:type="dxa"/>
           </w:tcPr>
           <w:p>
             <w:pPr>
@@ -6189,7 +6596,7 @@
         </w:tc>
         <w:tc>
           <w:tcPr>
-            <w:tcW w:w="1652" w:type="dxa"/>
+            <w:tcW w:w="1789" w:type="dxa"/>
           </w:tcPr>
           <w:p>
             <w:pPr>
@@ -6197,11 +6604,14 @@
               <w:spacing w:before="8" w:after="8" w:line="252" w:lineRule="auto"/>
               <w:jc w:val="center"/>
             </w:pPr>
-          </w:p>
-        </w:tc>
-        <w:tc>
-          <w:tcPr>
-            <w:tcW w:w="750" w:type="dxa"/>
+            <w:r>
+              <w:t>0001</w:t>
+            </w:r>
+          </w:p>
+        </w:tc>
+        <w:tc>
+          <w:tcPr>
+            <w:tcW w:w="813" w:type="dxa"/>
           </w:tcPr>
           <w:p>
             <w:pPr>
@@ -6209,53 +6619,85 @@
               <w:spacing w:before="8" w:after="8" w:line="252" w:lineRule="auto"/>
               <w:jc w:val="center"/>
             </w:pPr>
-          </w:p>
-        </w:tc>
-        <w:tc>
-          <w:tcPr>
-            <w:tcW w:w="750" w:type="dxa"/>
+            <w:r>
+              <w:rPr>
+                <w:lang w:val="ru-RU"/>
+              </w:rPr>
+              <w:t>0</w:t>
+            </w:r>
+          </w:p>
+        </w:tc>
+        <w:tc>
+          <w:tcPr>
+            <w:tcW w:w="813" w:type="dxa"/>
           </w:tcPr>
           <w:p>
             <w:pPr>
               <w:keepNext/>
               <w:spacing w:before="8" w:after="8" w:line="252" w:lineRule="auto"/>
               <w:jc w:val="center"/>
-            </w:pPr>
-          </w:p>
-        </w:tc>
-        <w:tc>
-          <w:tcPr>
-            <w:tcW w:w="750" w:type="dxa"/>
+              <w:rPr>
+                <w:lang w:val="ru-RU"/>
+              </w:rPr>
+            </w:pPr>
+            <w:r>
+              <w:rPr>
+                <w:lang w:val="ru-RU"/>
+              </w:rPr>
+              <w:t>0</w:t>
+            </w:r>
+          </w:p>
+        </w:tc>
+        <w:tc>
+          <w:tcPr>
+            <w:tcW w:w="813" w:type="dxa"/>
           </w:tcPr>
           <w:p>
             <w:pPr>
               <w:keepNext/>
               <w:spacing w:before="8" w:after="8" w:line="252" w:lineRule="auto"/>
               <w:jc w:val="center"/>
-            </w:pPr>
-          </w:p>
-        </w:tc>
-        <w:tc>
-          <w:tcPr>
-            <w:tcW w:w="750" w:type="dxa"/>
+              <w:rPr>
+                <w:lang w:val="ru-RU"/>
+              </w:rPr>
+            </w:pPr>
+            <w:r>
+              <w:rPr>
+                <w:lang w:val="ru-RU"/>
+              </w:rPr>
+              <w:t>1</w:t>
+            </w:r>
+          </w:p>
+        </w:tc>
+        <w:tc>
+          <w:tcPr>
+            <w:tcW w:w="813" w:type="dxa"/>
           </w:tcPr>
           <w:p>
             <w:pPr>
               <w:keepNext/>
               <w:spacing w:before="8" w:after="8" w:line="252" w:lineRule="auto"/>
               <w:jc w:val="center"/>
-            </w:pPr>
+              <w:rPr>
+                <w:lang w:val="ru-RU"/>
+              </w:rPr>
+            </w:pPr>
+            <w:r>
+              <w:rPr>
+                <w:lang w:val="ru-RU"/>
+              </w:rPr>
+              <w:t>1</w:t>
+            </w:r>
           </w:p>
         </w:tc>
       </w:tr>
       <w:tr>
         <w:trPr>
-          <w:trHeight w:val="239"/>
           <w:jc w:val="center"/>
         </w:trPr>
         <w:tc>
           <w:tcPr>
-            <w:tcW w:w="750" w:type="dxa"/>
+            <w:tcW w:w="813" w:type="dxa"/>
           </w:tcPr>
           <w:p>
             <w:pPr>
@@ -6273,7 +6715,7 @@
         </w:tc>
         <w:tc>
           <w:tcPr>
-            <w:tcW w:w="1502" w:type="dxa"/>
+            <w:tcW w:w="1627" w:type="dxa"/>
           </w:tcPr>
           <w:p>
             <w:pPr>
@@ -6291,7 +6733,7 @@
         </w:tc>
         <w:tc>
           <w:tcPr>
-            <w:tcW w:w="1201" w:type="dxa"/>
+            <w:tcW w:w="1301" w:type="dxa"/>
           </w:tcPr>
           <w:p>
             <w:pPr>
@@ -6309,7 +6751,7 @@
         </w:tc>
         <w:tc>
           <w:tcPr>
-            <w:tcW w:w="1201" w:type="dxa"/>
+            <w:tcW w:w="1301" w:type="dxa"/>
           </w:tcPr>
           <w:p>
             <w:pPr>
@@ -6327,57 +6769,93 @@
         </w:tc>
         <w:tc>
           <w:tcPr>
-            <w:tcW w:w="1652" w:type="dxa"/>
+            <w:tcW w:w="1789" w:type="dxa"/>
           </w:tcPr>
           <w:p>
             <w:pPr>
               <w:spacing w:before="8" w:after="8" w:line="252" w:lineRule="auto"/>
               <w:jc w:val="center"/>
             </w:pPr>
-          </w:p>
-        </w:tc>
-        <w:tc>
-          <w:tcPr>
-            <w:tcW w:w="750" w:type="dxa"/>
+            <w:r>
+              <w:t>0000</w:t>
+            </w:r>
+          </w:p>
+        </w:tc>
+        <w:tc>
+          <w:tcPr>
+            <w:tcW w:w="813" w:type="dxa"/>
           </w:tcPr>
           <w:p>
             <w:pPr>
               <w:spacing w:before="8" w:after="8" w:line="252" w:lineRule="auto"/>
               <w:jc w:val="center"/>
             </w:pPr>
-          </w:p>
-        </w:tc>
-        <w:tc>
-          <w:tcPr>
-            <w:tcW w:w="750" w:type="dxa"/>
+            <w:r>
+              <w:rPr>
+                <w:lang w:val="ru-RU"/>
+              </w:rPr>
+              <w:t>1</w:t>
+            </w:r>
+          </w:p>
+        </w:tc>
+        <w:tc>
+          <w:tcPr>
+            <w:tcW w:w="813" w:type="dxa"/>
           </w:tcPr>
           <w:p>
             <w:pPr>
               <w:spacing w:before="8" w:after="8" w:line="252" w:lineRule="auto"/>
               <w:jc w:val="center"/>
-            </w:pPr>
-          </w:p>
-        </w:tc>
-        <w:tc>
-          <w:tcPr>
-            <w:tcW w:w="750" w:type="dxa"/>
+              <w:rPr>
+                <w:lang w:val="ru-RU"/>
+              </w:rPr>
+            </w:pPr>
+            <w:r>
+              <w:rPr>
+                <w:lang w:val="ru-RU"/>
+              </w:rPr>
+              <w:t>0</w:t>
+            </w:r>
+          </w:p>
+        </w:tc>
+        <w:tc>
+          <w:tcPr>
+            <w:tcW w:w="813" w:type="dxa"/>
           </w:tcPr>
           <w:p>
             <w:pPr>
               <w:spacing w:before="8" w:after="8" w:line="252" w:lineRule="auto"/>
               <w:jc w:val="center"/>
-            </w:pPr>
-          </w:p>
-        </w:tc>
-        <w:tc>
-          <w:tcPr>
-            <w:tcW w:w="750" w:type="dxa"/>
+              <w:rPr>
+                <w:lang w:val="ru-RU"/>
+              </w:rPr>
+            </w:pPr>
+            <w:r>
+              <w:rPr>
+                <w:lang w:val="ru-RU"/>
+              </w:rPr>
+              <w:t>1</w:t>
+            </w:r>
+          </w:p>
+        </w:tc>
+        <w:tc>
+          <w:tcPr>
+            <w:tcW w:w="813" w:type="dxa"/>
           </w:tcPr>
           <w:p>
             <w:pPr>
               <w:spacing w:before="8" w:after="8" w:line="252" w:lineRule="auto"/>
               <w:jc w:val="center"/>
-            </w:pPr>
+              <w:rPr>
+                <w:lang w:val="ru-RU"/>
+              </w:rPr>
+            </w:pPr>
+            <w:r>
+              <w:rPr>
+                <w:lang w:val="ru-RU"/>
+              </w:rPr>
+              <w:t>0</w:t>
+            </w:r>
           </w:p>
         </w:tc>
       </w:tr>
@@ -6394,7 +6872,60 @@
     </w:p>
     <w:p>
       <w:pPr>
-        <w:pStyle w:val="ListParagraph"/>
+        <w:rPr>
+          <w:rFonts w:ascii="Times New Roman" w:hAnsi="Times New Roman" w:cs="Times New Roman"/>
+          <w:sz w:val="26"/>
+          <w:szCs w:val="26"/>
+          <w:lang w:val="ru-RU"/>
+        </w:rPr>
+      </w:pPr>
+      <w:r>
+        <w:rPr>
+          <w:rFonts w:ascii="Times New Roman" w:hAnsi="Times New Roman" w:cs="Times New Roman"/>
+          <w:sz w:val="26"/>
+          <w:szCs w:val="26"/>
+          <w:lang w:val="ru-RU"/>
+        </w:rPr>
+        <w:drawing>
+          <wp:inline distT="0" distB="0" distL="0" distR="0" wp14:anchorId="4953F6D8" wp14:editId="4DA8F1A5">
+            <wp:extent cx="5940425" cy="4671695"/>
+            <wp:effectExtent l="0" t="0" r="3175" b="0"/>
+            <wp:docPr id="1" name="Рисунок 1"/>
+            <wp:cNvGraphicFramePr>
+              <a:graphicFrameLocks xmlns:a="http://schemas.openxmlformats.org/drawingml/2006/main" noChangeAspect="1"/>
+            </wp:cNvGraphicFramePr>
+            <a:graphic xmlns:a="http://schemas.openxmlformats.org/drawingml/2006/main">
+              <a:graphicData uri="http://schemas.openxmlformats.org/drawingml/2006/picture">
+                <pic:pic xmlns:pic="http://schemas.openxmlformats.org/drawingml/2006/picture">
+                  <pic:nvPicPr>
+                    <pic:cNvPr id="1" name=""/>
+                    <pic:cNvPicPr/>
+                  </pic:nvPicPr>
+                  <pic:blipFill>
+                    <a:blip r:embed="rId9"/>
+                    <a:stretch>
+                      <a:fillRect/>
+                    </a:stretch>
+                  </pic:blipFill>
+                  <pic:spPr>
+                    <a:xfrm>
+                      <a:off x="0" y="0"/>
+                      <a:ext cx="5940425" cy="4671695"/>
+                    </a:xfrm>
+                    <a:prstGeom prst="rect">
+                      <a:avLst/>
+                    </a:prstGeom>
+                  </pic:spPr>
+                </pic:pic>
+              </a:graphicData>
+            </a:graphic>
+          </wp:inline>
+        </w:drawing>
+      </w:r>
+    </w:p>
+    <w:p>
+      <w:pPr>
+        <w:pStyle w:val="a7"/>
         <w:numPr>
           <w:ilvl w:val="0"/>
           <w:numId w:val="2"/>
@@ -6488,7 +7019,7 @@
     </w:p>
     <w:p>
       <w:pPr>
-        <w:pStyle w:val="ListParagraph"/>
+        <w:pStyle w:val="a7"/>
         <w:numPr>
           <w:ilvl w:val="0"/>
           <w:numId w:val="2"/>
@@ -6638,6 +7169,5067 @@
         </w:rPr>
         <w:t>.</w:t>
       </w:r>
+    </w:p>
+    <w:p>
+      <w:pPr>
+        <w:rPr>
+          <w:rFonts w:ascii="Times New Roman" w:hAnsi="Times New Roman" w:cs="Times New Roman"/>
+          <w:sz w:val="26"/>
+          <w:szCs w:val="26"/>
+          <w:lang w:val="ru-RU"/>
+        </w:rPr>
+      </w:pPr>
+    </w:p>
+    <w:p>
+      <w:pPr>
+        <w:rPr>
+          <w:rFonts w:ascii="Times New Roman" w:hAnsi="Times New Roman" w:cs="Times New Roman"/>
+          <w:b/>
+          <w:bCs/>
+          <w:sz w:val="26"/>
+          <w:szCs w:val="26"/>
+          <w:lang w:val="ru-RU"/>
+        </w:rPr>
+      </w:pPr>
+      <w:r>
+        <w:rPr>
+          <w:rFonts w:ascii="Times New Roman" w:hAnsi="Times New Roman" w:cs="Times New Roman"/>
+          <w:b/>
+          <w:bCs/>
+          <w:sz w:val="26"/>
+          <w:szCs w:val="26"/>
+          <w:lang w:val="ru-RU"/>
+        </w:rPr>
+        <w:t>Задание 6</w:t>
+      </w:r>
+      <w:r>
+        <w:rPr>
+          <w:rFonts w:ascii="Times New Roman" w:hAnsi="Times New Roman" w:cs="Times New Roman"/>
+          <w:b/>
+          <w:bCs/>
+          <w:sz w:val="26"/>
+          <w:szCs w:val="26"/>
+          <w:lang w:val="ru-RU"/>
+        </w:rPr>
+        <w:t>. Новая операция на свободном коде 110</w:t>
+      </w:r>
+    </w:p>
+    <w:p>
+      <w:pPr>
+        <w:rPr>
+          <w:rFonts w:ascii="Times New Roman" w:hAnsi="Times New Roman" w:cs="Times New Roman"/>
+          <w:sz w:val="26"/>
+          <w:szCs w:val="26"/>
+          <w:lang w:val="en-US"/>
+        </w:rPr>
+      </w:pPr>
+      <w:r>
+        <w:rPr>
+          <w:rFonts w:ascii="Times New Roman" w:hAnsi="Times New Roman" w:cs="Times New Roman"/>
+          <w:sz w:val="26"/>
+          <w:szCs w:val="26"/>
+          <w:lang w:val="en-US"/>
+        </w:rPr>
+        <w:lastRenderedPageBreak/>
+        <w:drawing>
+          <wp:inline distT="0" distB="0" distL="0" distR="0" wp14:anchorId="5E28E525" wp14:editId="7C8AB99F">
+            <wp:extent cx="5940425" cy="4847590"/>
+            <wp:effectExtent l="0" t="0" r="3175" b="0"/>
+            <wp:docPr id="2" name="Рисунок 2"/>
+            <wp:cNvGraphicFramePr>
+              <a:graphicFrameLocks xmlns:a="http://schemas.openxmlformats.org/drawingml/2006/main" noChangeAspect="1"/>
+            </wp:cNvGraphicFramePr>
+            <a:graphic xmlns:a="http://schemas.openxmlformats.org/drawingml/2006/main">
+              <a:graphicData uri="http://schemas.openxmlformats.org/drawingml/2006/picture">
+                <pic:pic xmlns:pic="http://schemas.openxmlformats.org/drawingml/2006/picture">
+                  <pic:nvPicPr>
+                    <pic:cNvPr id="1" name=""/>
+                    <pic:cNvPicPr/>
+                  </pic:nvPicPr>
+                  <pic:blipFill>
+                    <a:blip r:embed="rId10"/>
+                    <a:stretch>
+                      <a:fillRect/>
+                    </a:stretch>
+                  </pic:blipFill>
+                  <pic:spPr>
+                    <a:xfrm>
+                      <a:off x="0" y="0"/>
+                      <a:ext cx="5940425" cy="4847590"/>
+                    </a:xfrm>
+                    <a:prstGeom prst="rect">
+                      <a:avLst/>
+                    </a:prstGeom>
+                  </pic:spPr>
+                </pic:pic>
+              </a:graphicData>
+            </a:graphic>
+          </wp:inline>
+        </w:drawing>
+      </w:r>
+    </w:p>
+    <w:p>
+      <w:pPr>
+        <w:rPr>
+          <w:rFonts w:ascii="Times New Roman" w:hAnsi="Times New Roman" w:cs="Times New Roman"/>
+          <w:sz w:val="26"/>
+          <w:szCs w:val="26"/>
+        </w:rPr>
+      </w:pPr>
+      <w:r>
+        <w:rPr>
+          <w:rFonts w:ascii="Times New Roman" w:hAnsi="Times New Roman" w:cs="Times New Roman"/>
+          <w:sz w:val="26"/>
+          <w:szCs w:val="26"/>
+        </w:rPr>
+        <w:t>На вход 6 мультиплексора подключена шина с разрядами R3 = A2, R2 = A1, R1 = A0, R0 = 0. Сдвиг реализован двумя разветвителями и однобитной константой 0. Вход B не влияет на результат сдвига.</w:t>
+      </w:r>
+    </w:p>
+    <w:p>
+      <w:pPr>
+        <w:rPr>
+          <w:rFonts w:ascii="Arial" w:eastAsia="Arial" w:hAnsi="Arial" w:cs="Arial"/>
+          <w:sz w:val="22"/>
+          <w:lang w:val="ru-RU"/>
+        </w:rPr>
+      </w:pPr>
+      <w:r>
+        <w:rPr>
+          <w:rFonts w:ascii="Times New Roman" w:hAnsi="Times New Roman" w:cs="Times New Roman"/>
+          <w:sz w:val="26"/>
+          <w:szCs w:val="26"/>
+          <w:lang w:val="ru-RU"/>
+        </w:rPr>
+        <w:t xml:space="preserve">Добавили два разветвителя </w:t>
+      </w:r>
+      <w:proofErr w:type="gramStart"/>
+      <w:r>
+        <w:rPr>
+          <w:rFonts w:ascii="Times New Roman" w:hAnsi="Times New Roman" w:cs="Times New Roman"/>
+          <w:sz w:val="26"/>
+          <w:szCs w:val="26"/>
+          <w:lang w:val="ru-RU"/>
+        </w:rPr>
+        <w:t>сверху(</w:t>
+      </w:r>
+      <w:proofErr w:type="gramEnd"/>
+      <w:r>
+        <w:rPr>
+          <w:rFonts w:ascii="Arial" w:eastAsia="Arial" w:hAnsi="Arial" w:cs="Arial"/>
+          <w:sz w:val="22"/>
+          <w:lang w:val="ru-RU"/>
+        </w:rPr>
+        <w:t>операци</w:t>
+      </w:r>
+      <w:r>
+        <w:rPr>
+          <w:rFonts w:ascii="Arial" w:eastAsia="Arial" w:hAnsi="Arial" w:cs="Arial"/>
+          <w:sz w:val="22"/>
+          <w:lang w:val="ru-RU"/>
+        </w:rPr>
+        <w:t>я</w:t>
+      </w:r>
+      <w:r>
+        <w:rPr>
+          <w:rFonts w:ascii="Arial" w:eastAsia="Arial" w:hAnsi="Arial" w:cs="Arial"/>
+          <w:sz w:val="22"/>
+          <w:lang w:val="ru-RU"/>
+        </w:rPr>
+        <w:t xml:space="preserve"> логического сдвига влево на один разряд</w:t>
+      </w:r>
+      <w:r>
+        <w:rPr>
+          <w:rFonts w:ascii="Arial" w:eastAsia="Arial" w:hAnsi="Arial" w:cs="Arial"/>
+          <w:sz w:val="22"/>
+          <w:lang w:val="ru-RU"/>
+        </w:rPr>
+        <w:t>)</w:t>
+      </w:r>
+    </w:p>
+    <w:p>
+      <w:pPr>
+        <w:rPr>
+          <w:rFonts w:ascii="Times New Roman" w:hAnsi="Times New Roman" w:cs="Times New Roman"/>
+          <w:sz w:val="26"/>
+          <w:szCs w:val="26"/>
+          <w:lang w:val="ru-RU"/>
+        </w:rPr>
+      </w:pPr>
+      <w:r>
+        <w:rPr>
+          <w:rFonts w:ascii="Arial" w:eastAsia="Arial" w:hAnsi="Arial" w:cs="Arial"/>
+          <w:sz w:val="22"/>
+          <w:lang w:val="ru-RU"/>
+        </w:rPr>
+        <w:t xml:space="preserve">Все три результата прошли </w:t>
+      </w:r>
+      <w:proofErr w:type="gramStart"/>
+      <w:r>
+        <w:rPr>
+          <w:rFonts w:ascii="Arial" w:eastAsia="Arial" w:hAnsi="Arial" w:cs="Arial"/>
+          <w:sz w:val="22"/>
+          <w:lang w:val="ru-RU"/>
+        </w:rPr>
+        <w:t>проверку</w:t>
+      </w:r>
+      <w:r>
+        <w:rPr>
+          <w:rFonts w:ascii="Arial" w:eastAsia="Arial" w:hAnsi="Arial" w:cs="Arial"/>
+          <w:sz w:val="22"/>
+          <w:lang w:val="ru-RU"/>
+        </w:rPr>
+        <w:t>(</w:t>
+      </w:r>
+      <w:proofErr w:type="gramEnd"/>
+      <w:r>
+        <w:rPr>
+          <w:rFonts w:ascii="Arial" w:eastAsia="Arial" w:hAnsi="Arial" w:cs="Arial"/>
+          <w:sz w:val="22"/>
+        </w:rPr>
+        <w:t>A</w:t>
+      </w:r>
+      <w:r>
+        <w:rPr>
+          <w:rFonts w:ascii="Arial" w:eastAsia="Arial" w:hAnsi="Arial" w:cs="Arial"/>
+          <w:sz w:val="22"/>
+          <w:lang w:val="ru-RU"/>
+        </w:rPr>
+        <w:t xml:space="preserve"> = 0011, 0101, 1001</w:t>
+      </w:r>
+      <w:r>
+        <w:rPr>
+          <w:rFonts w:ascii="Arial" w:eastAsia="Arial" w:hAnsi="Arial" w:cs="Arial"/>
+          <w:sz w:val="22"/>
+          <w:lang w:val="ru-RU"/>
+        </w:rPr>
+        <w:t>):</w:t>
+      </w:r>
+      <w:r>
+        <w:rPr>
+          <w:rFonts w:ascii="Arial" w:eastAsia="Arial" w:hAnsi="Arial" w:cs="Arial"/>
+          <w:sz w:val="22"/>
+          <w:lang w:val="ru-RU"/>
+        </w:rPr>
+        <w:br/>
+      </w:r>
+    </w:p>
+    <w:tbl>
+      <w:tblPr>
+        <w:tblStyle w:val="ac"/>
+        <w:tblW w:w="0" w:type="auto"/>
+        <w:jc w:val="center"/>
+        <w:tblLayout w:type="fixed"/>
+        <w:tblLook w:val="04A0" w:firstRow="1" w:lastRow="0" w:firstColumn="1" w:lastColumn="0" w:noHBand="0" w:noVBand="1"/>
+      </w:tblPr>
+      <w:tblGrid>
+        <w:gridCol w:w="813"/>
+        <w:gridCol w:w="1627"/>
+        <w:gridCol w:w="1301"/>
+      </w:tblGrid>
+      <w:tr>
+        <w:trPr>
+          <w:tblHeader/>
+          <w:jc w:val="center"/>
+        </w:trPr>
+        <w:tc>
+          <w:tcPr>
+            <w:tcW w:w="813" w:type="dxa"/>
+            <w:shd w:val="clear" w:color="auto" w:fill="EFEFEF"/>
+          </w:tcPr>
+          <w:p>
+            <w:pPr>
+              <w:keepNext/>
+              <w:spacing w:before="20" w:after="20" w:line="252" w:lineRule="auto"/>
+              <w:jc w:val="center"/>
+            </w:pPr>
+            <w:r>
+              <w:rPr>
+                <w:rFonts w:ascii="Arial" w:eastAsia="Arial" w:hAnsi="Arial" w:cs="Arial"/>
+                <w:b/>
+                <w:sz w:val="19"/>
+              </w:rPr>
+              <w:t>F</w:t>
+            </w:r>
+          </w:p>
+        </w:tc>
+        <w:tc>
+          <w:tcPr>
+            <w:tcW w:w="1627" w:type="dxa"/>
+            <w:shd w:val="clear" w:color="auto" w:fill="EFEFEF"/>
+          </w:tcPr>
+          <w:p>
+            <w:pPr>
+              <w:keepNext/>
+              <w:spacing w:before="20" w:after="20" w:line="252" w:lineRule="auto"/>
+              <w:jc w:val="center"/>
+            </w:pPr>
+            <w:r>
+              <w:rPr>
+                <w:rFonts w:ascii="Arial" w:eastAsia="Arial" w:hAnsi="Arial" w:cs="Arial"/>
+                <w:b/>
+                <w:sz w:val="19"/>
+              </w:rPr>
+              <w:t>A</w:t>
+            </w:r>
+          </w:p>
+        </w:tc>
+        <w:tc>
+          <w:tcPr>
+            <w:tcW w:w="1301" w:type="dxa"/>
+            <w:shd w:val="clear" w:color="auto" w:fill="EFEFEF"/>
+          </w:tcPr>
+          <w:p>
+            <w:pPr>
+              <w:keepNext/>
+              <w:spacing w:before="20" w:after="20" w:line="252" w:lineRule="auto"/>
+              <w:jc w:val="center"/>
+            </w:pPr>
+            <w:r>
+              <w:rPr>
+                <w:rFonts w:ascii="Arial" w:eastAsia="Arial" w:hAnsi="Arial" w:cs="Arial"/>
+                <w:b/>
+                <w:sz w:val="19"/>
+              </w:rPr>
+              <w:t>RESULT</w:t>
+            </w:r>
+          </w:p>
+        </w:tc>
+      </w:tr>
+      <w:tr>
+        <w:trPr>
+          <w:jc w:val="center"/>
+        </w:trPr>
+        <w:tc>
+          <w:tcPr>
+            <w:tcW w:w="813" w:type="dxa"/>
+          </w:tcPr>
+          <w:p>
+            <w:pPr>
+              <w:keepNext/>
+              <w:spacing w:before="8" w:after="8" w:line="252" w:lineRule="auto"/>
+              <w:jc w:val="center"/>
+            </w:pPr>
+            <w:r>
+              <w:rPr>
+                <w:rFonts w:ascii="Arial" w:eastAsia="Arial" w:hAnsi="Arial" w:cs="Arial"/>
+                <w:sz w:val="19"/>
+              </w:rPr>
+              <w:t>1</w:t>
+            </w:r>
+            <w:r>
+              <w:rPr>
+                <w:rFonts w:ascii="Arial" w:eastAsia="Arial" w:hAnsi="Arial" w:cs="Arial"/>
+                <w:sz w:val="19"/>
+              </w:rPr>
+              <w:t>10</w:t>
+            </w:r>
+          </w:p>
+        </w:tc>
+        <w:tc>
+          <w:tcPr>
+            <w:tcW w:w="1627" w:type="dxa"/>
+          </w:tcPr>
+          <w:p>
+            <w:pPr>
+              <w:keepNext/>
+              <w:spacing w:before="8" w:after="8" w:line="252" w:lineRule="auto"/>
+              <w:jc w:val="center"/>
+            </w:pPr>
+            <w:r>
+              <w:rPr>
+                <w:rFonts w:ascii="Arial" w:eastAsia="Arial" w:hAnsi="Arial" w:cs="Arial"/>
+                <w:lang w:val="ru-RU"/>
+              </w:rPr>
+              <w:t>0011</w:t>
+            </w:r>
+          </w:p>
+        </w:tc>
+        <w:tc>
+          <w:tcPr>
+            <w:tcW w:w="1301" w:type="dxa"/>
+          </w:tcPr>
+          <w:p>
+            <w:pPr>
+              <w:keepNext/>
+              <w:spacing w:before="8" w:after="8" w:line="252" w:lineRule="auto"/>
+              <w:jc w:val="center"/>
+            </w:pPr>
+            <w:r>
+              <w:t>0110</w:t>
+            </w:r>
+          </w:p>
+        </w:tc>
+      </w:tr>
+      <w:tr>
+        <w:trPr>
+          <w:jc w:val="center"/>
+        </w:trPr>
+        <w:tc>
+          <w:tcPr>
+            <w:tcW w:w="813" w:type="dxa"/>
+          </w:tcPr>
+          <w:p>
+            <w:pPr>
+              <w:keepNext/>
+              <w:spacing w:before="8" w:after="8" w:line="252" w:lineRule="auto"/>
+              <w:jc w:val="center"/>
+            </w:pPr>
+            <w:r>
+              <w:rPr>
+                <w:rFonts w:ascii="Arial" w:eastAsia="Arial" w:hAnsi="Arial" w:cs="Arial"/>
+                <w:sz w:val="19"/>
+              </w:rPr>
+              <w:t>110</w:t>
+            </w:r>
+          </w:p>
+        </w:tc>
+        <w:tc>
+          <w:tcPr>
+            <w:tcW w:w="1627" w:type="dxa"/>
+          </w:tcPr>
+          <w:p>
+            <w:pPr>
+              <w:keepNext/>
+              <w:spacing w:before="8" w:after="8" w:line="252" w:lineRule="auto"/>
+              <w:jc w:val="center"/>
+            </w:pPr>
+            <w:r>
+              <w:rPr>
+                <w:rFonts w:ascii="Arial" w:eastAsia="Arial" w:hAnsi="Arial" w:cs="Arial"/>
+                <w:lang w:val="ru-RU"/>
+              </w:rPr>
+              <w:t>0101</w:t>
+            </w:r>
+          </w:p>
+        </w:tc>
+        <w:tc>
+          <w:tcPr>
+            <w:tcW w:w="1301" w:type="dxa"/>
+          </w:tcPr>
+          <w:p>
+            <w:pPr>
+              <w:keepNext/>
+              <w:spacing w:before="8" w:after="8" w:line="252" w:lineRule="auto"/>
+              <w:jc w:val="center"/>
+            </w:pPr>
+            <w:r>
+              <w:t>1010</w:t>
+            </w:r>
+          </w:p>
+        </w:tc>
+      </w:tr>
+      <w:tr>
+        <w:trPr>
+          <w:jc w:val="center"/>
+        </w:trPr>
+        <w:tc>
+          <w:tcPr>
+            <w:tcW w:w="813" w:type="dxa"/>
+          </w:tcPr>
+          <w:p>
+            <w:pPr>
+              <w:keepNext/>
+              <w:spacing w:before="8" w:after="8" w:line="252" w:lineRule="auto"/>
+              <w:jc w:val="center"/>
+            </w:pPr>
+            <w:r>
+              <w:rPr>
+                <w:rFonts w:ascii="Arial" w:eastAsia="Arial" w:hAnsi="Arial" w:cs="Arial"/>
+                <w:sz w:val="19"/>
+              </w:rPr>
+              <w:t>110</w:t>
+            </w:r>
+          </w:p>
+        </w:tc>
+        <w:tc>
+          <w:tcPr>
+            <w:tcW w:w="1627" w:type="dxa"/>
+          </w:tcPr>
+          <w:p>
+            <w:pPr>
+              <w:keepNext/>
+              <w:spacing w:before="8" w:after="8" w:line="252" w:lineRule="auto"/>
+              <w:jc w:val="center"/>
+            </w:pPr>
+            <w:r>
+              <w:rPr>
+                <w:rFonts w:ascii="Arial" w:eastAsia="Arial" w:hAnsi="Arial" w:cs="Arial"/>
+                <w:lang w:val="ru-RU"/>
+              </w:rPr>
+              <w:t>1001</w:t>
+            </w:r>
+          </w:p>
+        </w:tc>
+        <w:tc>
+          <w:tcPr>
+            <w:tcW w:w="1301" w:type="dxa"/>
+          </w:tcPr>
+          <w:p>
+            <w:pPr>
+              <w:keepNext/>
+              <w:spacing w:before="8" w:after="8" w:line="252" w:lineRule="auto"/>
+              <w:jc w:val="center"/>
+            </w:pPr>
+            <w:r>
+              <w:t>0010</w:t>
+            </w:r>
+          </w:p>
+        </w:tc>
+      </w:tr>
+    </w:tbl>
+    <w:p>
+      <w:pPr>
+        <w:rPr>
+          <w:lang w:val="ru-RU"/>
+        </w:rPr>
+      </w:pPr>
+    </w:p>
+    <w:p>
+      <w:pPr>
+        <w:rPr>
+          <w:rFonts w:ascii="Times New Roman" w:hAnsi="Times New Roman" w:cs="Times New Roman"/>
+          <w:b/>
+          <w:bCs/>
+          <w:sz w:val="26"/>
+          <w:szCs w:val="26"/>
+          <w:lang w:val="ru-RU"/>
+        </w:rPr>
+      </w:pPr>
+      <w:r>
+        <w:rPr>
+          <w:rFonts w:ascii="Times New Roman" w:hAnsi="Times New Roman" w:cs="Times New Roman"/>
+          <w:b/>
+          <w:bCs/>
+          <w:sz w:val="26"/>
+          <w:szCs w:val="26"/>
+          <w:lang w:val="ru-RU"/>
+        </w:rPr>
+        <w:t>Задание 7</w:t>
+      </w:r>
+      <w:r>
+        <w:rPr>
+          <w:rFonts w:ascii="Times New Roman" w:hAnsi="Times New Roman" w:cs="Times New Roman"/>
+          <w:b/>
+          <w:bCs/>
+          <w:sz w:val="26"/>
+          <w:szCs w:val="26"/>
+          <w:lang w:val="ru-RU"/>
+        </w:rPr>
+        <w:t xml:space="preserve">. </w:t>
+      </w:r>
+      <w:r>
+        <w:rPr>
+          <w:rFonts w:ascii="Times New Roman" w:eastAsia="Arial" w:hAnsi="Times New Roman" w:cs="Times New Roman"/>
+          <w:b/>
+          <w:bCs/>
+          <w:sz w:val="26"/>
+          <w:szCs w:val="26"/>
+          <w:lang w:val="ru-RU"/>
+        </w:rPr>
+        <w:t xml:space="preserve">Сравнение без знака </w:t>
+      </w:r>
+      <w:r>
+        <w:rPr>
+          <w:rFonts w:ascii="Times New Roman" w:eastAsia="Arial" w:hAnsi="Times New Roman" w:cs="Times New Roman"/>
+          <w:b/>
+          <w:bCs/>
+          <w:sz w:val="26"/>
+          <w:szCs w:val="26"/>
+        </w:rPr>
+        <w:t>SLTU</w:t>
+      </w:r>
+    </w:p>
+    <w:p>
+      <w:pPr>
+        <w:rPr>
+          <w:rStyle w:val="af"/>
+          <w:rFonts w:ascii="Times New Roman" w:hAnsi="Times New Roman" w:cs="Times New Roman"/>
+          <w:i w:val="0"/>
+          <w:iCs w:val="0"/>
+          <w:sz w:val="26"/>
+          <w:szCs w:val="26"/>
+        </w:rPr>
+      </w:pPr>
+      <w:r>
+        <w:rPr>
+          <w:rStyle w:val="af"/>
+          <w:rFonts w:ascii="Times New Roman" w:hAnsi="Times New Roman" w:cs="Times New Roman"/>
+          <w:i w:val="0"/>
+          <w:iCs w:val="0"/>
+          <w:sz w:val="26"/>
+          <w:szCs w:val="26"/>
+        </w:rPr>
+        <w:t xml:space="preserve">На коде F = 111 выполняется SLTU. Для вычитания A − B отсутствие переноса означает заём и условие A </w:t>
+      </w:r>
+      <w:proofErr w:type="gramStart"/>
+      <w:r>
+        <w:rPr>
+          <w:rStyle w:val="af"/>
+          <w:rFonts w:ascii="Times New Roman" w:hAnsi="Times New Roman" w:cs="Times New Roman"/>
+          <w:i w:val="0"/>
+          <w:iCs w:val="0"/>
+          <w:sz w:val="26"/>
+          <w:szCs w:val="26"/>
+        </w:rPr>
+        <w:t>&lt; B.</w:t>
+      </w:r>
+      <w:proofErr w:type="gramEnd"/>
+      <w:r>
+        <w:rPr>
+          <w:rStyle w:val="af"/>
+          <w:rFonts w:ascii="Times New Roman" w:hAnsi="Times New Roman" w:cs="Times New Roman"/>
+          <w:i w:val="0"/>
+          <w:iCs w:val="0"/>
+          <w:sz w:val="26"/>
+          <w:szCs w:val="26"/>
+        </w:rPr>
+        <w:t xml:space="preserve"> Поэтому R0 = ¬C, а R1 = R2 = R3 = 0. Использованы отдельный однобитный NOT, три константы 0 и разветвитель. Шина подключена ко входу 7 мультиплексора.</w:t>
+      </w:r>
+    </w:p>
+    <w:p>
+      <w:pPr>
+        <w:rPr>
+          <w:rStyle w:val="af"/>
+          <w:rFonts w:ascii="Times New Roman" w:hAnsi="Times New Roman" w:cs="Times New Roman"/>
+          <w:i w:val="0"/>
+          <w:iCs w:val="0"/>
+          <w:sz w:val="26"/>
+          <w:szCs w:val="26"/>
+        </w:rPr>
+      </w:pPr>
+      <w:r>
+        <w:rPr>
+          <w:rStyle w:val="af"/>
+          <w:rFonts w:ascii="Times New Roman" w:hAnsi="Times New Roman" w:cs="Times New Roman"/>
+          <w:i w:val="0"/>
+          <w:iCs w:val="0"/>
+          <w:sz w:val="26"/>
+          <w:szCs w:val="26"/>
+        </w:rPr>
+        <w:lastRenderedPageBreak/>
+        <w:t>Старая формула при F = 111 давала Sub = 0. Для сравнения необходимо Sub = 1, поэтому управление изменено с добавлением OR:</w:t>
+      </w:r>
+    </w:p>
+    <w:p>
+      <w:pPr>
+        <w:rPr>
+          <w:rStyle w:val="af"/>
+          <w:rFonts w:ascii="Times New Roman" w:hAnsi="Times New Roman" w:cs="Times New Roman"/>
+          <w:i w:val="0"/>
+          <w:iCs w:val="0"/>
+          <w:sz w:val="26"/>
+          <w:szCs w:val="26"/>
+        </w:rPr>
+      </w:pPr>
+      <w:r>
+        <w:rPr>
+          <w:rStyle w:val="af"/>
+          <w:rFonts w:ascii="Times New Roman" w:hAnsi="Times New Roman" w:cs="Times New Roman"/>
+          <w:i w:val="0"/>
+          <w:iCs w:val="0"/>
+          <w:sz w:val="26"/>
+          <w:szCs w:val="26"/>
+        </w:rPr>
+        <w:t xml:space="preserve">Sub = (¬F1 </w:t>
+      </w:r>
+      <w:r>
+        <w:rPr>
+          <w:rStyle w:val="af"/>
+          <w:rFonts w:ascii="Cambria Math" w:hAnsi="Cambria Math" w:cs="Cambria Math"/>
+          <w:i w:val="0"/>
+          <w:iCs w:val="0"/>
+          <w:sz w:val="26"/>
+          <w:szCs w:val="26"/>
+        </w:rPr>
+        <w:t>∧</w:t>
+      </w:r>
+      <w:r>
+        <w:rPr>
+          <w:rStyle w:val="af"/>
+          <w:rFonts w:ascii="Times New Roman" w:hAnsi="Times New Roman" w:cs="Times New Roman"/>
+          <w:i w:val="0"/>
+          <w:iCs w:val="0"/>
+          <w:sz w:val="26"/>
+          <w:szCs w:val="26"/>
+        </w:rPr>
+        <w:t xml:space="preserve"> F0) </w:t>
+      </w:r>
+      <w:r>
+        <w:rPr>
+          <w:rStyle w:val="af"/>
+          <w:rFonts w:ascii="Cambria Math" w:hAnsi="Cambria Math" w:cs="Cambria Math"/>
+          <w:i w:val="0"/>
+          <w:iCs w:val="0"/>
+          <w:sz w:val="26"/>
+          <w:szCs w:val="26"/>
+        </w:rPr>
+        <w:t>∨</w:t>
+      </w:r>
+      <w:r>
+        <w:rPr>
+          <w:rStyle w:val="af"/>
+          <w:rFonts w:ascii="Times New Roman" w:hAnsi="Times New Roman" w:cs="Times New Roman"/>
+          <w:i w:val="0"/>
+          <w:iCs w:val="0"/>
+          <w:sz w:val="26"/>
+          <w:szCs w:val="26"/>
+        </w:rPr>
+        <w:t xml:space="preserve"> (F2 </w:t>
+      </w:r>
+      <w:r>
+        <w:rPr>
+          <w:rStyle w:val="af"/>
+          <w:rFonts w:ascii="Cambria Math" w:hAnsi="Cambria Math" w:cs="Cambria Math"/>
+          <w:i w:val="0"/>
+          <w:iCs w:val="0"/>
+          <w:sz w:val="26"/>
+          <w:szCs w:val="26"/>
+        </w:rPr>
+        <w:t>∧</w:t>
+      </w:r>
+      <w:r>
+        <w:rPr>
+          <w:rStyle w:val="af"/>
+          <w:rFonts w:ascii="Times New Roman" w:hAnsi="Times New Roman" w:cs="Times New Roman"/>
+          <w:i w:val="0"/>
+          <w:iCs w:val="0"/>
+          <w:sz w:val="26"/>
+          <w:szCs w:val="26"/>
+        </w:rPr>
+        <w:t xml:space="preserve"> F0) = F0 </w:t>
+      </w:r>
+      <w:r>
+        <w:rPr>
+          <w:rStyle w:val="af"/>
+          <w:rFonts w:ascii="Cambria Math" w:hAnsi="Cambria Math" w:cs="Cambria Math"/>
+          <w:i w:val="0"/>
+          <w:iCs w:val="0"/>
+          <w:sz w:val="26"/>
+          <w:szCs w:val="26"/>
+        </w:rPr>
+        <w:t>∧</w:t>
+      </w:r>
+      <w:r>
+        <w:rPr>
+          <w:rStyle w:val="af"/>
+          <w:rFonts w:ascii="Times New Roman" w:hAnsi="Times New Roman" w:cs="Times New Roman"/>
+          <w:i w:val="0"/>
+          <w:iCs w:val="0"/>
+          <w:sz w:val="26"/>
+          <w:szCs w:val="26"/>
+        </w:rPr>
+        <w:t xml:space="preserve"> (¬F1 </w:t>
+      </w:r>
+      <w:r>
+        <w:rPr>
+          <w:rStyle w:val="af"/>
+          <w:rFonts w:ascii="Cambria Math" w:hAnsi="Cambria Math" w:cs="Cambria Math"/>
+          <w:i w:val="0"/>
+          <w:iCs w:val="0"/>
+          <w:sz w:val="26"/>
+          <w:szCs w:val="26"/>
+        </w:rPr>
+        <w:t>∨</w:t>
+      </w:r>
+      <w:r>
+        <w:rPr>
+          <w:rStyle w:val="af"/>
+          <w:rFonts w:ascii="Times New Roman" w:hAnsi="Times New Roman" w:cs="Times New Roman"/>
+          <w:i w:val="0"/>
+          <w:iCs w:val="0"/>
+          <w:sz w:val="26"/>
+          <w:szCs w:val="26"/>
+        </w:rPr>
+        <w:t xml:space="preserve"> F2).</w:t>
+      </w:r>
+    </w:p>
+    <w:p>
+      <w:pPr>
+        <w:rPr>
+          <w:rFonts w:ascii="Times New Roman" w:hAnsi="Times New Roman" w:cs="Times New Roman"/>
+          <w:sz w:val="26"/>
+          <w:szCs w:val="26"/>
+        </w:rPr>
+      </w:pPr>
+    </w:p>
+    <w:p>
+      <w:pPr>
+        <w:rPr>
+          <w:rFonts w:ascii="Times New Roman" w:hAnsi="Times New Roman" w:cs="Times New Roman"/>
+          <w:sz w:val="26"/>
+          <w:szCs w:val="26"/>
+          <w:lang w:val="ru-RU"/>
+        </w:rPr>
+      </w:pPr>
+      <w:r>
+        <w:rPr>
+          <w:rFonts w:ascii="Times New Roman" w:hAnsi="Times New Roman" w:cs="Times New Roman"/>
+          <w:sz w:val="26"/>
+          <w:szCs w:val="26"/>
+          <w:lang w:val="ru-RU"/>
+        </w:rPr>
+        <w:drawing>
+          <wp:inline distT="0" distB="0" distL="0" distR="0" wp14:anchorId="564494E0" wp14:editId="567F6BCD">
+            <wp:extent cx="5940425" cy="4937760"/>
+            <wp:effectExtent l="0" t="0" r="3175" b="0"/>
+            <wp:docPr id="3" name="Рисунок 3"/>
+            <wp:cNvGraphicFramePr>
+              <a:graphicFrameLocks xmlns:a="http://schemas.openxmlformats.org/drawingml/2006/main" noChangeAspect="1"/>
+            </wp:cNvGraphicFramePr>
+            <a:graphic xmlns:a="http://schemas.openxmlformats.org/drawingml/2006/main">
+              <a:graphicData uri="http://schemas.openxmlformats.org/drawingml/2006/picture">
+                <pic:pic xmlns:pic="http://schemas.openxmlformats.org/drawingml/2006/picture">
+                  <pic:nvPicPr>
+                    <pic:cNvPr id="1" name=""/>
+                    <pic:cNvPicPr/>
+                  </pic:nvPicPr>
+                  <pic:blipFill>
+                    <a:blip r:embed="rId11"/>
+                    <a:stretch>
+                      <a:fillRect/>
+                    </a:stretch>
+                  </pic:blipFill>
+                  <pic:spPr>
+                    <a:xfrm>
+                      <a:off x="0" y="0"/>
+                      <a:ext cx="5940425" cy="4937760"/>
+                    </a:xfrm>
+                    <a:prstGeom prst="rect">
+                      <a:avLst/>
+                    </a:prstGeom>
+                  </pic:spPr>
+                </pic:pic>
+              </a:graphicData>
+            </a:graphic>
+          </wp:inline>
+        </w:drawing>
+      </w:r>
+    </w:p>
+    <w:p>
+      <w:pPr>
+        <w:rPr>
+          <w:rFonts w:ascii="Times New Roman" w:hAnsi="Times New Roman" w:cs="Times New Roman"/>
+          <w:sz w:val="26"/>
+          <w:szCs w:val="26"/>
+          <w:lang w:val="ru-RU"/>
+        </w:rPr>
+      </w:pPr>
+      <w:r>
+        <w:rPr>
+          <w:rFonts w:ascii="Times New Roman" w:hAnsi="Times New Roman" w:cs="Times New Roman"/>
+          <w:sz w:val="26"/>
+          <w:szCs w:val="26"/>
+          <w:lang w:val="ru-RU"/>
+        </w:rPr>
+        <w:t xml:space="preserve">Минимизация управления </w:t>
+      </w:r>
+      <w:r>
+        <w:rPr>
+          <w:rFonts w:ascii="Times New Roman" w:hAnsi="Times New Roman" w:cs="Times New Roman"/>
+          <w:sz w:val="26"/>
+          <w:szCs w:val="26"/>
+          <w:lang w:val="en-US"/>
+        </w:rPr>
+        <w:t>Sub</w:t>
+      </w:r>
+      <w:r>
+        <w:rPr>
+          <w:rFonts w:ascii="Times New Roman" w:hAnsi="Times New Roman" w:cs="Times New Roman"/>
+          <w:sz w:val="26"/>
+          <w:szCs w:val="26"/>
+          <w:lang w:val="ru-RU"/>
+        </w:rPr>
+        <w:t>:</w:t>
+      </w:r>
+    </w:p>
+    <w:tbl>
+      <w:tblPr>
+        <w:tblW w:w="0" w:type="auto"/>
+        <w:jc w:val="center"/>
+        <w:tblLook w:val="04A0" w:firstRow="1" w:lastRow="0" w:firstColumn="1" w:lastColumn="0" w:noHBand="0" w:noVBand="1"/>
+      </w:tblPr>
+      <w:tblGrid>
+        <w:gridCol w:w="1853"/>
+        <w:gridCol w:w="1852"/>
+        <w:gridCol w:w="1852"/>
+        <w:gridCol w:w="1923"/>
+        <w:gridCol w:w="1865"/>
+      </w:tblGrid>
+      <w:tr>
+        <w:trPr>
+          <w:cantSplit/>
+          <w:tblHeader/>
+          <w:jc w:val="center"/>
+        </w:trPr>
+        <w:tc>
+          <w:tcPr>
+            <w:tcW w:w="2045" w:type="dxa"/>
+            <w:tcBorders>
+              <w:top w:val="single" w:sz="4" w:space="0" w:color="D9D9D9"/>
+              <w:left w:val="single" w:sz="4" w:space="0" w:color="D9D9D9"/>
+              <w:bottom w:val="single" w:sz="4" w:space="0" w:color="D9D9D9"/>
+              <w:right w:val="single" w:sz="4" w:space="0" w:color="D9D9D9"/>
+            </w:tcBorders>
+            <w:shd w:val="clear" w:color="auto" w:fill="E7EDF2"/>
+            <w:vAlign w:val="center"/>
+          </w:tcPr>
+          <w:p>
+            <w:pPr>
+              <w:spacing w:before="80" w:after="80"/>
+              <w:jc w:val="center"/>
+            </w:pPr>
+            <w:r>
+              <w:rPr>
+                <w:b/>
+                <w:sz w:val="18"/>
+              </w:rPr>
+              <w:t>F2</w:t>
+            </w:r>
+          </w:p>
+        </w:tc>
+        <w:tc>
+          <w:tcPr>
+            <w:tcW w:w="2045" w:type="dxa"/>
+            <w:tcBorders>
+              <w:top w:val="single" w:sz="4" w:space="0" w:color="D9D9D9"/>
+              <w:left w:val="single" w:sz="4" w:space="0" w:color="D9D9D9"/>
+              <w:bottom w:val="single" w:sz="4" w:space="0" w:color="D9D9D9"/>
+              <w:right w:val="single" w:sz="4" w:space="0" w:color="D9D9D9"/>
+            </w:tcBorders>
+            <w:shd w:val="clear" w:color="auto" w:fill="E7EDF2"/>
+            <w:vAlign w:val="center"/>
+          </w:tcPr>
+          <w:p>
+            <w:pPr>
+              <w:spacing w:before="80" w:after="80"/>
+              <w:jc w:val="center"/>
+            </w:pPr>
+            <w:r>
+              <w:rPr>
+                <w:b/>
+                <w:sz w:val="18"/>
+              </w:rPr>
+              <w:t>F1</w:t>
+            </w:r>
+          </w:p>
+        </w:tc>
+        <w:tc>
+          <w:tcPr>
+            <w:tcW w:w="2045" w:type="dxa"/>
+            <w:tcBorders>
+              <w:top w:val="single" w:sz="4" w:space="0" w:color="D9D9D9"/>
+              <w:left w:val="single" w:sz="4" w:space="0" w:color="D9D9D9"/>
+              <w:bottom w:val="single" w:sz="4" w:space="0" w:color="D9D9D9"/>
+              <w:right w:val="single" w:sz="4" w:space="0" w:color="D9D9D9"/>
+            </w:tcBorders>
+            <w:shd w:val="clear" w:color="auto" w:fill="E7EDF2"/>
+            <w:vAlign w:val="center"/>
+          </w:tcPr>
+          <w:p>
+            <w:pPr>
+              <w:spacing w:before="80" w:after="80"/>
+              <w:jc w:val="center"/>
+            </w:pPr>
+            <w:r>
+              <w:rPr>
+                <w:b/>
+                <w:sz w:val="18"/>
+              </w:rPr>
+              <w:t>F0</w:t>
+            </w:r>
+          </w:p>
+        </w:tc>
+        <w:tc>
+          <w:tcPr>
+            <w:tcW w:w="2045" w:type="dxa"/>
+            <w:tcBorders>
+              <w:top w:val="single" w:sz="4" w:space="0" w:color="D9D9D9"/>
+              <w:left w:val="single" w:sz="4" w:space="0" w:color="D9D9D9"/>
+              <w:bottom w:val="single" w:sz="4" w:space="0" w:color="D9D9D9"/>
+              <w:right w:val="single" w:sz="4" w:space="0" w:color="D9D9D9"/>
+            </w:tcBorders>
+            <w:shd w:val="clear" w:color="auto" w:fill="E7EDF2"/>
+            <w:vAlign w:val="center"/>
+          </w:tcPr>
+          <w:p>
+            <w:pPr>
+              <w:spacing w:before="80" w:after="80"/>
+              <w:jc w:val="center"/>
+            </w:pPr>
+            <w:r>
+              <w:rPr>
+                <w:b/>
+                <w:sz w:val="18"/>
+              </w:rPr>
+              <w:t>Операция</w:t>
+            </w:r>
+          </w:p>
+        </w:tc>
+        <w:tc>
+          <w:tcPr>
+            <w:tcW w:w="2045" w:type="dxa"/>
+            <w:tcBorders>
+              <w:top w:val="single" w:sz="4" w:space="0" w:color="D9D9D9"/>
+              <w:left w:val="single" w:sz="4" w:space="0" w:color="D9D9D9"/>
+              <w:bottom w:val="single" w:sz="4" w:space="0" w:color="D9D9D9"/>
+              <w:right w:val="single" w:sz="4" w:space="0" w:color="D9D9D9"/>
+            </w:tcBorders>
+            <w:shd w:val="clear" w:color="auto" w:fill="E7EDF2"/>
+            <w:vAlign w:val="center"/>
+          </w:tcPr>
+          <w:p>
+            <w:pPr>
+              <w:spacing w:before="80" w:after="80"/>
+              <w:jc w:val="center"/>
+            </w:pPr>
+            <w:r>
+              <w:rPr>
+                <w:b/>
+                <w:sz w:val="18"/>
+              </w:rPr>
+              <w:t>Sub</w:t>
+            </w:r>
+          </w:p>
+        </w:tc>
+      </w:tr>
+      <w:tr>
+        <w:trPr>
+          <w:cantSplit/>
+          <w:jc w:val="center"/>
+        </w:trPr>
+        <w:tc>
+          <w:tcPr>
+            <w:tcW w:w="2045" w:type="dxa"/>
+            <w:tcBorders>
+              <w:top w:val="single" w:sz="4" w:space="0" w:color="D9D9D9"/>
+              <w:left w:val="single" w:sz="4" w:space="0" w:color="D9D9D9"/>
+              <w:bottom w:val="single" w:sz="4" w:space="0" w:color="D9D9D9"/>
+              <w:right w:val="single" w:sz="4" w:space="0" w:color="D9D9D9"/>
+            </w:tcBorders>
+            <w:vAlign w:val="center"/>
+          </w:tcPr>
+          <w:p>
+            <w:pPr>
+              <w:spacing w:before="80" w:after="80"/>
+              <w:jc w:val="center"/>
+            </w:pPr>
+            <w:r>
+              <w:rPr>
+                <w:sz w:val="18"/>
+              </w:rPr>
+              <w:t>0</w:t>
+            </w:r>
+          </w:p>
+        </w:tc>
+        <w:tc>
+          <w:tcPr>
+            <w:tcW w:w="2045" w:type="dxa"/>
+            <w:tcBorders>
+              <w:top w:val="single" w:sz="4" w:space="0" w:color="D9D9D9"/>
+              <w:left w:val="single" w:sz="4" w:space="0" w:color="D9D9D9"/>
+              <w:bottom w:val="single" w:sz="4" w:space="0" w:color="D9D9D9"/>
+              <w:right w:val="single" w:sz="4" w:space="0" w:color="D9D9D9"/>
+            </w:tcBorders>
+            <w:vAlign w:val="center"/>
+          </w:tcPr>
+          <w:p>
+            <w:pPr>
+              <w:spacing w:before="80" w:after="80"/>
+              <w:jc w:val="center"/>
+            </w:pPr>
+            <w:r>
+              <w:rPr>
+                <w:sz w:val="18"/>
+              </w:rPr>
+              <w:t>0</w:t>
+            </w:r>
+          </w:p>
+        </w:tc>
+        <w:tc>
+          <w:tcPr>
+            <w:tcW w:w="2045" w:type="dxa"/>
+            <w:tcBorders>
+              <w:top w:val="single" w:sz="4" w:space="0" w:color="D9D9D9"/>
+              <w:left w:val="single" w:sz="4" w:space="0" w:color="D9D9D9"/>
+              <w:bottom w:val="single" w:sz="4" w:space="0" w:color="D9D9D9"/>
+              <w:right w:val="single" w:sz="4" w:space="0" w:color="D9D9D9"/>
+            </w:tcBorders>
+            <w:vAlign w:val="center"/>
+          </w:tcPr>
+          <w:p>
+            <w:pPr>
+              <w:spacing w:before="80" w:after="80"/>
+              <w:jc w:val="center"/>
+            </w:pPr>
+            <w:r>
+              <w:rPr>
+                <w:sz w:val="18"/>
+              </w:rPr>
+              <w:t>0</w:t>
+            </w:r>
+          </w:p>
+        </w:tc>
+        <w:tc>
+          <w:tcPr>
+            <w:tcW w:w="2045" w:type="dxa"/>
+            <w:tcBorders>
+              <w:top w:val="single" w:sz="4" w:space="0" w:color="D9D9D9"/>
+              <w:left w:val="single" w:sz="4" w:space="0" w:color="D9D9D9"/>
+              <w:bottom w:val="single" w:sz="4" w:space="0" w:color="D9D9D9"/>
+              <w:right w:val="single" w:sz="4" w:space="0" w:color="D9D9D9"/>
+            </w:tcBorders>
+            <w:vAlign w:val="center"/>
+          </w:tcPr>
+          <w:p>
+            <w:pPr>
+              <w:spacing w:before="80" w:after="80"/>
+              <w:jc w:val="center"/>
+            </w:pPr>
+            <w:r>
+              <w:rPr>
+                <w:sz w:val="18"/>
+              </w:rPr>
+              <w:t>ADD</w:t>
+            </w:r>
+          </w:p>
+        </w:tc>
+        <w:tc>
+          <w:tcPr>
+            <w:tcW w:w="2045" w:type="dxa"/>
+            <w:tcBorders>
+              <w:top w:val="single" w:sz="4" w:space="0" w:color="D9D9D9"/>
+              <w:left w:val="single" w:sz="4" w:space="0" w:color="D9D9D9"/>
+              <w:bottom w:val="single" w:sz="4" w:space="0" w:color="D9D9D9"/>
+              <w:right w:val="single" w:sz="4" w:space="0" w:color="D9D9D9"/>
+            </w:tcBorders>
+            <w:vAlign w:val="center"/>
+          </w:tcPr>
+          <w:p>
+            <w:pPr>
+              <w:spacing w:before="80" w:after="80"/>
+              <w:jc w:val="center"/>
+            </w:pPr>
+            <w:r>
+              <w:rPr>
+                <w:sz w:val="18"/>
+              </w:rPr>
+              <w:t>0</w:t>
+            </w:r>
+          </w:p>
+        </w:tc>
+      </w:tr>
+      <w:tr>
+        <w:trPr>
+          <w:cantSplit/>
+          <w:jc w:val="center"/>
+        </w:trPr>
+        <w:tc>
+          <w:tcPr>
+            <w:tcW w:w="2045" w:type="dxa"/>
+            <w:tcBorders>
+              <w:top w:val="single" w:sz="4" w:space="0" w:color="D9D9D9"/>
+              <w:left w:val="single" w:sz="4" w:space="0" w:color="D9D9D9"/>
+              <w:bottom w:val="single" w:sz="4" w:space="0" w:color="D9D9D9"/>
+              <w:right w:val="single" w:sz="4" w:space="0" w:color="D9D9D9"/>
+            </w:tcBorders>
+            <w:vAlign w:val="center"/>
+          </w:tcPr>
+          <w:p>
+            <w:pPr>
+              <w:spacing w:before="80" w:after="80"/>
+              <w:jc w:val="center"/>
+            </w:pPr>
+            <w:r>
+              <w:rPr>
+                <w:sz w:val="18"/>
+              </w:rPr>
+              <w:t>0</w:t>
+            </w:r>
+          </w:p>
+        </w:tc>
+        <w:tc>
+          <w:tcPr>
+            <w:tcW w:w="2045" w:type="dxa"/>
+            <w:tcBorders>
+              <w:top w:val="single" w:sz="4" w:space="0" w:color="D9D9D9"/>
+              <w:left w:val="single" w:sz="4" w:space="0" w:color="D9D9D9"/>
+              <w:bottom w:val="single" w:sz="4" w:space="0" w:color="D9D9D9"/>
+              <w:right w:val="single" w:sz="4" w:space="0" w:color="D9D9D9"/>
+            </w:tcBorders>
+            <w:vAlign w:val="center"/>
+          </w:tcPr>
+          <w:p>
+            <w:pPr>
+              <w:spacing w:before="80" w:after="80"/>
+              <w:jc w:val="center"/>
+            </w:pPr>
+            <w:r>
+              <w:rPr>
+                <w:sz w:val="18"/>
+              </w:rPr>
+              <w:t>0</w:t>
+            </w:r>
+          </w:p>
+        </w:tc>
+        <w:tc>
+          <w:tcPr>
+            <w:tcW w:w="2045" w:type="dxa"/>
+            <w:tcBorders>
+              <w:top w:val="single" w:sz="4" w:space="0" w:color="D9D9D9"/>
+              <w:left w:val="single" w:sz="4" w:space="0" w:color="D9D9D9"/>
+              <w:bottom w:val="single" w:sz="4" w:space="0" w:color="D9D9D9"/>
+              <w:right w:val="single" w:sz="4" w:space="0" w:color="D9D9D9"/>
+            </w:tcBorders>
+            <w:vAlign w:val="center"/>
+          </w:tcPr>
+          <w:p>
+            <w:pPr>
+              <w:spacing w:before="80" w:after="80"/>
+              <w:jc w:val="center"/>
+            </w:pPr>
+            <w:r>
+              <w:rPr>
+                <w:sz w:val="18"/>
+              </w:rPr>
+              <w:t>1</w:t>
+            </w:r>
+          </w:p>
+        </w:tc>
+        <w:tc>
+          <w:tcPr>
+            <w:tcW w:w="2045" w:type="dxa"/>
+            <w:tcBorders>
+              <w:top w:val="single" w:sz="4" w:space="0" w:color="D9D9D9"/>
+              <w:left w:val="single" w:sz="4" w:space="0" w:color="D9D9D9"/>
+              <w:bottom w:val="single" w:sz="4" w:space="0" w:color="D9D9D9"/>
+              <w:right w:val="single" w:sz="4" w:space="0" w:color="D9D9D9"/>
+            </w:tcBorders>
+            <w:vAlign w:val="center"/>
+          </w:tcPr>
+          <w:p>
+            <w:pPr>
+              <w:spacing w:before="80" w:after="80"/>
+              <w:jc w:val="center"/>
+            </w:pPr>
+            <w:r>
+              <w:rPr>
+                <w:sz w:val="18"/>
+              </w:rPr>
+              <w:t>SUB</w:t>
+            </w:r>
+          </w:p>
+        </w:tc>
+        <w:tc>
+          <w:tcPr>
+            <w:tcW w:w="2045" w:type="dxa"/>
+            <w:tcBorders>
+              <w:top w:val="single" w:sz="4" w:space="0" w:color="D9D9D9"/>
+              <w:left w:val="single" w:sz="4" w:space="0" w:color="D9D9D9"/>
+              <w:bottom w:val="single" w:sz="4" w:space="0" w:color="D9D9D9"/>
+              <w:right w:val="single" w:sz="4" w:space="0" w:color="D9D9D9"/>
+            </w:tcBorders>
+            <w:vAlign w:val="center"/>
+          </w:tcPr>
+          <w:p>
+            <w:pPr>
+              <w:spacing w:before="80" w:after="80"/>
+              <w:jc w:val="center"/>
+            </w:pPr>
+            <w:r>
+              <w:rPr>
+                <w:sz w:val="18"/>
+              </w:rPr>
+              <w:t>1</w:t>
+            </w:r>
+          </w:p>
+        </w:tc>
+      </w:tr>
+      <w:tr>
+        <w:trPr>
+          <w:cantSplit/>
+          <w:jc w:val="center"/>
+        </w:trPr>
+        <w:tc>
+          <w:tcPr>
+            <w:tcW w:w="2045" w:type="dxa"/>
+            <w:tcBorders>
+              <w:top w:val="single" w:sz="4" w:space="0" w:color="D9D9D9"/>
+              <w:left w:val="single" w:sz="4" w:space="0" w:color="D9D9D9"/>
+              <w:bottom w:val="single" w:sz="4" w:space="0" w:color="D9D9D9"/>
+              <w:right w:val="single" w:sz="4" w:space="0" w:color="D9D9D9"/>
+            </w:tcBorders>
+            <w:vAlign w:val="center"/>
+          </w:tcPr>
+          <w:p>
+            <w:pPr>
+              <w:spacing w:before="80" w:after="80"/>
+              <w:jc w:val="center"/>
+            </w:pPr>
+            <w:r>
+              <w:rPr>
+                <w:sz w:val="18"/>
+              </w:rPr>
+              <w:t>0</w:t>
+            </w:r>
+          </w:p>
+        </w:tc>
+        <w:tc>
+          <w:tcPr>
+            <w:tcW w:w="2045" w:type="dxa"/>
+            <w:tcBorders>
+              <w:top w:val="single" w:sz="4" w:space="0" w:color="D9D9D9"/>
+              <w:left w:val="single" w:sz="4" w:space="0" w:color="D9D9D9"/>
+              <w:bottom w:val="single" w:sz="4" w:space="0" w:color="D9D9D9"/>
+              <w:right w:val="single" w:sz="4" w:space="0" w:color="D9D9D9"/>
+            </w:tcBorders>
+            <w:vAlign w:val="center"/>
+          </w:tcPr>
+          <w:p>
+            <w:pPr>
+              <w:spacing w:before="80" w:after="80"/>
+              <w:jc w:val="center"/>
+            </w:pPr>
+            <w:r>
+              <w:rPr>
+                <w:sz w:val="18"/>
+              </w:rPr>
+              <w:t>1</w:t>
+            </w:r>
+          </w:p>
+        </w:tc>
+        <w:tc>
+          <w:tcPr>
+            <w:tcW w:w="2045" w:type="dxa"/>
+            <w:tcBorders>
+              <w:top w:val="single" w:sz="4" w:space="0" w:color="D9D9D9"/>
+              <w:left w:val="single" w:sz="4" w:space="0" w:color="D9D9D9"/>
+              <w:bottom w:val="single" w:sz="4" w:space="0" w:color="D9D9D9"/>
+              <w:right w:val="single" w:sz="4" w:space="0" w:color="D9D9D9"/>
+            </w:tcBorders>
+            <w:vAlign w:val="center"/>
+          </w:tcPr>
+          <w:p>
+            <w:pPr>
+              <w:spacing w:before="80" w:after="80"/>
+              <w:jc w:val="center"/>
+            </w:pPr>
+            <w:r>
+              <w:rPr>
+                <w:sz w:val="18"/>
+              </w:rPr>
+              <w:t>0</w:t>
+            </w:r>
+          </w:p>
+        </w:tc>
+        <w:tc>
+          <w:tcPr>
+            <w:tcW w:w="2045" w:type="dxa"/>
+            <w:tcBorders>
+              <w:top w:val="single" w:sz="4" w:space="0" w:color="D9D9D9"/>
+              <w:left w:val="single" w:sz="4" w:space="0" w:color="D9D9D9"/>
+              <w:bottom w:val="single" w:sz="4" w:space="0" w:color="D9D9D9"/>
+              <w:right w:val="single" w:sz="4" w:space="0" w:color="D9D9D9"/>
+            </w:tcBorders>
+            <w:vAlign w:val="center"/>
+          </w:tcPr>
+          <w:p>
+            <w:pPr>
+              <w:spacing w:before="80" w:after="80"/>
+              <w:jc w:val="center"/>
+            </w:pPr>
+            <w:r>
+              <w:rPr>
+                <w:sz w:val="18"/>
+              </w:rPr>
+              <w:t>AND</w:t>
+            </w:r>
+          </w:p>
+        </w:tc>
+        <w:tc>
+          <w:tcPr>
+            <w:tcW w:w="2045" w:type="dxa"/>
+            <w:tcBorders>
+              <w:top w:val="single" w:sz="4" w:space="0" w:color="D9D9D9"/>
+              <w:left w:val="single" w:sz="4" w:space="0" w:color="D9D9D9"/>
+              <w:bottom w:val="single" w:sz="4" w:space="0" w:color="D9D9D9"/>
+              <w:right w:val="single" w:sz="4" w:space="0" w:color="D9D9D9"/>
+            </w:tcBorders>
+            <w:vAlign w:val="center"/>
+          </w:tcPr>
+          <w:p>
+            <w:pPr>
+              <w:spacing w:before="80" w:after="80"/>
+              <w:jc w:val="center"/>
+            </w:pPr>
+            <w:r>
+              <w:rPr>
+                <w:sz w:val="18"/>
+              </w:rPr>
+              <w:t>0</w:t>
+            </w:r>
+          </w:p>
+        </w:tc>
+      </w:tr>
+      <w:tr>
+        <w:trPr>
+          <w:cantSplit/>
+          <w:jc w:val="center"/>
+        </w:trPr>
+        <w:tc>
+          <w:tcPr>
+            <w:tcW w:w="2045" w:type="dxa"/>
+            <w:tcBorders>
+              <w:top w:val="single" w:sz="4" w:space="0" w:color="D9D9D9"/>
+              <w:left w:val="single" w:sz="4" w:space="0" w:color="D9D9D9"/>
+              <w:bottom w:val="single" w:sz="4" w:space="0" w:color="D9D9D9"/>
+              <w:right w:val="single" w:sz="4" w:space="0" w:color="D9D9D9"/>
+            </w:tcBorders>
+            <w:vAlign w:val="center"/>
+          </w:tcPr>
+          <w:p>
+            <w:pPr>
+              <w:spacing w:before="80" w:after="80"/>
+              <w:jc w:val="center"/>
+            </w:pPr>
+            <w:r>
+              <w:rPr>
+                <w:sz w:val="18"/>
+              </w:rPr>
+              <w:t>0</w:t>
+            </w:r>
+          </w:p>
+        </w:tc>
+        <w:tc>
+          <w:tcPr>
+            <w:tcW w:w="2045" w:type="dxa"/>
+            <w:tcBorders>
+              <w:top w:val="single" w:sz="4" w:space="0" w:color="D9D9D9"/>
+              <w:left w:val="single" w:sz="4" w:space="0" w:color="D9D9D9"/>
+              <w:bottom w:val="single" w:sz="4" w:space="0" w:color="D9D9D9"/>
+              <w:right w:val="single" w:sz="4" w:space="0" w:color="D9D9D9"/>
+            </w:tcBorders>
+            <w:vAlign w:val="center"/>
+          </w:tcPr>
+          <w:p>
+            <w:pPr>
+              <w:spacing w:before="80" w:after="80"/>
+              <w:jc w:val="center"/>
+            </w:pPr>
+            <w:r>
+              <w:rPr>
+                <w:sz w:val="18"/>
+              </w:rPr>
+              <w:t>1</w:t>
+            </w:r>
+          </w:p>
+        </w:tc>
+        <w:tc>
+          <w:tcPr>
+            <w:tcW w:w="2045" w:type="dxa"/>
+            <w:tcBorders>
+              <w:top w:val="single" w:sz="4" w:space="0" w:color="D9D9D9"/>
+              <w:left w:val="single" w:sz="4" w:space="0" w:color="D9D9D9"/>
+              <w:bottom w:val="single" w:sz="4" w:space="0" w:color="D9D9D9"/>
+              <w:right w:val="single" w:sz="4" w:space="0" w:color="D9D9D9"/>
+            </w:tcBorders>
+            <w:vAlign w:val="center"/>
+          </w:tcPr>
+          <w:p>
+            <w:pPr>
+              <w:spacing w:before="80" w:after="80"/>
+              <w:jc w:val="center"/>
+            </w:pPr>
+            <w:r>
+              <w:rPr>
+                <w:sz w:val="18"/>
+              </w:rPr>
+              <w:t>1</w:t>
+            </w:r>
+          </w:p>
+        </w:tc>
+        <w:tc>
+          <w:tcPr>
+            <w:tcW w:w="2045" w:type="dxa"/>
+            <w:tcBorders>
+              <w:top w:val="single" w:sz="4" w:space="0" w:color="D9D9D9"/>
+              <w:left w:val="single" w:sz="4" w:space="0" w:color="D9D9D9"/>
+              <w:bottom w:val="single" w:sz="4" w:space="0" w:color="D9D9D9"/>
+              <w:right w:val="single" w:sz="4" w:space="0" w:color="D9D9D9"/>
+            </w:tcBorders>
+            <w:vAlign w:val="center"/>
+          </w:tcPr>
+          <w:p>
+            <w:pPr>
+              <w:spacing w:before="80" w:after="80"/>
+              <w:jc w:val="center"/>
+            </w:pPr>
+            <w:r>
+              <w:rPr>
+                <w:sz w:val="18"/>
+              </w:rPr>
+              <w:t>OR</w:t>
+            </w:r>
+          </w:p>
+        </w:tc>
+        <w:tc>
+          <w:tcPr>
+            <w:tcW w:w="2045" w:type="dxa"/>
+            <w:tcBorders>
+              <w:top w:val="single" w:sz="4" w:space="0" w:color="D9D9D9"/>
+              <w:left w:val="single" w:sz="4" w:space="0" w:color="D9D9D9"/>
+              <w:bottom w:val="single" w:sz="4" w:space="0" w:color="D9D9D9"/>
+              <w:right w:val="single" w:sz="4" w:space="0" w:color="D9D9D9"/>
+            </w:tcBorders>
+            <w:vAlign w:val="center"/>
+          </w:tcPr>
+          <w:p>
+            <w:pPr>
+              <w:spacing w:before="80" w:after="80"/>
+              <w:jc w:val="center"/>
+            </w:pPr>
+            <w:r>
+              <w:rPr>
+                <w:sz w:val="18"/>
+              </w:rPr>
+              <w:t>0</w:t>
+            </w:r>
+          </w:p>
+        </w:tc>
+      </w:tr>
+      <w:tr>
+        <w:trPr>
+          <w:cantSplit/>
+          <w:jc w:val="center"/>
+        </w:trPr>
+        <w:tc>
+          <w:tcPr>
+            <w:tcW w:w="2045" w:type="dxa"/>
+            <w:tcBorders>
+              <w:top w:val="single" w:sz="4" w:space="0" w:color="D9D9D9"/>
+              <w:left w:val="single" w:sz="4" w:space="0" w:color="D9D9D9"/>
+              <w:bottom w:val="single" w:sz="4" w:space="0" w:color="D9D9D9"/>
+              <w:right w:val="single" w:sz="4" w:space="0" w:color="D9D9D9"/>
+            </w:tcBorders>
+            <w:vAlign w:val="center"/>
+          </w:tcPr>
+          <w:p>
+            <w:pPr>
+              <w:spacing w:before="80" w:after="80"/>
+              <w:jc w:val="center"/>
+            </w:pPr>
+            <w:r>
+              <w:rPr>
+                <w:sz w:val="18"/>
+              </w:rPr>
+              <w:t>1</w:t>
+            </w:r>
+          </w:p>
+        </w:tc>
+        <w:tc>
+          <w:tcPr>
+            <w:tcW w:w="2045" w:type="dxa"/>
+            <w:tcBorders>
+              <w:top w:val="single" w:sz="4" w:space="0" w:color="D9D9D9"/>
+              <w:left w:val="single" w:sz="4" w:space="0" w:color="D9D9D9"/>
+              <w:bottom w:val="single" w:sz="4" w:space="0" w:color="D9D9D9"/>
+              <w:right w:val="single" w:sz="4" w:space="0" w:color="D9D9D9"/>
+            </w:tcBorders>
+            <w:vAlign w:val="center"/>
+          </w:tcPr>
+          <w:p>
+            <w:pPr>
+              <w:spacing w:before="80" w:after="80"/>
+              <w:jc w:val="center"/>
+            </w:pPr>
+            <w:r>
+              <w:rPr>
+                <w:sz w:val="18"/>
+              </w:rPr>
+              <w:t>0</w:t>
+            </w:r>
+          </w:p>
+        </w:tc>
+        <w:tc>
+          <w:tcPr>
+            <w:tcW w:w="2045" w:type="dxa"/>
+            <w:tcBorders>
+              <w:top w:val="single" w:sz="4" w:space="0" w:color="D9D9D9"/>
+              <w:left w:val="single" w:sz="4" w:space="0" w:color="D9D9D9"/>
+              <w:bottom w:val="single" w:sz="4" w:space="0" w:color="D9D9D9"/>
+              <w:right w:val="single" w:sz="4" w:space="0" w:color="D9D9D9"/>
+            </w:tcBorders>
+            <w:vAlign w:val="center"/>
+          </w:tcPr>
+          <w:p>
+            <w:pPr>
+              <w:spacing w:before="80" w:after="80"/>
+              <w:jc w:val="center"/>
+            </w:pPr>
+            <w:r>
+              <w:rPr>
+                <w:sz w:val="18"/>
+              </w:rPr>
+              <w:t>0</w:t>
+            </w:r>
+          </w:p>
+        </w:tc>
+        <w:tc>
+          <w:tcPr>
+            <w:tcW w:w="2045" w:type="dxa"/>
+            <w:tcBorders>
+              <w:top w:val="single" w:sz="4" w:space="0" w:color="D9D9D9"/>
+              <w:left w:val="single" w:sz="4" w:space="0" w:color="D9D9D9"/>
+              <w:bottom w:val="single" w:sz="4" w:space="0" w:color="D9D9D9"/>
+              <w:right w:val="single" w:sz="4" w:space="0" w:color="D9D9D9"/>
+            </w:tcBorders>
+            <w:vAlign w:val="center"/>
+          </w:tcPr>
+          <w:p>
+            <w:pPr>
+              <w:spacing w:before="80" w:after="80"/>
+              <w:jc w:val="center"/>
+            </w:pPr>
+            <w:r>
+              <w:rPr>
+                <w:sz w:val="18"/>
+              </w:rPr>
+              <w:t>XOR</w:t>
+            </w:r>
+          </w:p>
+        </w:tc>
+        <w:tc>
+          <w:tcPr>
+            <w:tcW w:w="2045" w:type="dxa"/>
+            <w:tcBorders>
+              <w:top w:val="single" w:sz="4" w:space="0" w:color="D9D9D9"/>
+              <w:left w:val="single" w:sz="4" w:space="0" w:color="D9D9D9"/>
+              <w:bottom w:val="single" w:sz="4" w:space="0" w:color="D9D9D9"/>
+              <w:right w:val="single" w:sz="4" w:space="0" w:color="D9D9D9"/>
+            </w:tcBorders>
+            <w:vAlign w:val="center"/>
+          </w:tcPr>
+          <w:p>
+            <w:pPr>
+              <w:spacing w:before="80" w:after="80"/>
+              <w:jc w:val="center"/>
+            </w:pPr>
+            <w:r>
+              <w:rPr>
+                <w:sz w:val="18"/>
+              </w:rPr>
+              <w:t>0</w:t>
+            </w:r>
+          </w:p>
+        </w:tc>
+      </w:tr>
+      <w:tr>
+        <w:trPr>
+          <w:cantSplit/>
+          <w:jc w:val="center"/>
+        </w:trPr>
+        <w:tc>
+          <w:tcPr>
+            <w:tcW w:w="2045" w:type="dxa"/>
+            <w:tcBorders>
+              <w:top w:val="single" w:sz="4" w:space="0" w:color="D9D9D9"/>
+              <w:left w:val="single" w:sz="4" w:space="0" w:color="D9D9D9"/>
+              <w:bottom w:val="single" w:sz="4" w:space="0" w:color="D9D9D9"/>
+              <w:right w:val="single" w:sz="4" w:space="0" w:color="D9D9D9"/>
+            </w:tcBorders>
+            <w:vAlign w:val="center"/>
+          </w:tcPr>
+          <w:p>
+            <w:pPr>
+              <w:spacing w:before="80" w:after="80"/>
+              <w:jc w:val="center"/>
+            </w:pPr>
+            <w:r>
+              <w:rPr>
+                <w:sz w:val="18"/>
+              </w:rPr>
+              <w:t>1</w:t>
+            </w:r>
+          </w:p>
+        </w:tc>
+        <w:tc>
+          <w:tcPr>
+            <w:tcW w:w="2045" w:type="dxa"/>
+            <w:tcBorders>
+              <w:top w:val="single" w:sz="4" w:space="0" w:color="D9D9D9"/>
+              <w:left w:val="single" w:sz="4" w:space="0" w:color="D9D9D9"/>
+              <w:bottom w:val="single" w:sz="4" w:space="0" w:color="D9D9D9"/>
+              <w:right w:val="single" w:sz="4" w:space="0" w:color="D9D9D9"/>
+            </w:tcBorders>
+            <w:vAlign w:val="center"/>
+          </w:tcPr>
+          <w:p>
+            <w:pPr>
+              <w:spacing w:before="80" w:after="80"/>
+              <w:jc w:val="center"/>
+            </w:pPr>
+            <w:r>
+              <w:rPr>
+                <w:sz w:val="18"/>
+              </w:rPr>
+              <w:t>0</w:t>
+            </w:r>
+          </w:p>
+        </w:tc>
+        <w:tc>
+          <w:tcPr>
+            <w:tcW w:w="2045" w:type="dxa"/>
+            <w:tcBorders>
+              <w:top w:val="single" w:sz="4" w:space="0" w:color="D9D9D9"/>
+              <w:left w:val="single" w:sz="4" w:space="0" w:color="D9D9D9"/>
+              <w:bottom w:val="single" w:sz="4" w:space="0" w:color="D9D9D9"/>
+              <w:right w:val="single" w:sz="4" w:space="0" w:color="D9D9D9"/>
+            </w:tcBorders>
+            <w:vAlign w:val="center"/>
+          </w:tcPr>
+          <w:p>
+            <w:pPr>
+              <w:spacing w:before="80" w:after="80"/>
+              <w:jc w:val="center"/>
+            </w:pPr>
+            <w:r>
+              <w:rPr>
+                <w:sz w:val="18"/>
+              </w:rPr>
+              <w:t>1</w:t>
+            </w:r>
+          </w:p>
+        </w:tc>
+        <w:tc>
+          <w:tcPr>
+            <w:tcW w:w="2045" w:type="dxa"/>
+            <w:tcBorders>
+              <w:top w:val="single" w:sz="4" w:space="0" w:color="D9D9D9"/>
+              <w:left w:val="single" w:sz="4" w:space="0" w:color="D9D9D9"/>
+              <w:bottom w:val="single" w:sz="4" w:space="0" w:color="D9D9D9"/>
+              <w:right w:val="single" w:sz="4" w:space="0" w:color="D9D9D9"/>
+            </w:tcBorders>
+            <w:vAlign w:val="center"/>
+          </w:tcPr>
+          <w:p>
+            <w:pPr>
+              <w:spacing w:before="80" w:after="80"/>
+              <w:jc w:val="center"/>
+            </w:pPr>
+            <w:r>
+              <w:rPr>
+                <w:sz w:val="18"/>
+              </w:rPr>
+              <w:t>SLT</w:t>
+            </w:r>
+          </w:p>
+        </w:tc>
+        <w:tc>
+          <w:tcPr>
+            <w:tcW w:w="2045" w:type="dxa"/>
+            <w:tcBorders>
+              <w:top w:val="single" w:sz="4" w:space="0" w:color="D9D9D9"/>
+              <w:left w:val="single" w:sz="4" w:space="0" w:color="D9D9D9"/>
+              <w:bottom w:val="single" w:sz="4" w:space="0" w:color="D9D9D9"/>
+              <w:right w:val="single" w:sz="4" w:space="0" w:color="D9D9D9"/>
+            </w:tcBorders>
+            <w:vAlign w:val="center"/>
+          </w:tcPr>
+          <w:p>
+            <w:pPr>
+              <w:spacing w:before="80" w:after="80"/>
+              <w:jc w:val="center"/>
+            </w:pPr>
+            <w:r>
+              <w:rPr>
+                <w:sz w:val="18"/>
+              </w:rPr>
+              <w:t>1</w:t>
+            </w:r>
+          </w:p>
+        </w:tc>
+      </w:tr>
+      <w:tr>
+        <w:trPr>
+          <w:cantSplit/>
+          <w:jc w:val="center"/>
+        </w:trPr>
+        <w:tc>
+          <w:tcPr>
+            <w:tcW w:w="2045" w:type="dxa"/>
+            <w:tcBorders>
+              <w:top w:val="single" w:sz="4" w:space="0" w:color="D9D9D9"/>
+              <w:left w:val="single" w:sz="4" w:space="0" w:color="D9D9D9"/>
+              <w:bottom w:val="single" w:sz="4" w:space="0" w:color="D9D9D9"/>
+              <w:right w:val="single" w:sz="4" w:space="0" w:color="D9D9D9"/>
+            </w:tcBorders>
+            <w:vAlign w:val="center"/>
+          </w:tcPr>
+          <w:p>
+            <w:pPr>
+              <w:spacing w:before="80" w:after="80"/>
+              <w:jc w:val="center"/>
+            </w:pPr>
+            <w:r>
+              <w:rPr>
+                <w:sz w:val="18"/>
+              </w:rPr>
+              <w:t>1</w:t>
+            </w:r>
+          </w:p>
+        </w:tc>
+        <w:tc>
+          <w:tcPr>
+            <w:tcW w:w="2045" w:type="dxa"/>
+            <w:tcBorders>
+              <w:top w:val="single" w:sz="4" w:space="0" w:color="D9D9D9"/>
+              <w:left w:val="single" w:sz="4" w:space="0" w:color="D9D9D9"/>
+              <w:bottom w:val="single" w:sz="4" w:space="0" w:color="D9D9D9"/>
+              <w:right w:val="single" w:sz="4" w:space="0" w:color="D9D9D9"/>
+            </w:tcBorders>
+            <w:vAlign w:val="center"/>
+          </w:tcPr>
+          <w:p>
+            <w:pPr>
+              <w:spacing w:before="80" w:after="80"/>
+              <w:jc w:val="center"/>
+            </w:pPr>
+            <w:r>
+              <w:rPr>
+                <w:sz w:val="18"/>
+              </w:rPr>
+              <w:t>1</w:t>
+            </w:r>
+          </w:p>
+        </w:tc>
+        <w:tc>
+          <w:tcPr>
+            <w:tcW w:w="2045" w:type="dxa"/>
+            <w:tcBorders>
+              <w:top w:val="single" w:sz="4" w:space="0" w:color="D9D9D9"/>
+              <w:left w:val="single" w:sz="4" w:space="0" w:color="D9D9D9"/>
+              <w:bottom w:val="single" w:sz="4" w:space="0" w:color="D9D9D9"/>
+              <w:right w:val="single" w:sz="4" w:space="0" w:color="D9D9D9"/>
+            </w:tcBorders>
+            <w:vAlign w:val="center"/>
+          </w:tcPr>
+          <w:p>
+            <w:pPr>
+              <w:spacing w:before="80" w:after="80"/>
+              <w:jc w:val="center"/>
+            </w:pPr>
+            <w:r>
+              <w:rPr>
+                <w:sz w:val="18"/>
+              </w:rPr>
+              <w:t>0</w:t>
+            </w:r>
+          </w:p>
+        </w:tc>
+        <w:tc>
+          <w:tcPr>
+            <w:tcW w:w="2045" w:type="dxa"/>
+            <w:tcBorders>
+              <w:top w:val="single" w:sz="4" w:space="0" w:color="D9D9D9"/>
+              <w:left w:val="single" w:sz="4" w:space="0" w:color="D9D9D9"/>
+              <w:bottom w:val="single" w:sz="4" w:space="0" w:color="D9D9D9"/>
+              <w:right w:val="single" w:sz="4" w:space="0" w:color="D9D9D9"/>
+            </w:tcBorders>
+            <w:vAlign w:val="center"/>
+          </w:tcPr>
+          <w:p>
+            <w:pPr>
+              <w:spacing w:before="80" w:after="80"/>
+              <w:jc w:val="center"/>
+            </w:pPr>
+            <w:r>
+              <w:rPr>
+                <w:sz w:val="18"/>
+              </w:rPr>
+              <w:t>SHL</w:t>
+            </w:r>
+          </w:p>
+        </w:tc>
+        <w:tc>
+          <w:tcPr>
+            <w:tcW w:w="2045" w:type="dxa"/>
+            <w:tcBorders>
+              <w:top w:val="single" w:sz="4" w:space="0" w:color="D9D9D9"/>
+              <w:left w:val="single" w:sz="4" w:space="0" w:color="D9D9D9"/>
+              <w:bottom w:val="single" w:sz="4" w:space="0" w:color="D9D9D9"/>
+              <w:right w:val="single" w:sz="4" w:space="0" w:color="D9D9D9"/>
+            </w:tcBorders>
+            <w:vAlign w:val="center"/>
+          </w:tcPr>
+          <w:p>
+            <w:pPr>
+              <w:spacing w:before="80" w:after="80"/>
+              <w:jc w:val="center"/>
+            </w:pPr>
+            <w:r>
+              <w:rPr>
+                <w:sz w:val="18"/>
+              </w:rPr>
+              <w:t>0</w:t>
+            </w:r>
+          </w:p>
+        </w:tc>
+      </w:tr>
+      <w:tr>
+        <w:trPr>
+          <w:cantSplit/>
+          <w:jc w:val="center"/>
+        </w:trPr>
+        <w:tc>
+          <w:tcPr>
+            <w:tcW w:w="2045" w:type="dxa"/>
+            <w:tcBorders>
+              <w:top w:val="single" w:sz="4" w:space="0" w:color="D9D9D9"/>
+              <w:left w:val="single" w:sz="4" w:space="0" w:color="D9D9D9"/>
+              <w:bottom w:val="single" w:sz="4" w:space="0" w:color="D9D9D9"/>
+              <w:right w:val="single" w:sz="4" w:space="0" w:color="D9D9D9"/>
+            </w:tcBorders>
+            <w:vAlign w:val="center"/>
+          </w:tcPr>
+          <w:p>
+            <w:pPr>
+              <w:spacing w:before="80" w:after="80"/>
+              <w:jc w:val="center"/>
+            </w:pPr>
+            <w:r>
+              <w:rPr>
+                <w:sz w:val="18"/>
+              </w:rPr>
+              <w:t>1</w:t>
+            </w:r>
+          </w:p>
+        </w:tc>
+        <w:tc>
+          <w:tcPr>
+            <w:tcW w:w="2045" w:type="dxa"/>
+            <w:tcBorders>
+              <w:top w:val="single" w:sz="4" w:space="0" w:color="D9D9D9"/>
+              <w:left w:val="single" w:sz="4" w:space="0" w:color="D9D9D9"/>
+              <w:bottom w:val="single" w:sz="4" w:space="0" w:color="D9D9D9"/>
+              <w:right w:val="single" w:sz="4" w:space="0" w:color="D9D9D9"/>
+            </w:tcBorders>
+            <w:vAlign w:val="center"/>
+          </w:tcPr>
+          <w:p>
+            <w:pPr>
+              <w:spacing w:before="80" w:after="80"/>
+              <w:jc w:val="center"/>
+            </w:pPr>
+            <w:r>
+              <w:rPr>
+                <w:sz w:val="18"/>
+              </w:rPr>
+              <w:t>1</w:t>
+            </w:r>
+          </w:p>
+        </w:tc>
+        <w:tc>
+          <w:tcPr>
+            <w:tcW w:w="2045" w:type="dxa"/>
+            <w:tcBorders>
+              <w:top w:val="single" w:sz="4" w:space="0" w:color="D9D9D9"/>
+              <w:left w:val="single" w:sz="4" w:space="0" w:color="D9D9D9"/>
+              <w:bottom w:val="single" w:sz="4" w:space="0" w:color="D9D9D9"/>
+              <w:right w:val="single" w:sz="4" w:space="0" w:color="D9D9D9"/>
+            </w:tcBorders>
+            <w:vAlign w:val="center"/>
+          </w:tcPr>
+          <w:p>
+            <w:pPr>
+              <w:spacing w:before="80" w:after="80"/>
+              <w:jc w:val="center"/>
+            </w:pPr>
+            <w:r>
+              <w:rPr>
+                <w:sz w:val="18"/>
+              </w:rPr>
+              <w:t>1</w:t>
+            </w:r>
+          </w:p>
+        </w:tc>
+        <w:tc>
+          <w:tcPr>
+            <w:tcW w:w="2045" w:type="dxa"/>
+            <w:tcBorders>
+              <w:top w:val="single" w:sz="4" w:space="0" w:color="D9D9D9"/>
+              <w:left w:val="single" w:sz="4" w:space="0" w:color="D9D9D9"/>
+              <w:bottom w:val="single" w:sz="4" w:space="0" w:color="D9D9D9"/>
+              <w:right w:val="single" w:sz="4" w:space="0" w:color="D9D9D9"/>
+            </w:tcBorders>
+            <w:vAlign w:val="center"/>
+          </w:tcPr>
+          <w:p>
+            <w:pPr>
+              <w:spacing w:before="80" w:after="80"/>
+              <w:jc w:val="center"/>
+            </w:pPr>
+            <w:r>
+              <w:rPr>
+                <w:sz w:val="18"/>
+              </w:rPr>
+              <w:t>SLTU</w:t>
+            </w:r>
+          </w:p>
+        </w:tc>
+        <w:tc>
+          <w:tcPr>
+            <w:tcW w:w="2045" w:type="dxa"/>
+            <w:tcBorders>
+              <w:top w:val="single" w:sz="4" w:space="0" w:color="D9D9D9"/>
+              <w:left w:val="single" w:sz="4" w:space="0" w:color="D9D9D9"/>
+              <w:bottom w:val="single" w:sz="4" w:space="0" w:color="D9D9D9"/>
+              <w:right w:val="single" w:sz="4" w:space="0" w:color="D9D9D9"/>
+            </w:tcBorders>
+            <w:vAlign w:val="center"/>
+          </w:tcPr>
+          <w:p>
+            <w:pPr>
+              <w:spacing w:before="80" w:after="80"/>
+              <w:jc w:val="center"/>
+            </w:pPr>
+            <w:r>
+              <w:rPr>
+                <w:sz w:val="18"/>
+              </w:rPr>
+              <w:t>1</w:t>
+            </w:r>
+          </w:p>
+        </w:tc>
+      </w:tr>
+    </w:tbl>
+    <w:p>
+      <w:pPr>
+        <w:rPr>
+          <w:rFonts w:ascii="Times New Roman" w:hAnsi="Times New Roman" w:cs="Times New Roman"/>
+          <w:sz w:val="26"/>
+          <w:szCs w:val="26"/>
+        </w:rPr>
+      </w:pPr>
+    </w:p>
+    <w:p>
+      <w:pPr>
+        <w:rPr>
+          <w:rFonts w:ascii="Times New Roman" w:hAnsi="Times New Roman" w:cs="Times New Roman"/>
+          <w:b/>
+          <w:bCs/>
+          <w:sz w:val="26"/>
+          <w:szCs w:val="26"/>
+          <w:lang w:val="ru-RU"/>
+        </w:rPr>
+      </w:pPr>
+      <w:r>
+        <w:rPr>
+          <w:rFonts w:ascii="Times New Roman" w:hAnsi="Times New Roman" w:cs="Times New Roman"/>
+          <w:b/>
+          <w:bCs/>
+          <w:sz w:val="26"/>
+          <w:szCs w:val="26"/>
+        </w:rPr>
+        <w:lastRenderedPageBreak/>
+        <w:t>Карта Карно. Столбцы F1F0 расположены в порядке Грея</w:t>
+      </w:r>
+      <w:r>
+        <w:rPr>
+          <w:rFonts w:ascii="Times New Roman" w:hAnsi="Times New Roman" w:cs="Times New Roman"/>
+          <w:b/>
+          <w:bCs/>
+          <w:sz w:val="26"/>
+          <w:szCs w:val="26"/>
+          <w:lang w:val="ru-RU"/>
+        </w:rPr>
+        <w:t>:</w:t>
+      </w:r>
+    </w:p>
+    <w:tbl>
+      <w:tblPr>
+        <w:tblW w:w="0" w:type="auto"/>
+        <w:jc w:val="center"/>
+        <w:tblLook w:val="04A0" w:firstRow="1" w:lastRow="0" w:firstColumn="1" w:lastColumn="0" w:noHBand="0" w:noVBand="1"/>
+      </w:tblPr>
+      <w:tblGrid>
+        <w:gridCol w:w="1605"/>
+        <w:gridCol w:w="1519"/>
+        <w:gridCol w:w="1556"/>
+        <w:gridCol w:w="1555"/>
+        <w:gridCol w:w="1555"/>
+        <w:gridCol w:w="1555"/>
+      </w:tblGrid>
+      <w:tr>
+        <w:trPr>
+          <w:cantSplit/>
+          <w:tblHeader/>
+          <w:jc w:val="center"/>
+        </w:trPr>
+        <w:tc>
+          <w:tcPr>
+            <w:tcW w:w="1605" w:type="dxa"/>
+            <w:tcBorders>
+              <w:top w:val="single" w:sz="4" w:space="0" w:color="D9D9D9"/>
+              <w:left w:val="single" w:sz="4" w:space="0" w:color="D9D9D9"/>
+              <w:bottom w:val="single" w:sz="4" w:space="0" w:color="D9D9D9"/>
+              <w:right w:val="single" w:sz="4" w:space="0" w:color="D9D9D9"/>
+            </w:tcBorders>
+            <w:shd w:val="clear" w:color="auto" w:fill="E7EDF2"/>
+            <w:vAlign w:val="center"/>
+          </w:tcPr>
+          <w:p>
+            <w:pPr>
+              <w:spacing w:before="80" w:after="80"/>
+              <w:jc w:val="center"/>
+            </w:pPr>
+            <w:r>
+              <w:rPr>
+                <w:b/>
+                <w:sz w:val="18"/>
+              </w:rPr>
+              <w:t>F2 / F1F0</w:t>
+            </w:r>
+          </w:p>
+        </w:tc>
+        <w:tc>
+          <w:tcPr>
+            <w:tcW w:w="1519" w:type="dxa"/>
+            <w:tcBorders>
+              <w:top w:val="single" w:sz="4" w:space="0" w:color="D9D9D9"/>
+              <w:left w:val="single" w:sz="4" w:space="0" w:color="D9D9D9"/>
+              <w:bottom w:val="single" w:sz="4" w:space="0" w:color="D9D9D9"/>
+              <w:right w:val="single" w:sz="4" w:space="0" w:color="D9D9D9"/>
+            </w:tcBorders>
+            <w:shd w:val="clear" w:color="auto" w:fill="E7EDF2"/>
+          </w:tcPr>
+          <w:p>
+            <w:pPr>
+              <w:spacing w:before="80" w:after="80"/>
+              <w:jc w:val="center"/>
+              <w:rPr>
+                <w:b/>
+                <w:sz w:val="18"/>
+              </w:rPr>
+            </w:pPr>
+          </w:p>
+        </w:tc>
+        <w:tc>
+          <w:tcPr>
+            <w:tcW w:w="1556" w:type="dxa"/>
+            <w:tcBorders>
+              <w:top w:val="single" w:sz="4" w:space="0" w:color="D9D9D9"/>
+              <w:left w:val="single" w:sz="4" w:space="0" w:color="D9D9D9"/>
+              <w:bottom w:val="single" w:sz="4" w:space="0" w:color="D9D9D9"/>
+              <w:right w:val="single" w:sz="4" w:space="0" w:color="D9D9D9"/>
+            </w:tcBorders>
+            <w:shd w:val="clear" w:color="auto" w:fill="E7EDF2"/>
+            <w:vAlign w:val="center"/>
+          </w:tcPr>
+          <w:p>
+            <w:pPr>
+              <w:spacing w:before="80" w:after="80"/>
+              <w:jc w:val="center"/>
+            </w:pPr>
+            <w:r>
+              <w:rPr>
+                <w:b/>
+                <w:sz w:val="18"/>
+              </w:rPr>
+              <w:t>00</w:t>
+            </w:r>
+          </w:p>
+        </w:tc>
+        <w:tc>
+          <w:tcPr>
+            <w:tcW w:w="1555" w:type="dxa"/>
+            <w:tcBorders>
+              <w:top w:val="single" w:sz="4" w:space="0" w:color="D9D9D9"/>
+              <w:left w:val="single" w:sz="4" w:space="0" w:color="D9D9D9"/>
+              <w:bottom w:val="single" w:sz="4" w:space="0" w:color="D9D9D9"/>
+              <w:right w:val="single" w:sz="4" w:space="0" w:color="D9D9D9"/>
+            </w:tcBorders>
+            <w:shd w:val="clear" w:color="auto" w:fill="E7EDF2"/>
+            <w:vAlign w:val="center"/>
+          </w:tcPr>
+          <w:p>
+            <w:pPr>
+              <w:spacing w:before="80" w:after="80"/>
+              <w:jc w:val="center"/>
+            </w:pPr>
+            <w:r>
+              <w:rPr>
+                <w:b/>
+                <w:sz w:val="18"/>
+              </w:rPr>
+              <w:t>01</w:t>
+            </w:r>
+          </w:p>
+        </w:tc>
+        <w:tc>
+          <w:tcPr>
+            <w:tcW w:w="1555" w:type="dxa"/>
+            <w:tcBorders>
+              <w:top w:val="single" w:sz="4" w:space="0" w:color="D9D9D9"/>
+              <w:left w:val="single" w:sz="4" w:space="0" w:color="D9D9D9"/>
+              <w:bottom w:val="single" w:sz="4" w:space="0" w:color="D9D9D9"/>
+              <w:right w:val="single" w:sz="4" w:space="0" w:color="D9D9D9"/>
+            </w:tcBorders>
+            <w:shd w:val="clear" w:color="auto" w:fill="E7EDF2"/>
+            <w:vAlign w:val="center"/>
+          </w:tcPr>
+          <w:p>
+            <w:pPr>
+              <w:spacing w:before="80" w:after="80"/>
+              <w:jc w:val="center"/>
+            </w:pPr>
+            <w:r>
+              <w:rPr>
+                <w:b/>
+                <w:sz w:val="18"/>
+              </w:rPr>
+              <w:t>11</w:t>
+            </w:r>
+          </w:p>
+        </w:tc>
+        <w:tc>
+          <w:tcPr>
+            <w:tcW w:w="1555" w:type="dxa"/>
+            <w:tcBorders>
+              <w:top w:val="single" w:sz="4" w:space="0" w:color="D9D9D9"/>
+              <w:left w:val="single" w:sz="4" w:space="0" w:color="D9D9D9"/>
+              <w:bottom w:val="single" w:sz="4" w:space="0" w:color="D9D9D9"/>
+              <w:right w:val="single" w:sz="4" w:space="0" w:color="D9D9D9"/>
+            </w:tcBorders>
+            <w:shd w:val="clear" w:color="auto" w:fill="E7EDF2"/>
+            <w:vAlign w:val="center"/>
+          </w:tcPr>
+          <w:p>
+            <w:pPr>
+              <w:spacing w:before="80" w:after="80"/>
+              <w:jc w:val="center"/>
+            </w:pPr>
+            <w:r>
+              <w:rPr>
+                <w:b/>
+                <w:sz w:val="18"/>
+              </w:rPr>
+              <w:t>10</w:t>
+            </w:r>
+          </w:p>
+        </w:tc>
+      </w:tr>
+      <w:tr>
+        <w:trPr>
+          <w:cantSplit/>
+          <w:jc w:val="center"/>
+        </w:trPr>
+        <w:tc>
+          <w:tcPr>
+            <w:tcW w:w="1605" w:type="dxa"/>
+            <w:tcBorders>
+              <w:top w:val="single" w:sz="4" w:space="0" w:color="D9D9D9"/>
+              <w:left w:val="single" w:sz="4" w:space="0" w:color="D9D9D9"/>
+              <w:bottom w:val="single" w:sz="4" w:space="0" w:color="D9D9D9"/>
+              <w:right w:val="single" w:sz="4" w:space="0" w:color="D9D9D9"/>
+            </w:tcBorders>
+            <w:vAlign w:val="center"/>
+          </w:tcPr>
+          <w:p>
+            <w:pPr>
+              <w:spacing w:before="80" w:after="80"/>
+              <w:jc w:val="center"/>
+            </w:pPr>
+            <w:r>
+              <w:rPr>
+                <w:sz w:val="18"/>
+              </w:rPr>
+              <w:t>0</w:t>
+            </w:r>
+          </w:p>
+        </w:tc>
+        <w:tc>
+          <w:tcPr>
+            <w:tcW w:w="1519" w:type="dxa"/>
+            <w:tcBorders>
+              <w:top w:val="single" w:sz="4" w:space="0" w:color="D9D9D9"/>
+              <w:left w:val="single" w:sz="4" w:space="0" w:color="D9D9D9"/>
+              <w:bottom w:val="single" w:sz="4" w:space="0" w:color="D9D9D9"/>
+              <w:right w:val="single" w:sz="4" w:space="0" w:color="D9D9D9"/>
+            </w:tcBorders>
+          </w:tcPr>
+          <w:p>
+            <w:pPr>
+              <w:spacing w:before="80" w:after="80"/>
+              <w:jc w:val="center"/>
+              <w:rPr>
+                <w:sz w:val="18"/>
+              </w:rPr>
+            </w:pPr>
+          </w:p>
+        </w:tc>
+        <w:tc>
+          <w:tcPr>
+            <w:tcW w:w="1556" w:type="dxa"/>
+            <w:tcBorders>
+              <w:top w:val="single" w:sz="4" w:space="0" w:color="D9D9D9"/>
+              <w:left w:val="single" w:sz="4" w:space="0" w:color="D9D9D9"/>
+              <w:bottom w:val="single" w:sz="4" w:space="0" w:color="D9D9D9"/>
+              <w:right w:val="single" w:sz="4" w:space="0" w:color="D9D9D9"/>
+            </w:tcBorders>
+            <w:vAlign w:val="center"/>
+          </w:tcPr>
+          <w:p>
+            <w:pPr>
+              <w:spacing w:before="80" w:after="80"/>
+              <w:jc w:val="center"/>
+            </w:pPr>
+            <w:r>
+              <w:rPr>
+                <w:sz w:val="18"/>
+              </w:rPr>
+              <w:t>0</w:t>
+            </w:r>
+          </w:p>
+        </w:tc>
+        <w:tc>
+          <w:tcPr>
+            <w:tcW w:w="1555" w:type="dxa"/>
+            <w:tcBorders>
+              <w:top w:val="single" w:sz="4" w:space="0" w:color="D9D9D9"/>
+              <w:left w:val="single" w:sz="4" w:space="0" w:color="D9D9D9"/>
+              <w:bottom w:val="single" w:sz="4" w:space="0" w:color="D9D9D9"/>
+              <w:right w:val="single" w:sz="4" w:space="0" w:color="D9D9D9"/>
+            </w:tcBorders>
+            <w:vAlign w:val="center"/>
+          </w:tcPr>
+          <w:p>
+            <w:pPr>
+              <w:spacing w:before="80" w:after="80"/>
+              <w:jc w:val="center"/>
+            </w:pPr>
+            <w:r>
+              <w:rPr>
+                <w:sz w:val="18"/>
+              </w:rPr>
+              <w:t>1</w:t>
+            </w:r>
+          </w:p>
+        </w:tc>
+        <w:tc>
+          <w:tcPr>
+            <w:tcW w:w="1555" w:type="dxa"/>
+            <w:tcBorders>
+              <w:top w:val="single" w:sz="4" w:space="0" w:color="D9D9D9"/>
+              <w:left w:val="single" w:sz="4" w:space="0" w:color="D9D9D9"/>
+              <w:bottom w:val="single" w:sz="4" w:space="0" w:color="D9D9D9"/>
+              <w:right w:val="single" w:sz="4" w:space="0" w:color="D9D9D9"/>
+            </w:tcBorders>
+            <w:vAlign w:val="center"/>
+          </w:tcPr>
+          <w:p>
+            <w:pPr>
+              <w:spacing w:before="80" w:after="80"/>
+              <w:jc w:val="center"/>
+            </w:pPr>
+            <w:r>
+              <w:rPr>
+                <w:sz w:val="18"/>
+              </w:rPr>
+              <w:t>0</w:t>
+            </w:r>
+          </w:p>
+        </w:tc>
+        <w:tc>
+          <w:tcPr>
+            <w:tcW w:w="1555" w:type="dxa"/>
+            <w:tcBorders>
+              <w:top w:val="single" w:sz="4" w:space="0" w:color="D9D9D9"/>
+              <w:left w:val="single" w:sz="4" w:space="0" w:color="D9D9D9"/>
+              <w:bottom w:val="single" w:sz="4" w:space="0" w:color="D9D9D9"/>
+              <w:right w:val="single" w:sz="4" w:space="0" w:color="D9D9D9"/>
+            </w:tcBorders>
+            <w:vAlign w:val="center"/>
+          </w:tcPr>
+          <w:p>
+            <w:pPr>
+              <w:spacing w:before="80" w:after="80"/>
+              <w:jc w:val="center"/>
+            </w:pPr>
+            <w:r>
+              <w:rPr>
+                <w:sz w:val="18"/>
+              </w:rPr>
+              <w:t>0</w:t>
+            </w:r>
+          </w:p>
+        </w:tc>
+      </w:tr>
+      <w:tr>
+        <w:trPr>
+          <w:cantSplit/>
+          <w:jc w:val="center"/>
+        </w:trPr>
+        <w:tc>
+          <w:tcPr>
+            <w:tcW w:w="1605" w:type="dxa"/>
+            <w:tcBorders>
+              <w:top w:val="single" w:sz="4" w:space="0" w:color="D9D9D9"/>
+              <w:left w:val="single" w:sz="4" w:space="0" w:color="D9D9D9"/>
+              <w:bottom w:val="single" w:sz="4" w:space="0" w:color="D9D9D9"/>
+              <w:right w:val="single" w:sz="4" w:space="0" w:color="D9D9D9"/>
+            </w:tcBorders>
+            <w:vAlign w:val="center"/>
+          </w:tcPr>
+          <w:p>
+            <w:pPr>
+              <w:spacing w:before="80" w:after="80"/>
+              <w:jc w:val="center"/>
+            </w:pPr>
+            <w:r>
+              <w:rPr>
+                <w:sz w:val="18"/>
+              </w:rPr>
+              <w:t>1</w:t>
+            </w:r>
+          </w:p>
+        </w:tc>
+        <w:tc>
+          <w:tcPr>
+            <w:tcW w:w="1519" w:type="dxa"/>
+            <w:tcBorders>
+              <w:top w:val="single" w:sz="4" w:space="0" w:color="D9D9D9"/>
+              <w:left w:val="single" w:sz="4" w:space="0" w:color="D9D9D9"/>
+              <w:bottom w:val="single" w:sz="4" w:space="0" w:color="D9D9D9"/>
+              <w:right w:val="single" w:sz="4" w:space="0" w:color="D9D9D9"/>
+            </w:tcBorders>
+          </w:tcPr>
+          <w:p>
+            <w:pPr>
+              <w:spacing w:before="80" w:after="80"/>
+              <w:jc w:val="center"/>
+              <w:rPr>
+                <w:sz w:val="18"/>
+              </w:rPr>
+            </w:pPr>
+          </w:p>
+        </w:tc>
+        <w:tc>
+          <w:tcPr>
+            <w:tcW w:w="1556" w:type="dxa"/>
+            <w:tcBorders>
+              <w:top w:val="single" w:sz="4" w:space="0" w:color="D9D9D9"/>
+              <w:left w:val="single" w:sz="4" w:space="0" w:color="D9D9D9"/>
+              <w:bottom w:val="single" w:sz="4" w:space="0" w:color="D9D9D9"/>
+              <w:right w:val="single" w:sz="4" w:space="0" w:color="D9D9D9"/>
+            </w:tcBorders>
+            <w:vAlign w:val="center"/>
+          </w:tcPr>
+          <w:p>
+            <w:pPr>
+              <w:spacing w:before="80" w:after="80"/>
+              <w:jc w:val="center"/>
+            </w:pPr>
+            <w:r>
+              <w:rPr>
+                <w:sz w:val="18"/>
+              </w:rPr>
+              <w:t>0</w:t>
+            </w:r>
+          </w:p>
+        </w:tc>
+        <w:tc>
+          <w:tcPr>
+            <w:tcW w:w="1555" w:type="dxa"/>
+            <w:tcBorders>
+              <w:top w:val="single" w:sz="4" w:space="0" w:color="D9D9D9"/>
+              <w:left w:val="single" w:sz="4" w:space="0" w:color="D9D9D9"/>
+              <w:bottom w:val="single" w:sz="4" w:space="0" w:color="D9D9D9"/>
+              <w:right w:val="single" w:sz="4" w:space="0" w:color="D9D9D9"/>
+            </w:tcBorders>
+            <w:vAlign w:val="center"/>
+          </w:tcPr>
+          <w:p>
+            <w:pPr>
+              <w:spacing w:before="80" w:after="80"/>
+              <w:jc w:val="center"/>
+            </w:pPr>
+            <w:r>
+              <w:rPr>
+                <w:sz w:val="18"/>
+              </w:rPr>
+              <w:t>1</w:t>
+            </w:r>
+          </w:p>
+        </w:tc>
+        <w:tc>
+          <w:tcPr>
+            <w:tcW w:w="1555" w:type="dxa"/>
+            <w:tcBorders>
+              <w:top w:val="single" w:sz="4" w:space="0" w:color="D9D9D9"/>
+              <w:left w:val="single" w:sz="4" w:space="0" w:color="D9D9D9"/>
+              <w:bottom w:val="single" w:sz="4" w:space="0" w:color="D9D9D9"/>
+              <w:right w:val="single" w:sz="4" w:space="0" w:color="D9D9D9"/>
+            </w:tcBorders>
+            <w:vAlign w:val="center"/>
+          </w:tcPr>
+          <w:p>
+            <w:pPr>
+              <w:spacing w:before="80" w:after="80"/>
+              <w:jc w:val="center"/>
+            </w:pPr>
+            <w:r>
+              <w:rPr>
+                <w:sz w:val="18"/>
+              </w:rPr>
+              <w:t>1</w:t>
+            </w:r>
+          </w:p>
+        </w:tc>
+        <w:tc>
+          <w:tcPr>
+            <w:tcW w:w="1555" w:type="dxa"/>
+            <w:tcBorders>
+              <w:top w:val="single" w:sz="4" w:space="0" w:color="D9D9D9"/>
+              <w:left w:val="single" w:sz="4" w:space="0" w:color="D9D9D9"/>
+              <w:bottom w:val="single" w:sz="4" w:space="0" w:color="D9D9D9"/>
+              <w:right w:val="single" w:sz="4" w:space="0" w:color="D9D9D9"/>
+            </w:tcBorders>
+            <w:vAlign w:val="center"/>
+          </w:tcPr>
+          <w:p>
+            <w:pPr>
+              <w:spacing w:before="80" w:after="80"/>
+              <w:jc w:val="center"/>
+            </w:pPr>
+            <w:r>
+              <w:rPr>
+                <w:sz w:val="18"/>
+              </w:rPr>
+              <w:t>0</w:t>
+            </w:r>
+          </w:p>
+        </w:tc>
+      </w:tr>
+    </w:tbl>
+    <w:p>
+      <w:pPr>
+        <w:rPr>
+          <w:rFonts w:ascii="Times New Roman" w:hAnsi="Times New Roman" w:cs="Times New Roman"/>
+          <w:sz w:val="26"/>
+          <w:szCs w:val="26"/>
+        </w:rPr>
+      </w:pPr>
+    </w:p>
+    <w:p>
+      <w:pPr>
+        <w:rPr>
+          <w:rFonts w:ascii="Times New Roman" w:hAnsi="Times New Roman" w:cs="Times New Roman"/>
+          <w:b/>
+          <w:bCs/>
+          <w:sz w:val="26"/>
+          <w:szCs w:val="26"/>
+          <w:lang w:val="ru-RU"/>
+        </w:rPr>
+      </w:pPr>
+      <w:r>
+        <w:rPr>
+          <w:rFonts w:ascii="Times New Roman" w:hAnsi="Times New Roman" w:cs="Times New Roman"/>
+          <w:b/>
+          <w:bCs/>
+          <w:sz w:val="26"/>
+          <w:szCs w:val="26"/>
+        </w:rPr>
+        <w:t>Проверка SLTU и сравнение с SLT</w:t>
+      </w:r>
+      <w:r>
+        <w:rPr>
+          <w:rFonts w:ascii="Times New Roman" w:hAnsi="Times New Roman" w:cs="Times New Roman"/>
+          <w:b/>
+          <w:bCs/>
+          <w:sz w:val="26"/>
+          <w:szCs w:val="26"/>
+          <w:lang w:val="ru-RU"/>
+        </w:rPr>
+        <w:t>:</w:t>
+      </w:r>
+    </w:p>
+    <w:tbl>
+      <w:tblPr>
+        <w:tblW w:w="0" w:type="auto"/>
+        <w:jc w:val="center"/>
+        <w:tblLook w:val="04A0" w:firstRow="1" w:lastRow="0" w:firstColumn="1" w:lastColumn="0" w:noHBand="0" w:noVBand="1"/>
+      </w:tblPr>
+      <w:tblGrid>
+        <w:gridCol w:w="1843"/>
+        <w:gridCol w:w="1854"/>
+        <w:gridCol w:w="1854"/>
+        <w:gridCol w:w="1877"/>
+        <w:gridCol w:w="1917"/>
+      </w:tblGrid>
+      <w:tr>
+        <w:trPr>
+          <w:cantSplit/>
+          <w:tblHeader/>
+          <w:jc w:val="center"/>
+        </w:trPr>
+        <w:tc>
+          <w:tcPr>
+            <w:tcW w:w="2045" w:type="dxa"/>
+            <w:tcBorders>
+              <w:top w:val="single" w:sz="4" w:space="0" w:color="D9D9D9"/>
+              <w:left w:val="single" w:sz="4" w:space="0" w:color="D9D9D9"/>
+              <w:bottom w:val="single" w:sz="4" w:space="0" w:color="D9D9D9"/>
+              <w:right w:val="single" w:sz="4" w:space="0" w:color="D9D9D9"/>
+            </w:tcBorders>
+            <w:shd w:val="clear" w:color="auto" w:fill="E7EDF2"/>
+            <w:vAlign w:val="center"/>
+          </w:tcPr>
+          <w:p>
+            <w:pPr>
+              <w:spacing w:before="80" w:after="80"/>
+              <w:jc w:val="center"/>
+            </w:pPr>
+            <w:r>
+              <w:rPr>
+                <w:b/>
+                <w:sz w:val="18"/>
+              </w:rPr>
+              <w:t>F</w:t>
+            </w:r>
+          </w:p>
+        </w:tc>
+        <w:tc>
+          <w:tcPr>
+            <w:tcW w:w="2045" w:type="dxa"/>
+            <w:tcBorders>
+              <w:top w:val="single" w:sz="4" w:space="0" w:color="D9D9D9"/>
+              <w:left w:val="single" w:sz="4" w:space="0" w:color="D9D9D9"/>
+              <w:bottom w:val="single" w:sz="4" w:space="0" w:color="D9D9D9"/>
+              <w:right w:val="single" w:sz="4" w:space="0" w:color="D9D9D9"/>
+            </w:tcBorders>
+            <w:shd w:val="clear" w:color="auto" w:fill="E7EDF2"/>
+            <w:vAlign w:val="center"/>
+          </w:tcPr>
+          <w:p>
+            <w:pPr>
+              <w:spacing w:before="80" w:after="80"/>
+              <w:jc w:val="center"/>
+            </w:pPr>
+            <w:r>
+              <w:rPr>
+                <w:b/>
+                <w:sz w:val="18"/>
+              </w:rPr>
+              <w:t>A</w:t>
+            </w:r>
+          </w:p>
+        </w:tc>
+        <w:tc>
+          <w:tcPr>
+            <w:tcW w:w="2045" w:type="dxa"/>
+            <w:tcBorders>
+              <w:top w:val="single" w:sz="4" w:space="0" w:color="D9D9D9"/>
+              <w:left w:val="single" w:sz="4" w:space="0" w:color="D9D9D9"/>
+              <w:bottom w:val="single" w:sz="4" w:space="0" w:color="D9D9D9"/>
+              <w:right w:val="single" w:sz="4" w:space="0" w:color="D9D9D9"/>
+            </w:tcBorders>
+            <w:shd w:val="clear" w:color="auto" w:fill="E7EDF2"/>
+            <w:vAlign w:val="center"/>
+          </w:tcPr>
+          <w:p>
+            <w:pPr>
+              <w:spacing w:before="80" w:after="80"/>
+              <w:jc w:val="center"/>
+            </w:pPr>
+            <w:r>
+              <w:rPr>
+                <w:b/>
+                <w:sz w:val="18"/>
+              </w:rPr>
+              <w:t>B</w:t>
+            </w:r>
+          </w:p>
+        </w:tc>
+        <w:tc>
+          <w:tcPr>
+            <w:tcW w:w="2045" w:type="dxa"/>
+            <w:tcBorders>
+              <w:top w:val="single" w:sz="4" w:space="0" w:color="D9D9D9"/>
+              <w:left w:val="single" w:sz="4" w:space="0" w:color="D9D9D9"/>
+              <w:bottom w:val="single" w:sz="4" w:space="0" w:color="D9D9D9"/>
+              <w:right w:val="single" w:sz="4" w:space="0" w:color="D9D9D9"/>
+            </w:tcBorders>
+            <w:shd w:val="clear" w:color="auto" w:fill="E7EDF2"/>
+            <w:vAlign w:val="center"/>
+          </w:tcPr>
+          <w:p>
+            <w:pPr>
+              <w:spacing w:before="80" w:after="80"/>
+              <w:jc w:val="center"/>
+            </w:pPr>
+            <w:r>
+              <w:rPr>
+                <w:b/>
+                <w:sz w:val="18"/>
+              </w:rPr>
+              <w:t>RESULT</w:t>
+            </w:r>
+          </w:p>
+        </w:tc>
+        <w:tc>
+          <w:tcPr>
+            <w:tcW w:w="2045" w:type="dxa"/>
+            <w:tcBorders>
+              <w:top w:val="single" w:sz="4" w:space="0" w:color="D9D9D9"/>
+              <w:left w:val="single" w:sz="4" w:space="0" w:color="D9D9D9"/>
+              <w:bottom w:val="single" w:sz="4" w:space="0" w:color="D9D9D9"/>
+              <w:right w:val="single" w:sz="4" w:space="0" w:color="D9D9D9"/>
+            </w:tcBorders>
+            <w:shd w:val="clear" w:color="auto" w:fill="E7EDF2"/>
+            <w:vAlign w:val="center"/>
+          </w:tcPr>
+          <w:p>
+            <w:pPr>
+              <w:spacing w:before="80" w:after="80"/>
+              <w:jc w:val="center"/>
+            </w:pPr>
+            <w:r>
+              <w:rPr>
+                <w:b/>
+                <w:sz w:val="18"/>
+              </w:rPr>
+              <w:t>Сравнение</w:t>
+            </w:r>
+          </w:p>
+        </w:tc>
+      </w:tr>
+      <w:tr>
+        <w:trPr>
+          <w:cantSplit/>
+          <w:jc w:val="center"/>
+        </w:trPr>
+        <w:tc>
+          <w:tcPr>
+            <w:tcW w:w="2045" w:type="dxa"/>
+            <w:tcBorders>
+              <w:top w:val="single" w:sz="4" w:space="0" w:color="D9D9D9"/>
+              <w:left w:val="single" w:sz="4" w:space="0" w:color="D9D9D9"/>
+              <w:bottom w:val="single" w:sz="4" w:space="0" w:color="D9D9D9"/>
+              <w:right w:val="single" w:sz="4" w:space="0" w:color="D9D9D9"/>
+            </w:tcBorders>
+            <w:vAlign w:val="center"/>
+          </w:tcPr>
+          <w:p>
+            <w:pPr>
+              <w:spacing w:before="80" w:after="80"/>
+              <w:jc w:val="center"/>
+            </w:pPr>
+            <w:r>
+              <w:rPr>
+                <w:sz w:val="18"/>
+              </w:rPr>
+              <w:t>111</w:t>
+            </w:r>
+          </w:p>
+        </w:tc>
+        <w:tc>
+          <w:tcPr>
+            <w:tcW w:w="2045" w:type="dxa"/>
+            <w:tcBorders>
+              <w:top w:val="single" w:sz="4" w:space="0" w:color="D9D9D9"/>
+              <w:left w:val="single" w:sz="4" w:space="0" w:color="D9D9D9"/>
+              <w:bottom w:val="single" w:sz="4" w:space="0" w:color="D9D9D9"/>
+              <w:right w:val="single" w:sz="4" w:space="0" w:color="D9D9D9"/>
+            </w:tcBorders>
+            <w:vAlign w:val="center"/>
+          </w:tcPr>
+          <w:p>
+            <w:pPr>
+              <w:spacing w:before="80" w:after="80"/>
+              <w:jc w:val="center"/>
+            </w:pPr>
+            <w:r>
+              <w:rPr>
+                <w:sz w:val="18"/>
+              </w:rPr>
+              <w:t>0011</w:t>
+            </w:r>
+          </w:p>
+        </w:tc>
+        <w:tc>
+          <w:tcPr>
+            <w:tcW w:w="2045" w:type="dxa"/>
+            <w:tcBorders>
+              <w:top w:val="single" w:sz="4" w:space="0" w:color="D9D9D9"/>
+              <w:left w:val="single" w:sz="4" w:space="0" w:color="D9D9D9"/>
+              <w:bottom w:val="single" w:sz="4" w:space="0" w:color="D9D9D9"/>
+              <w:right w:val="single" w:sz="4" w:space="0" w:color="D9D9D9"/>
+            </w:tcBorders>
+            <w:vAlign w:val="center"/>
+          </w:tcPr>
+          <w:p>
+            <w:pPr>
+              <w:spacing w:before="80" w:after="80"/>
+              <w:jc w:val="center"/>
+            </w:pPr>
+            <w:r>
+              <w:rPr>
+                <w:sz w:val="18"/>
+              </w:rPr>
+              <w:t>0101</w:t>
+            </w:r>
+          </w:p>
+        </w:tc>
+        <w:tc>
+          <w:tcPr>
+            <w:tcW w:w="2045" w:type="dxa"/>
+            <w:tcBorders>
+              <w:top w:val="single" w:sz="4" w:space="0" w:color="D9D9D9"/>
+              <w:left w:val="single" w:sz="4" w:space="0" w:color="D9D9D9"/>
+              <w:bottom w:val="single" w:sz="4" w:space="0" w:color="D9D9D9"/>
+              <w:right w:val="single" w:sz="4" w:space="0" w:color="D9D9D9"/>
+            </w:tcBorders>
+            <w:vAlign w:val="center"/>
+          </w:tcPr>
+          <w:p>
+            <w:pPr>
+              <w:spacing w:before="80" w:after="80"/>
+              <w:jc w:val="center"/>
+            </w:pPr>
+            <w:r>
+              <w:rPr>
+                <w:sz w:val="18"/>
+              </w:rPr>
+              <w:t>0001</w:t>
+            </w:r>
+          </w:p>
+        </w:tc>
+        <w:tc>
+          <w:tcPr>
+            <w:tcW w:w="2045" w:type="dxa"/>
+            <w:tcBorders>
+              <w:top w:val="single" w:sz="4" w:space="0" w:color="D9D9D9"/>
+              <w:left w:val="single" w:sz="4" w:space="0" w:color="D9D9D9"/>
+              <w:bottom w:val="single" w:sz="4" w:space="0" w:color="D9D9D9"/>
+              <w:right w:val="single" w:sz="4" w:space="0" w:color="D9D9D9"/>
+            </w:tcBorders>
+            <w:vAlign w:val="center"/>
+          </w:tcPr>
+          <w:p>
+            <w:pPr>
+              <w:spacing w:before="80" w:after="80"/>
+              <w:jc w:val="center"/>
+            </w:pPr>
+            <w:r>
+              <w:rPr>
+                <w:sz w:val="18"/>
+              </w:rPr>
+              <w:t xml:space="preserve">3 </w:t>
+            </w:r>
+            <w:proofErr w:type="gramStart"/>
+            <w:r>
+              <w:rPr>
+                <w:sz w:val="18"/>
+              </w:rPr>
+              <w:t>&lt; 5</w:t>
+            </w:r>
+            <w:proofErr w:type="gramEnd"/>
+          </w:p>
+        </w:tc>
+      </w:tr>
+      <w:tr>
+        <w:trPr>
+          <w:cantSplit/>
+          <w:jc w:val="center"/>
+        </w:trPr>
+        <w:tc>
+          <w:tcPr>
+            <w:tcW w:w="2045" w:type="dxa"/>
+            <w:tcBorders>
+              <w:top w:val="single" w:sz="4" w:space="0" w:color="D9D9D9"/>
+              <w:left w:val="single" w:sz="4" w:space="0" w:color="D9D9D9"/>
+              <w:bottom w:val="single" w:sz="4" w:space="0" w:color="D9D9D9"/>
+              <w:right w:val="single" w:sz="4" w:space="0" w:color="D9D9D9"/>
+            </w:tcBorders>
+            <w:vAlign w:val="center"/>
+          </w:tcPr>
+          <w:p>
+            <w:pPr>
+              <w:spacing w:before="80" w:after="80"/>
+              <w:jc w:val="center"/>
+            </w:pPr>
+            <w:r>
+              <w:rPr>
+                <w:sz w:val="18"/>
+              </w:rPr>
+              <w:t>111</w:t>
+            </w:r>
+          </w:p>
+        </w:tc>
+        <w:tc>
+          <w:tcPr>
+            <w:tcW w:w="2045" w:type="dxa"/>
+            <w:tcBorders>
+              <w:top w:val="single" w:sz="4" w:space="0" w:color="D9D9D9"/>
+              <w:left w:val="single" w:sz="4" w:space="0" w:color="D9D9D9"/>
+              <w:bottom w:val="single" w:sz="4" w:space="0" w:color="D9D9D9"/>
+              <w:right w:val="single" w:sz="4" w:space="0" w:color="D9D9D9"/>
+            </w:tcBorders>
+            <w:vAlign w:val="center"/>
+          </w:tcPr>
+          <w:p>
+            <w:pPr>
+              <w:spacing w:before="80" w:after="80"/>
+              <w:jc w:val="center"/>
+            </w:pPr>
+            <w:r>
+              <w:rPr>
+                <w:sz w:val="18"/>
+              </w:rPr>
+              <w:t>0101</w:t>
+            </w:r>
+          </w:p>
+        </w:tc>
+        <w:tc>
+          <w:tcPr>
+            <w:tcW w:w="2045" w:type="dxa"/>
+            <w:tcBorders>
+              <w:top w:val="single" w:sz="4" w:space="0" w:color="D9D9D9"/>
+              <w:left w:val="single" w:sz="4" w:space="0" w:color="D9D9D9"/>
+              <w:bottom w:val="single" w:sz="4" w:space="0" w:color="D9D9D9"/>
+              <w:right w:val="single" w:sz="4" w:space="0" w:color="D9D9D9"/>
+            </w:tcBorders>
+            <w:vAlign w:val="center"/>
+          </w:tcPr>
+          <w:p>
+            <w:pPr>
+              <w:spacing w:before="80" w:after="80"/>
+              <w:jc w:val="center"/>
+            </w:pPr>
+            <w:r>
+              <w:rPr>
+                <w:sz w:val="18"/>
+              </w:rPr>
+              <w:t>0011</w:t>
+            </w:r>
+          </w:p>
+        </w:tc>
+        <w:tc>
+          <w:tcPr>
+            <w:tcW w:w="2045" w:type="dxa"/>
+            <w:tcBorders>
+              <w:top w:val="single" w:sz="4" w:space="0" w:color="D9D9D9"/>
+              <w:left w:val="single" w:sz="4" w:space="0" w:color="D9D9D9"/>
+              <w:bottom w:val="single" w:sz="4" w:space="0" w:color="D9D9D9"/>
+              <w:right w:val="single" w:sz="4" w:space="0" w:color="D9D9D9"/>
+            </w:tcBorders>
+            <w:vAlign w:val="center"/>
+          </w:tcPr>
+          <w:p>
+            <w:pPr>
+              <w:spacing w:before="80" w:after="80"/>
+              <w:jc w:val="center"/>
+            </w:pPr>
+            <w:r>
+              <w:rPr>
+                <w:sz w:val="18"/>
+              </w:rPr>
+              <w:t>0000</w:t>
+            </w:r>
+          </w:p>
+        </w:tc>
+        <w:tc>
+          <w:tcPr>
+            <w:tcW w:w="2045" w:type="dxa"/>
+            <w:tcBorders>
+              <w:top w:val="single" w:sz="4" w:space="0" w:color="D9D9D9"/>
+              <w:left w:val="single" w:sz="4" w:space="0" w:color="D9D9D9"/>
+              <w:bottom w:val="single" w:sz="4" w:space="0" w:color="D9D9D9"/>
+              <w:right w:val="single" w:sz="4" w:space="0" w:color="D9D9D9"/>
+            </w:tcBorders>
+            <w:vAlign w:val="center"/>
+          </w:tcPr>
+          <w:p>
+            <w:pPr>
+              <w:spacing w:before="80" w:after="80"/>
+              <w:jc w:val="center"/>
+            </w:pPr>
+            <w:r>
+              <w:rPr>
+                <w:sz w:val="18"/>
+              </w:rPr>
+              <w:t xml:space="preserve">5 </w:t>
+            </w:r>
+            <w:proofErr w:type="gramStart"/>
+            <w:r>
+              <w:rPr>
+                <w:sz w:val="18"/>
+              </w:rPr>
+              <w:t>&lt; 3</w:t>
+            </w:r>
+            <w:proofErr w:type="gramEnd"/>
+            <w:r>
+              <w:rPr>
+                <w:sz w:val="18"/>
+              </w:rPr>
+              <w:t xml:space="preserve"> ложно</w:t>
+            </w:r>
+          </w:p>
+        </w:tc>
+      </w:tr>
+      <w:tr>
+        <w:trPr>
+          <w:cantSplit/>
+          <w:jc w:val="center"/>
+        </w:trPr>
+        <w:tc>
+          <w:tcPr>
+            <w:tcW w:w="2045" w:type="dxa"/>
+            <w:tcBorders>
+              <w:top w:val="single" w:sz="4" w:space="0" w:color="D9D9D9"/>
+              <w:left w:val="single" w:sz="4" w:space="0" w:color="D9D9D9"/>
+              <w:bottom w:val="single" w:sz="4" w:space="0" w:color="D9D9D9"/>
+              <w:right w:val="single" w:sz="4" w:space="0" w:color="D9D9D9"/>
+            </w:tcBorders>
+            <w:vAlign w:val="center"/>
+          </w:tcPr>
+          <w:p>
+            <w:pPr>
+              <w:spacing w:before="80" w:after="80"/>
+              <w:jc w:val="center"/>
+            </w:pPr>
+            <w:r>
+              <w:rPr>
+                <w:sz w:val="18"/>
+              </w:rPr>
+              <w:t>111</w:t>
+            </w:r>
+          </w:p>
+        </w:tc>
+        <w:tc>
+          <w:tcPr>
+            <w:tcW w:w="2045" w:type="dxa"/>
+            <w:tcBorders>
+              <w:top w:val="single" w:sz="4" w:space="0" w:color="D9D9D9"/>
+              <w:left w:val="single" w:sz="4" w:space="0" w:color="D9D9D9"/>
+              <w:bottom w:val="single" w:sz="4" w:space="0" w:color="D9D9D9"/>
+              <w:right w:val="single" w:sz="4" w:space="0" w:color="D9D9D9"/>
+            </w:tcBorders>
+            <w:vAlign w:val="center"/>
+          </w:tcPr>
+          <w:p>
+            <w:pPr>
+              <w:spacing w:before="80" w:after="80"/>
+              <w:jc w:val="center"/>
+            </w:pPr>
+            <w:r>
+              <w:rPr>
+                <w:sz w:val="18"/>
+              </w:rPr>
+              <w:t>1000</w:t>
+            </w:r>
+          </w:p>
+        </w:tc>
+        <w:tc>
+          <w:tcPr>
+            <w:tcW w:w="2045" w:type="dxa"/>
+            <w:tcBorders>
+              <w:top w:val="single" w:sz="4" w:space="0" w:color="D9D9D9"/>
+              <w:left w:val="single" w:sz="4" w:space="0" w:color="D9D9D9"/>
+              <w:bottom w:val="single" w:sz="4" w:space="0" w:color="D9D9D9"/>
+              <w:right w:val="single" w:sz="4" w:space="0" w:color="D9D9D9"/>
+            </w:tcBorders>
+            <w:vAlign w:val="center"/>
+          </w:tcPr>
+          <w:p>
+            <w:pPr>
+              <w:spacing w:before="80" w:after="80"/>
+              <w:jc w:val="center"/>
+            </w:pPr>
+            <w:r>
+              <w:rPr>
+                <w:sz w:val="18"/>
+              </w:rPr>
+              <w:t>0111</w:t>
+            </w:r>
+          </w:p>
+        </w:tc>
+        <w:tc>
+          <w:tcPr>
+            <w:tcW w:w="2045" w:type="dxa"/>
+            <w:tcBorders>
+              <w:top w:val="single" w:sz="4" w:space="0" w:color="D9D9D9"/>
+              <w:left w:val="single" w:sz="4" w:space="0" w:color="D9D9D9"/>
+              <w:bottom w:val="single" w:sz="4" w:space="0" w:color="D9D9D9"/>
+              <w:right w:val="single" w:sz="4" w:space="0" w:color="D9D9D9"/>
+            </w:tcBorders>
+            <w:vAlign w:val="center"/>
+          </w:tcPr>
+          <w:p>
+            <w:pPr>
+              <w:spacing w:before="80" w:after="80"/>
+              <w:jc w:val="center"/>
+            </w:pPr>
+            <w:r>
+              <w:rPr>
+                <w:sz w:val="18"/>
+              </w:rPr>
+              <w:t>0000</w:t>
+            </w:r>
+          </w:p>
+        </w:tc>
+        <w:tc>
+          <w:tcPr>
+            <w:tcW w:w="2045" w:type="dxa"/>
+            <w:tcBorders>
+              <w:top w:val="single" w:sz="4" w:space="0" w:color="D9D9D9"/>
+              <w:left w:val="single" w:sz="4" w:space="0" w:color="D9D9D9"/>
+              <w:bottom w:val="single" w:sz="4" w:space="0" w:color="D9D9D9"/>
+              <w:right w:val="single" w:sz="4" w:space="0" w:color="D9D9D9"/>
+            </w:tcBorders>
+            <w:vAlign w:val="center"/>
+          </w:tcPr>
+          <w:p>
+            <w:pPr>
+              <w:spacing w:before="80" w:after="80"/>
+              <w:jc w:val="center"/>
+            </w:pPr>
+            <w:r>
+              <w:rPr>
+                <w:sz w:val="18"/>
+              </w:rPr>
+              <w:t xml:space="preserve">8 </w:t>
+            </w:r>
+            <w:proofErr w:type="gramStart"/>
+            <w:r>
+              <w:rPr>
+                <w:sz w:val="18"/>
+              </w:rPr>
+              <w:t>&lt; 7</w:t>
+            </w:r>
+            <w:proofErr w:type="gramEnd"/>
+            <w:r>
+              <w:rPr>
+                <w:sz w:val="18"/>
+              </w:rPr>
+              <w:t xml:space="preserve"> ложно</w:t>
+            </w:r>
+          </w:p>
+        </w:tc>
+      </w:tr>
+      <w:tr>
+        <w:trPr>
+          <w:cantSplit/>
+          <w:jc w:val="center"/>
+        </w:trPr>
+        <w:tc>
+          <w:tcPr>
+            <w:tcW w:w="2045" w:type="dxa"/>
+            <w:tcBorders>
+              <w:top w:val="single" w:sz="4" w:space="0" w:color="D9D9D9"/>
+              <w:left w:val="single" w:sz="4" w:space="0" w:color="D9D9D9"/>
+              <w:bottom w:val="single" w:sz="4" w:space="0" w:color="D9D9D9"/>
+              <w:right w:val="single" w:sz="4" w:space="0" w:color="D9D9D9"/>
+            </w:tcBorders>
+            <w:vAlign w:val="center"/>
+          </w:tcPr>
+          <w:p>
+            <w:pPr>
+              <w:spacing w:before="80" w:after="80"/>
+              <w:jc w:val="center"/>
+            </w:pPr>
+            <w:r>
+              <w:rPr>
+                <w:sz w:val="18"/>
+              </w:rPr>
+              <w:t>111</w:t>
+            </w:r>
+          </w:p>
+        </w:tc>
+        <w:tc>
+          <w:tcPr>
+            <w:tcW w:w="2045" w:type="dxa"/>
+            <w:tcBorders>
+              <w:top w:val="single" w:sz="4" w:space="0" w:color="D9D9D9"/>
+              <w:left w:val="single" w:sz="4" w:space="0" w:color="D9D9D9"/>
+              <w:bottom w:val="single" w:sz="4" w:space="0" w:color="D9D9D9"/>
+              <w:right w:val="single" w:sz="4" w:space="0" w:color="D9D9D9"/>
+            </w:tcBorders>
+            <w:vAlign w:val="center"/>
+          </w:tcPr>
+          <w:p>
+            <w:pPr>
+              <w:spacing w:before="80" w:after="80"/>
+              <w:jc w:val="center"/>
+            </w:pPr>
+            <w:r>
+              <w:rPr>
+                <w:sz w:val="18"/>
+              </w:rPr>
+              <w:t>0010</w:t>
+            </w:r>
+          </w:p>
+        </w:tc>
+        <w:tc>
+          <w:tcPr>
+            <w:tcW w:w="2045" w:type="dxa"/>
+            <w:tcBorders>
+              <w:top w:val="single" w:sz="4" w:space="0" w:color="D9D9D9"/>
+              <w:left w:val="single" w:sz="4" w:space="0" w:color="D9D9D9"/>
+              <w:bottom w:val="single" w:sz="4" w:space="0" w:color="D9D9D9"/>
+              <w:right w:val="single" w:sz="4" w:space="0" w:color="D9D9D9"/>
+            </w:tcBorders>
+            <w:vAlign w:val="center"/>
+          </w:tcPr>
+          <w:p>
+            <w:pPr>
+              <w:spacing w:before="80" w:after="80"/>
+              <w:jc w:val="center"/>
+            </w:pPr>
+            <w:r>
+              <w:rPr>
+                <w:sz w:val="18"/>
+              </w:rPr>
+              <w:t>0010</w:t>
+            </w:r>
+          </w:p>
+        </w:tc>
+        <w:tc>
+          <w:tcPr>
+            <w:tcW w:w="2045" w:type="dxa"/>
+            <w:tcBorders>
+              <w:top w:val="single" w:sz="4" w:space="0" w:color="D9D9D9"/>
+              <w:left w:val="single" w:sz="4" w:space="0" w:color="D9D9D9"/>
+              <w:bottom w:val="single" w:sz="4" w:space="0" w:color="D9D9D9"/>
+              <w:right w:val="single" w:sz="4" w:space="0" w:color="D9D9D9"/>
+            </w:tcBorders>
+            <w:vAlign w:val="center"/>
+          </w:tcPr>
+          <w:p>
+            <w:pPr>
+              <w:spacing w:before="80" w:after="80"/>
+              <w:jc w:val="center"/>
+            </w:pPr>
+            <w:r>
+              <w:rPr>
+                <w:sz w:val="18"/>
+              </w:rPr>
+              <w:t>0000</w:t>
+            </w:r>
+          </w:p>
+        </w:tc>
+        <w:tc>
+          <w:tcPr>
+            <w:tcW w:w="2045" w:type="dxa"/>
+            <w:tcBorders>
+              <w:top w:val="single" w:sz="4" w:space="0" w:color="D9D9D9"/>
+              <w:left w:val="single" w:sz="4" w:space="0" w:color="D9D9D9"/>
+              <w:bottom w:val="single" w:sz="4" w:space="0" w:color="D9D9D9"/>
+              <w:right w:val="single" w:sz="4" w:space="0" w:color="D9D9D9"/>
+            </w:tcBorders>
+            <w:vAlign w:val="center"/>
+          </w:tcPr>
+          <w:p>
+            <w:pPr>
+              <w:spacing w:before="80" w:after="80"/>
+              <w:jc w:val="center"/>
+            </w:pPr>
+            <w:r>
+              <w:rPr>
+                <w:sz w:val="18"/>
+              </w:rPr>
+              <w:t xml:space="preserve">2 </w:t>
+            </w:r>
+            <w:proofErr w:type="gramStart"/>
+            <w:r>
+              <w:rPr>
+                <w:sz w:val="18"/>
+              </w:rPr>
+              <w:t>&lt; 2</w:t>
+            </w:r>
+            <w:proofErr w:type="gramEnd"/>
+            <w:r>
+              <w:rPr>
+                <w:sz w:val="18"/>
+              </w:rPr>
+              <w:t xml:space="preserve"> ложно</w:t>
+            </w:r>
+          </w:p>
+        </w:tc>
+      </w:tr>
+      <w:tr>
+        <w:trPr>
+          <w:cantSplit/>
+          <w:jc w:val="center"/>
+        </w:trPr>
+        <w:tc>
+          <w:tcPr>
+            <w:tcW w:w="2045" w:type="dxa"/>
+            <w:tcBorders>
+              <w:top w:val="single" w:sz="4" w:space="0" w:color="D9D9D9"/>
+              <w:left w:val="single" w:sz="4" w:space="0" w:color="D9D9D9"/>
+              <w:bottom w:val="single" w:sz="4" w:space="0" w:color="D9D9D9"/>
+              <w:right w:val="single" w:sz="4" w:space="0" w:color="D9D9D9"/>
+            </w:tcBorders>
+            <w:vAlign w:val="center"/>
+          </w:tcPr>
+          <w:p>
+            <w:pPr>
+              <w:spacing w:before="80" w:after="80"/>
+              <w:jc w:val="center"/>
+            </w:pPr>
+            <w:r>
+              <w:rPr>
+                <w:sz w:val="18"/>
+              </w:rPr>
+              <w:t>101</w:t>
+            </w:r>
+          </w:p>
+        </w:tc>
+        <w:tc>
+          <w:tcPr>
+            <w:tcW w:w="2045" w:type="dxa"/>
+            <w:tcBorders>
+              <w:top w:val="single" w:sz="4" w:space="0" w:color="D9D9D9"/>
+              <w:left w:val="single" w:sz="4" w:space="0" w:color="D9D9D9"/>
+              <w:bottom w:val="single" w:sz="4" w:space="0" w:color="D9D9D9"/>
+              <w:right w:val="single" w:sz="4" w:space="0" w:color="D9D9D9"/>
+            </w:tcBorders>
+            <w:vAlign w:val="center"/>
+          </w:tcPr>
+          <w:p>
+            <w:pPr>
+              <w:spacing w:before="80" w:after="80"/>
+              <w:jc w:val="center"/>
+            </w:pPr>
+            <w:r>
+              <w:rPr>
+                <w:sz w:val="18"/>
+              </w:rPr>
+              <w:t>1000</w:t>
+            </w:r>
+          </w:p>
+        </w:tc>
+        <w:tc>
+          <w:tcPr>
+            <w:tcW w:w="2045" w:type="dxa"/>
+            <w:tcBorders>
+              <w:top w:val="single" w:sz="4" w:space="0" w:color="D9D9D9"/>
+              <w:left w:val="single" w:sz="4" w:space="0" w:color="D9D9D9"/>
+              <w:bottom w:val="single" w:sz="4" w:space="0" w:color="D9D9D9"/>
+              <w:right w:val="single" w:sz="4" w:space="0" w:color="D9D9D9"/>
+            </w:tcBorders>
+            <w:vAlign w:val="center"/>
+          </w:tcPr>
+          <w:p>
+            <w:pPr>
+              <w:spacing w:before="80" w:after="80"/>
+              <w:jc w:val="center"/>
+            </w:pPr>
+            <w:r>
+              <w:rPr>
+                <w:sz w:val="18"/>
+              </w:rPr>
+              <w:t>0111</w:t>
+            </w:r>
+          </w:p>
+        </w:tc>
+        <w:tc>
+          <w:tcPr>
+            <w:tcW w:w="2045" w:type="dxa"/>
+            <w:tcBorders>
+              <w:top w:val="single" w:sz="4" w:space="0" w:color="D9D9D9"/>
+              <w:left w:val="single" w:sz="4" w:space="0" w:color="D9D9D9"/>
+              <w:bottom w:val="single" w:sz="4" w:space="0" w:color="D9D9D9"/>
+              <w:right w:val="single" w:sz="4" w:space="0" w:color="D9D9D9"/>
+            </w:tcBorders>
+            <w:vAlign w:val="center"/>
+          </w:tcPr>
+          <w:p>
+            <w:pPr>
+              <w:spacing w:before="80" w:after="80"/>
+              <w:jc w:val="center"/>
+            </w:pPr>
+            <w:r>
+              <w:rPr>
+                <w:sz w:val="18"/>
+              </w:rPr>
+              <w:t>0001</w:t>
+            </w:r>
+          </w:p>
+        </w:tc>
+        <w:tc>
+          <w:tcPr>
+            <w:tcW w:w="2045" w:type="dxa"/>
+            <w:tcBorders>
+              <w:top w:val="single" w:sz="4" w:space="0" w:color="D9D9D9"/>
+              <w:left w:val="single" w:sz="4" w:space="0" w:color="D9D9D9"/>
+              <w:bottom w:val="single" w:sz="4" w:space="0" w:color="D9D9D9"/>
+              <w:right w:val="single" w:sz="4" w:space="0" w:color="D9D9D9"/>
+            </w:tcBorders>
+            <w:vAlign w:val="center"/>
+          </w:tcPr>
+          <w:p>
+            <w:pPr>
+              <w:spacing w:before="80" w:after="80"/>
+              <w:jc w:val="center"/>
+            </w:pPr>
+            <w:r>
+              <w:rPr>
+                <w:sz w:val="18"/>
+              </w:rPr>
+              <w:t xml:space="preserve">−8 </w:t>
+            </w:r>
+            <w:proofErr w:type="gramStart"/>
+            <w:r>
+              <w:rPr>
+                <w:sz w:val="18"/>
+              </w:rPr>
+              <w:t>&lt; 7</w:t>
+            </w:r>
+            <w:proofErr w:type="gramEnd"/>
+          </w:p>
+        </w:tc>
+      </w:tr>
+    </w:tbl>
+    <w:p>
+      <w:pPr>
+        <w:rPr>
+          <w:rFonts w:ascii="Times New Roman" w:hAnsi="Times New Roman" w:cs="Times New Roman"/>
+          <w:sz w:val="26"/>
+          <w:szCs w:val="26"/>
+        </w:rPr>
+      </w:pPr>
+    </w:p>
+    <w:p>
+      <w:pPr>
+        <w:rPr>
+          <w:rFonts w:ascii="Times New Roman" w:hAnsi="Times New Roman" w:cs="Times New Roman"/>
+          <w:sz w:val="26"/>
+          <w:szCs w:val="26"/>
+        </w:rPr>
+      </w:pPr>
+      <w:r>
+        <w:rPr>
+          <w:rFonts w:ascii="Times New Roman" w:hAnsi="Times New Roman" w:cs="Times New Roman"/>
+          <w:sz w:val="26"/>
+          <w:szCs w:val="26"/>
+        </w:rPr>
+        <w:t>При F = 111 во всех проверках Sub = 1. Код 1000 интерпретируется как −8 в SLT и как 8 в SLTU, поэтому для одной пары входных кодов получаются разные результаты.</w:t>
+      </w:r>
+    </w:p>
+    <w:p>
+      <w:pPr>
+        <w:rPr>
+          <w:rFonts w:ascii="Times New Roman" w:hAnsi="Times New Roman" w:cs="Times New Roman"/>
+          <w:b/>
+          <w:bCs/>
+          <w:sz w:val="26"/>
+          <w:szCs w:val="26"/>
+          <w:lang w:val="ru-RU"/>
+        </w:rPr>
+      </w:pPr>
+      <w:r>
+        <w:rPr>
+          <w:rFonts w:ascii="Times New Roman" w:hAnsi="Times New Roman" w:cs="Times New Roman"/>
+          <w:b/>
+          <w:bCs/>
+          <w:sz w:val="26"/>
+          <w:szCs w:val="26"/>
+        </w:rPr>
+        <w:t>Вывод</w:t>
+      </w:r>
+      <w:r>
+        <w:rPr>
+          <w:rFonts w:ascii="Times New Roman" w:hAnsi="Times New Roman" w:cs="Times New Roman"/>
+          <w:b/>
+          <w:bCs/>
+          <w:sz w:val="26"/>
+          <w:szCs w:val="26"/>
+          <w:lang w:val="ru-RU"/>
+        </w:rPr>
+        <w:t>:</w:t>
+      </w:r>
+    </w:p>
+    <w:p>
+      <w:pPr>
+        <w:rPr>
+          <w:rFonts w:ascii="Times New Roman" w:hAnsi="Times New Roman" w:cs="Times New Roman"/>
+          <w:sz w:val="26"/>
+          <w:szCs w:val="26"/>
+        </w:rPr>
+      </w:pPr>
+      <w:r>
+        <w:rPr>
+          <w:rFonts w:ascii="Times New Roman" w:hAnsi="Times New Roman" w:cs="Times New Roman"/>
+          <w:sz w:val="26"/>
+          <w:szCs w:val="26"/>
+        </w:rPr>
+        <w:t xml:space="preserve">Собрано четырёхразрядное АЛУ с восемью операциями. Реализованы флаги Z, N, C и V, выбор результата мультиплексором, логический сдвиг и оба вида сравнения. Для SLT используется N </w:t>
+      </w:r>
+      <w:r>
+        <w:rPr>
+          <w:rFonts w:ascii="Cambria Math" w:hAnsi="Cambria Math" w:cs="Cambria Math"/>
+          <w:sz w:val="26"/>
+          <w:szCs w:val="26"/>
+        </w:rPr>
+        <w:t>⊕</w:t>
+      </w:r>
+      <w:r>
+        <w:rPr>
+          <w:rFonts w:ascii="Times New Roman" w:hAnsi="Times New Roman" w:cs="Times New Roman"/>
+          <w:sz w:val="26"/>
+          <w:szCs w:val="26"/>
+        </w:rPr>
+        <w:t xml:space="preserve"> V, а для SLTU — ¬C при вычитании. Добавление SLTU потребовало изменения управления Sub.</w:t>
+      </w:r>
+    </w:p>
+    <w:p>
+      <w:pPr>
+        <w:rPr>
+          <w:rFonts w:ascii="Times New Roman" w:hAnsi="Times New Roman" w:cs="Times New Roman"/>
+          <w:sz w:val="26"/>
+          <w:szCs w:val="26"/>
+        </w:rPr>
+      </w:pPr>
+    </w:p>
+    <w:p>
+      <w:pPr>
+        <w:rPr>
+          <w:rFonts w:ascii="Times New Roman" w:hAnsi="Times New Roman" w:cs="Times New Roman"/>
+          <w:b/>
+          <w:bCs/>
+          <w:sz w:val="26"/>
+          <w:szCs w:val="26"/>
+          <w:lang w:val="en-US"/>
+        </w:rPr>
+      </w:pPr>
+      <w:r>
+        <w:rPr>
+          <w:rFonts w:ascii="Times New Roman" w:hAnsi="Times New Roman" w:cs="Times New Roman"/>
+          <w:b/>
+          <w:bCs/>
+          <w:sz w:val="26"/>
+          <w:szCs w:val="26"/>
+          <w:lang w:val="ru-RU"/>
+        </w:rPr>
+        <w:t>Контрольные вопросы</w:t>
+      </w:r>
+      <w:r>
+        <w:rPr>
+          <w:rFonts w:ascii="Times New Roman" w:hAnsi="Times New Roman" w:cs="Times New Roman"/>
+          <w:b/>
+          <w:bCs/>
+          <w:sz w:val="26"/>
+          <w:szCs w:val="26"/>
+          <w:lang w:val="en-US"/>
+        </w:rPr>
+        <w:t>:</w:t>
+      </w:r>
+    </w:p>
+    <w:p>
+      <w:pPr>
+        <w:spacing w:before="100" w:beforeAutospacing="1" w:after="100" w:afterAutospacing="1" w:line="240" w:lineRule="auto"/>
+        <w:rPr>
+          <w:rFonts w:ascii="Times New Roman" w:eastAsia="Times New Roman" w:hAnsi="Times New Roman" w:cs="Times New Roman"/>
+          <w:kern w:val="0"/>
+          <w:sz w:val="26"/>
+          <w:szCs w:val="26"/>
+          <w:lang w:eastAsia="ru-KZ"/>
+          <w14:ligatures w14:val="none"/>
+        </w:rPr>
+      </w:pPr>
+      <w:r>
+        <w:rPr>
+          <w:rFonts w:ascii="Times New Roman" w:eastAsia="Times New Roman" w:hAnsi="Times New Roman" w:cs="Times New Roman"/>
+          <w:b/>
+          <w:bCs/>
+          <w:kern w:val="0"/>
+          <w:sz w:val="26"/>
+          <w:szCs w:val="26"/>
+          <w:lang w:eastAsia="ru-KZ"/>
+          <w14:ligatures w14:val="none"/>
+        </w:rPr>
+        <w:t>1. Зачем нужны XOR на входах B и сигнал Sub на C0?</w:t>
+      </w:r>
+    </w:p>
+    <w:p>
+      <w:pPr>
+        <w:spacing w:before="100" w:beforeAutospacing="1" w:after="100" w:afterAutospacing="1" w:line="240" w:lineRule="auto"/>
+        <w:rPr>
+          <w:rFonts w:ascii="Times New Roman" w:eastAsia="Times New Roman" w:hAnsi="Times New Roman" w:cs="Times New Roman"/>
+          <w:kern w:val="0"/>
+          <w:sz w:val="26"/>
+          <w:szCs w:val="26"/>
+          <w:lang w:eastAsia="ru-KZ"/>
+          <w14:ligatures w14:val="none"/>
+        </w:rPr>
+      </w:pPr>
+      <w:r>
+        <w:rPr>
+          <w:rFonts w:ascii="Times New Roman" w:eastAsia="Times New Roman" w:hAnsi="Times New Roman" w:cs="Times New Roman"/>
+          <w:kern w:val="0"/>
+          <w:sz w:val="26"/>
+          <w:szCs w:val="26"/>
+          <w:lang w:eastAsia="ru-KZ"/>
+          <w14:ligatures w14:val="none"/>
+        </w:rPr>
+        <w:t xml:space="preserve">XOR позволяют управляемо инвертировать каждый бит числа B. При </w:t>
+      </w:r>
+      <w:r>
+        <w:rPr>
+          <w:rFonts w:ascii="Times New Roman" w:eastAsia="Times New Roman" w:hAnsi="Times New Roman" w:cs="Times New Roman"/>
+          <w:b/>
+          <w:bCs/>
+          <w:kern w:val="0"/>
+          <w:sz w:val="26"/>
+          <w:szCs w:val="26"/>
+          <w:lang w:eastAsia="ru-KZ"/>
+          <w14:ligatures w14:val="none"/>
+        </w:rPr>
+        <w:t>Sub = 0</w:t>
+      </w:r>
+      <w:r>
+        <w:rPr>
+          <w:rFonts w:ascii="Times New Roman" w:eastAsia="Times New Roman" w:hAnsi="Times New Roman" w:cs="Times New Roman"/>
+          <w:kern w:val="0"/>
+          <w:sz w:val="26"/>
+          <w:szCs w:val="26"/>
+          <w:lang w:eastAsia="ru-KZ"/>
+          <w14:ligatures w14:val="none"/>
+        </w:rPr>
+        <w:t xml:space="preserve"> число B проходит без изменений, а начальный перенос C0 равен 0 — выполняется обычное сложение </w:t>
+      </w:r>
+      <w:r>
+        <w:rPr>
+          <w:rFonts w:ascii="Times New Roman" w:eastAsia="Times New Roman" w:hAnsi="Times New Roman" w:cs="Times New Roman"/>
+          <w:b/>
+          <w:bCs/>
+          <w:kern w:val="0"/>
+          <w:sz w:val="26"/>
+          <w:szCs w:val="26"/>
+          <w:lang w:eastAsia="ru-KZ"/>
+          <w14:ligatures w14:val="none"/>
+        </w:rPr>
+        <w:t>A + B</w:t>
+      </w:r>
+      <w:r>
+        <w:rPr>
+          <w:rFonts w:ascii="Times New Roman" w:eastAsia="Times New Roman" w:hAnsi="Times New Roman" w:cs="Times New Roman"/>
+          <w:kern w:val="0"/>
+          <w:sz w:val="26"/>
+          <w:szCs w:val="26"/>
+          <w:lang w:eastAsia="ru-KZ"/>
+          <w14:ligatures w14:val="none"/>
+        </w:rPr>
+        <w:t xml:space="preserve">. При </w:t>
+      </w:r>
+      <w:r>
+        <w:rPr>
+          <w:rFonts w:ascii="Times New Roman" w:eastAsia="Times New Roman" w:hAnsi="Times New Roman" w:cs="Times New Roman"/>
+          <w:b/>
+          <w:bCs/>
+          <w:kern w:val="0"/>
+          <w:sz w:val="26"/>
+          <w:szCs w:val="26"/>
+          <w:lang w:eastAsia="ru-KZ"/>
+          <w14:ligatures w14:val="none"/>
+        </w:rPr>
+        <w:t>Sub = 1</w:t>
+      </w:r>
+      <w:r>
+        <w:rPr>
+          <w:rFonts w:ascii="Times New Roman" w:eastAsia="Times New Roman" w:hAnsi="Times New Roman" w:cs="Times New Roman"/>
+          <w:kern w:val="0"/>
+          <w:sz w:val="26"/>
+          <w:szCs w:val="26"/>
+          <w:lang w:eastAsia="ru-KZ"/>
+          <w14:ligatures w14:val="none"/>
+        </w:rPr>
+        <w:t xml:space="preserve"> все биты B инвертируются, а через C0 добавляется единица. Получается </w:t>
+      </w:r>
+      <w:r>
+        <w:rPr>
+          <w:rFonts w:ascii="Times New Roman" w:eastAsia="Times New Roman" w:hAnsi="Times New Roman" w:cs="Times New Roman"/>
+          <w:b/>
+          <w:bCs/>
+          <w:kern w:val="0"/>
+          <w:sz w:val="26"/>
+          <w:szCs w:val="26"/>
+          <w:lang w:eastAsia="ru-KZ"/>
+          <w14:ligatures w14:val="none"/>
+        </w:rPr>
+        <w:t>A + ¬B + 1 = A − B</w:t>
+      </w:r>
+      <w:r>
+        <w:rPr>
+          <w:rFonts w:ascii="Times New Roman" w:eastAsia="Times New Roman" w:hAnsi="Times New Roman" w:cs="Times New Roman"/>
+          <w:kern w:val="0"/>
+          <w:sz w:val="26"/>
+          <w:szCs w:val="26"/>
+          <w:lang w:eastAsia="ru-KZ"/>
+          <w14:ligatures w14:val="none"/>
+        </w:rPr>
+        <w:t>. Таким образом, один сумматор выполняет обе операции.</w:t>
+      </w:r>
+    </w:p>
+    <w:p>
+      <w:pPr>
+        <w:spacing w:before="100" w:beforeAutospacing="1" w:after="100" w:afterAutospacing="1" w:line="240" w:lineRule="auto"/>
+        <w:rPr>
+          <w:rFonts w:ascii="Times New Roman" w:eastAsia="Times New Roman" w:hAnsi="Times New Roman" w:cs="Times New Roman"/>
+          <w:kern w:val="0"/>
+          <w:sz w:val="26"/>
+          <w:szCs w:val="26"/>
+          <w:lang w:eastAsia="ru-KZ"/>
+          <w14:ligatures w14:val="none"/>
+        </w:rPr>
+      </w:pPr>
+      <w:r>
+        <w:rPr>
+          <w:rFonts w:ascii="Times New Roman" w:eastAsia="Times New Roman" w:hAnsi="Times New Roman" w:cs="Times New Roman"/>
+          <w:b/>
+          <w:bCs/>
+          <w:kern w:val="0"/>
+          <w:sz w:val="26"/>
+          <w:szCs w:val="26"/>
+          <w:lang w:eastAsia="ru-KZ"/>
+          <w14:ligatures w14:val="none"/>
+        </w:rPr>
+        <w:t>2. Чем флаг C отличается от V?</w:t>
+      </w:r>
+    </w:p>
+    <w:p>
+      <w:pPr>
+        <w:spacing w:before="100" w:beforeAutospacing="1" w:after="100" w:afterAutospacing="1" w:line="240" w:lineRule="auto"/>
+        <w:rPr>
+          <w:rFonts w:ascii="Times New Roman" w:eastAsia="Times New Roman" w:hAnsi="Times New Roman" w:cs="Times New Roman"/>
+          <w:kern w:val="0"/>
+          <w:sz w:val="26"/>
+          <w:szCs w:val="26"/>
+          <w:lang w:eastAsia="ru-KZ"/>
+          <w14:ligatures w14:val="none"/>
+        </w:rPr>
+      </w:pPr>
+      <w:r>
+        <w:rPr>
+          <w:rFonts w:ascii="Times New Roman" w:eastAsia="Times New Roman" w:hAnsi="Times New Roman" w:cs="Times New Roman"/>
+          <w:b/>
+          <w:bCs/>
+          <w:kern w:val="0"/>
+          <w:sz w:val="26"/>
+          <w:szCs w:val="26"/>
+          <w:lang w:eastAsia="ru-KZ"/>
+          <w14:ligatures w14:val="none"/>
+        </w:rPr>
+        <w:t>C</w:t>
+      </w:r>
+      <w:r>
+        <w:rPr>
+          <w:rFonts w:ascii="Times New Roman" w:eastAsia="Times New Roman" w:hAnsi="Times New Roman" w:cs="Times New Roman"/>
+          <w:kern w:val="0"/>
+          <w:sz w:val="26"/>
+          <w:szCs w:val="26"/>
+          <w:lang w:eastAsia="ru-KZ"/>
+          <w14:ligatures w14:val="none"/>
+        </w:rPr>
+        <w:t xml:space="preserve"> показывает перенос за пределы четырёх разрядов. При вычитании C = 1 означает, что заём не потребовался. </w:t>
+      </w:r>
+      <w:r>
+        <w:rPr>
+          <w:rFonts w:ascii="Times New Roman" w:eastAsia="Times New Roman" w:hAnsi="Times New Roman" w:cs="Times New Roman"/>
+          <w:b/>
+          <w:bCs/>
+          <w:kern w:val="0"/>
+          <w:sz w:val="26"/>
+          <w:szCs w:val="26"/>
+          <w:lang w:eastAsia="ru-KZ"/>
+          <w14:ligatures w14:val="none"/>
+        </w:rPr>
+        <w:t>V</w:t>
+      </w:r>
+      <w:r>
+        <w:rPr>
+          <w:rFonts w:ascii="Times New Roman" w:eastAsia="Times New Roman" w:hAnsi="Times New Roman" w:cs="Times New Roman"/>
+          <w:kern w:val="0"/>
+          <w:sz w:val="26"/>
+          <w:szCs w:val="26"/>
+          <w:lang w:eastAsia="ru-KZ"/>
+          <w14:ligatures w14:val="none"/>
+        </w:rPr>
+        <w:t xml:space="preserve"> показывает переполнение при работе с числами со знаком: правильный результат не помещается в диапазон </w:t>
+      </w:r>
+      <w:r>
+        <w:rPr>
+          <w:rFonts w:ascii="Times New Roman" w:eastAsia="Times New Roman" w:hAnsi="Times New Roman" w:cs="Times New Roman"/>
+          <w:b/>
+          <w:bCs/>
+          <w:kern w:val="0"/>
+          <w:sz w:val="26"/>
+          <w:szCs w:val="26"/>
+          <w:lang w:eastAsia="ru-KZ"/>
+          <w14:ligatures w14:val="none"/>
+        </w:rPr>
+        <w:t>от −8 до 7</w:t>
+      </w:r>
+      <w:r>
+        <w:rPr>
+          <w:rFonts w:ascii="Times New Roman" w:eastAsia="Times New Roman" w:hAnsi="Times New Roman" w:cs="Times New Roman"/>
+          <w:kern w:val="0"/>
+          <w:sz w:val="26"/>
+          <w:szCs w:val="26"/>
+          <w:lang w:eastAsia="ru-KZ"/>
+          <w14:ligatures w14:val="none"/>
+        </w:rPr>
+        <w:t>.</w:t>
+      </w:r>
+    </w:p>
+    <w:p>
+      <w:pPr>
+        <w:spacing w:before="100" w:beforeAutospacing="1" w:after="100" w:afterAutospacing="1" w:line="240" w:lineRule="auto"/>
+        <w:rPr>
+          <w:rFonts w:ascii="Times New Roman" w:eastAsia="Times New Roman" w:hAnsi="Times New Roman" w:cs="Times New Roman"/>
+          <w:kern w:val="0"/>
+          <w:sz w:val="26"/>
+          <w:szCs w:val="26"/>
+          <w:lang w:eastAsia="ru-KZ"/>
+          <w14:ligatures w14:val="none"/>
+        </w:rPr>
+      </w:pPr>
+      <w:r>
+        <w:rPr>
+          <w:rFonts w:ascii="Times New Roman" w:eastAsia="Times New Roman" w:hAnsi="Times New Roman" w:cs="Times New Roman"/>
+          <w:kern w:val="0"/>
+          <w:sz w:val="26"/>
+          <w:szCs w:val="26"/>
+          <w:lang w:eastAsia="ru-KZ"/>
+          <w14:ligatures w14:val="none"/>
+        </w:rPr>
+        <w:lastRenderedPageBreak/>
+        <w:t xml:space="preserve">Например, при </w:t>
+      </w:r>
+      <w:r>
+        <w:rPr>
+          <w:rFonts w:ascii="Times New Roman" w:eastAsia="Times New Roman" w:hAnsi="Times New Roman" w:cs="Times New Roman"/>
+          <w:b/>
+          <w:bCs/>
+          <w:kern w:val="0"/>
+          <w:sz w:val="26"/>
+          <w:szCs w:val="26"/>
+          <w:lang w:eastAsia="ru-KZ"/>
+          <w14:ligatures w14:val="none"/>
+        </w:rPr>
+        <w:t>0111 + 0001</w:t>
+      </w:r>
+      <w:r>
+        <w:rPr>
+          <w:rFonts w:ascii="Times New Roman" w:eastAsia="Times New Roman" w:hAnsi="Times New Roman" w:cs="Times New Roman"/>
+          <w:kern w:val="0"/>
+          <w:sz w:val="26"/>
+          <w:szCs w:val="26"/>
+          <w:lang w:eastAsia="ru-KZ"/>
+          <w14:ligatures w14:val="none"/>
+        </w:rPr>
+        <w:t xml:space="preserve"> получается </w:t>
+      </w:r>
+      <w:r>
+        <w:rPr>
+          <w:rFonts w:ascii="Times New Roman" w:eastAsia="Times New Roman" w:hAnsi="Times New Roman" w:cs="Times New Roman"/>
+          <w:b/>
+          <w:bCs/>
+          <w:kern w:val="0"/>
+          <w:sz w:val="26"/>
+          <w:szCs w:val="26"/>
+          <w:lang w:eastAsia="ru-KZ"/>
+          <w14:ligatures w14:val="none"/>
+        </w:rPr>
+        <w:t>1000</w:t>
+      </w:r>
+      <w:r>
+        <w:rPr>
+          <w:rFonts w:ascii="Times New Roman" w:eastAsia="Times New Roman" w:hAnsi="Times New Roman" w:cs="Times New Roman"/>
+          <w:kern w:val="0"/>
+          <w:sz w:val="26"/>
+          <w:szCs w:val="26"/>
+          <w:lang w:eastAsia="ru-KZ"/>
+          <w14:ligatures w14:val="none"/>
+        </w:rPr>
+        <w:t xml:space="preserve">: здесь </w:t>
+      </w:r>
+      <w:r>
+        <w:rPr>
+          <w:rFonts w:ascii="Times New Roman" w:eastAsia="Times New Roman" w:hAnsi="Times New Roman" w:cs="Times New Roman"/>
+          <w:b/>
+          <w:bCs/>
+          <w:kern w:val="0"/>
+          <w:sz w:val="26"/>
+          <w:szCs w:val="26"/>
+          <w:lang w:eastAsia="ru-KZ"/>
+          <w14:ligatures w14:val="none"/>
+        </w:rPr>
+        <w:t>C = 0, V = 1</w:t>
+      </w:r>
+      <w:r>
+        <w:rPr>
+          <w:rFonts w:ascii="Times New Roman" w:eastAsia="Times New Roman" w:hAnsi="Times New Roman" w:cs="Times New Roman"/>
+          <w:kern w:val="0"/>
+          <w:sz w:val="26"/>
+          <w:szCs w:val="26"/>
+          <w:lang w:eastAsia="ru-KZ"/>
+          <w14:ligatures w14:val="none"/>
+        </w:rPr>
+        <w:t>. Переноса за четвёртый разряд нет, но сумма 7 + 1 выходит за знаковый диапазон.</w:t>
+      </w:r>
+    </w:p>
+    <w:p>
+      <w:pPr>
+        <w:spacing w:before="100" w:beforeAutospacing="1" w:after="100" w:afterAutospacing="1" w:line="240" w:lineRule="auto"/>
+        <w:rPr>
+          <w:rFonts w:ascii="Times New Roman" w:eastAsia="Times New Roman" w:hAnsi="Times New Roman" w:cs="Times New Roman"/>
+          <w:kern w:val="0"/>
+          <w:sz w:val="26"/>
+          <w:szCs w:val="26"/>
+          <w:lang w:eastAsia="ru-KZ"/>
+          <w14:ligatures w14:val="none"/>
+        </w:rPr>
+      </w:pPr>
+      <w:r>
+        <w:rPr>
+          <w:rFonts w:ascii="Times New Roman" w:eastAsia="Times New Roman" w:hAnsi="Times New Roman" w:cs="Times New Roman"/>
+          <w:b/>
+          <w:bCs/>
+          <w:kern w:val="0"/>
+          <w:sz w:val="26"/>
+          <w:szCs w:val="26"/>
+          <w:lang w:eastAsia="ru-KZ"/>
+          <w14:ligatures w14:val="none"/>
+        </w:rPr>
+        <w:t>3. Почему для Z используется ИЛИ-НЕ на четыре входа?</w:t>
+      </w:r>
+    </w:p>
+    <w:p>
+      <w:pPr>
+        <w:spacing w:before="100" w:beforeAutospacing="1" w:after="100" w:afterAutospacing="1" w:line="240" w:lineRule="auto"/>
+        <w:rPr>
+          <w:rFonts w:ascii="Times New Roman" w:eastAsia="Times New Roman" w:hAnsi="Times New Roman" w:cs="Times New Roman"/>
+          <w:kern w:val="0"/>
+          <w:sz w:val="26"/>
+          <w:szCs w:val="26"/>
+          <w:lang w:eastAsia="ru-KZ"/>
+          <w14:ligatures w14:val="none"/>
+        </w:rPr>
+      </w:pPr>
+      <w:r>
+        <w:rPr>
+          <w:rFonts w:ascii="Times New Roman" w:eastAsia="Times New Roman" w:hAnsi="Times New Roman" w:cs="Times New Roman"/>
+          <w:kern w:val="0"/>
+          <w:sz w:val="26"/>
+          <w:szCs w:val="26"/>
+          <w:lang w:eastAsia="ru-KZ"/>
+          <w14:ligatures w14:val="none"/>
+        </w:rPr>
+        <w:t xml:space="preserve">Флаг </w:t>
+      </w:r>
+      <w:r>
+        <w:rPr>
+          <w:rFonts w:ascii="Times New Roman" w:eastAsia="Times New Roman" w:hAnsi="Times New Roman" w:cs="Times New Roman"/>
+          <w:b/>
+          <w:bCs/>
+          <w:kern w:val="0"/>
+          <w:sz w:val="26"/>
+          <w:szCs w:val="26"/>
+          <w:lang w:eastAsia="ru-KZ"/>
+          <w14:ligatures w14:val="none"/>
+        </w:rPr>
+        <w:t>Z должен равняться 1 только тогда, когда весь четырёхбитный результат равен 0000</w:t>
+      </w:r>
+      <w:r>
+        <w:rPr>
+          <w:rFonts w:ascii="Times New Roman" w:eastAsia="Times New Roman" w:hAnsi="Times New Roman" w:cs="Times New Roman"/>
+          <w:kern w:val="0"/>
+          <w:sz w:val="26"/>
+          <w:szCs w:val="26"/>
+          <w:lang w:eastAsia="ru-KZ"/>
+          <w14:ligatures w14:val="none"/>
+        </w:rPr>
+        <w:t>. Элемент ИЛИ обнаруживает хотя бы одну единицу среди S0–S3, а НЕ инвертирует полученное значение. Поэтому ИЛИ-НЕ выдаёт 1, только если все четыре входа равны 0:</w:t>
+      </w:r>
+    </w:p>
+    <w:p>
+      <w:pPr>
+        <w:spacing w:before="100" w:beforeAutospacing="1" w:after="100" w:afterAutospacing="1" w:line="240" w:lineRule="auto"/>
+        <w:rPr>
+          <w:rFonts w:ascii="Times New Roman" w:eastAsia="Times New Roman" w:hAnsi="Times New Roman" w:cs="Times New Roman"/>
+          <w:kern w:val="0"/>
+          <w:sz w:val="26"/>
+          <w:szCs w:val="26"/>
+          <w:lang w:eastAsia="ru-KZ"/>
+          <w14:ligatures w14:val="none"/>
+        </w:rPr>
+      </w:pPr>
+      <w:r>
+        <w:rPr>
+          <w:rFonts w:ascii="Times New Roman" w:eastAsia="Times New Roman" w:hAnsi="Times New Roman" w:cs="Times New Roman"/>
+          <w:b/>
+          <w:bCs/>
+          <w:kern w:val="0"/>
+          <w:sz w:val="26"/>
+          <w:szCs w:val="26"/>
+          <w:lang w:eastAsia="ru-KZ"/>
+          <w14:ligatures w14:val="none"/>
+        </w:rPr>
+        <w:t xml:space="preserve">Z = </w:t>
+      </w:r>
+      <w:proofErr w:type="gramStart"/>
+      <w:r>
+        <w:rPr>
+          <w:rFonts w:ascii="Times New Roman" w:eastAsia="Times New Roman" w:hAnsi="Times New Roman" w:cs="Times New Roman"/>
+          <w:b/>
+          <w:bCs/>
+          <w:kern w:val="0"/>
+          <w:sz w:val="26"/>
+          <w:szCs w:val="26"/>
+          <w:lang w:eastAsia="ru-KZ"/>
+          <w14:ligatures w14:val="none"/>
+        </w:rPr>
+        <w:t>¬(</w:t>
+      </w:r>
+      <w:proofErr w:type="gramEnd"/>
+      <w:r>
+        <w:rPr>
+          <w:rFonts w:ascii="Times New Roman" w:eastAsia="Times New Roman" w:hAnsi="Times New Roman" w:cs="Times New Roman"/>
+          <w:b/>
+          <w:bCs/>
+          <w:kern w:val="0"/>
+          <w:sz w:val="26"/>
+          <w:szCs w:val="26"/>
+          <w:lang w:eastAsia="ru-KZ"/>
+          <w14:ligatures w14:val="none"/>
+        </w:rPr>
+        <w:t xml:space="preserve">S3 </w:t>
+      </w:r>
+      <w:r>
+        <w:rPr>
+          <w:rFonts w:ascii="Cambria Math" w:eastAsia="Times New Roman" w:hAnsi="Cambria Math" w:cs="Cambria Math"/>
+          <w:b/>
+          <w:bCs/>
+          <w:kern w:val="0"/>
+          <w:sz w:val="26"/>
+          <w:szCs w:val="26"/>
+          <w:lang w:eastAsia="ru-KZ"/>
+          <w14:ligatures w14:val="none"/>
+        </w:rPr>
+        <w:t>∨</w:t>
+      </w:r>
+      <w:r>
+        <w:rPr>
+          <w:rFonts w:ascii="Times New Roman" w:eastAsia="Times New Roman" w:hAnsi="Times New Roman" w:cs="Times New Roman"/>
+          <w:b/>
+          <w:bCs/>
+          <w:kern w:val="0"/>
+          <w:sz w:val="26"/>
+          <w:szCs w:val="26"/>
+          <w:lang w:eastAsia="ru-KZ"/>
+          <w14:ligatures w14:val="none"/>
+        </w:rPr>
+        <w:t xml:space="preserve"> S2 </w:t>
+      </w:r>
+      <w:r>
+        <w:rPr>
+          <w:rFonts w:ascii="Cambria Math" w:eastAsia="Times New Roman" w:hAnsi="Cambria Math" w:cs="Cambria Math"/>
+          <w:b/>
+          <w:bCs/>
+          <w:kern w:val="0"/>
+          <w:sz w:val="26"/>
+          <w:szCs w:val="26"/>
+          <w:lang w:eastAsia="ru-KZ"/>
+          <w14:ligatures w14:val="none"/>
+        </w:rPr>
+        <w:t>∨</w:t>
+      </w:r>
+      <w:r>
+        <w:rPr>
+          <w:rFonts w:ascii="Times New Roman" w:eastAsia="Times New Roman" w:hAnsi="Times New Roman" w:cs="Times New Roman"/>
+          <w:b/>
+          <w:bCs/>
+          <w:kern w:val="0"/>
+          <w:sz w:val="26"/>
+          <w:szCs w:val="26"/>
+          <w:lang w:eastAsia="ru-KZ"/>
+          <w14:ligatures w14:val="none"/>
+        </w:rPr>
+        <w:t xml:space="preserve"> S1 </w:t>
+      </w:r>
+      <w:r>
+        <w:rPr>
+          <w:rFonts w:ascii="Cambria Math" w:eastAsia="Times New Roman" w:hAnsi="Cambria Math" w:cs="Cambria Math"/>
+          <w:b/>
+          <w:bCs/>
+          <w:kern w:val="0"/>
+          <w:sz w:val="26"/>
+          <w:szCs w:val="26"/>
+          <w:lang w:eastAsia="ru-KZ"/>
+          <w14:ligatures w14:val="none"/>
+        </w:rPr>
+        <w:t>∨</w:t>
+      </w:r>
+      <w:r>
+        <w:rPr>
+          <w:rFonts w:ascii="Times New Roman" w:eastAsia="Times New Roman" w:hAnsi="Times New Roman" w:cs="Times New Roman"/>
+          <w:b/>
+          <w:bCs/>
+          <w:kern w:val="0"/>
+          <w:sz w:val="26"/>
+          <w:szCs w:val="26"/>
+          <w:lang w:eastAsia="ru-KZ"/>
+          <w14:ligatures w14:val="none"/>
+        </w:rPr>
+        <w:t xml:space="preserve"> S0).</w:t>
+      </w:r>
+    </w:p>
+    <w:p>
+      <w:pPr>
+        <w:spacing w:before="100" w:beforeAutospacing="1" w:after="100" w:afterAutospacing="1" w:line="240" w:lineRule="auto"/>
+        <w:rPr>
+          <w:rFonts w:ascii="Times New Roman" w:eastAsia="Times New Roman" w:hAnsi="Times New Roman" w:cs="Times New Roman"/>
+          <w:kern w:val="0"/>
+          <w:sz w:val="26"/>
+          <w:szCs w:val="26"/>
+          <w:lang w:eastAsia="ru-KZ"/>
+          <w14:ligatures w14:val="none"/>
+        </w:rPr>
+      </w:pPr>
+      <w:r>
+        <w:rPr>
+          <w:rFonts w:ascii="Times New Roman" w:eastAsia="Times New Roman" w:hAnsi="Times New Roman" w:cs="Times New Roman"/>
+          <w:b/>
+          <w:bCs/>
+          <w:kern w:val="0"/>
+          <w:sz w:val="26"/>
+          <w:szCs w:val="26"/>
+          <w:lang w:eastAsia="ru-KZ"/>
+          <w14:ligatures w14:val="none"/>
+        </w:rPr>
+        <w:t xml:space="preserve">4. Почему SLT вычисляется как N </w:t>
+      </w:r>
+      <w:r>
+        <w:rPr>
+          <w:rFonts w:ascii="Cambria Math" w:eastAsia="Times New Roman" w:hAnsi="Cambria Math" w:cs="Cambria Math"/>
+          <w:b/>
+          <w:bCs/>
+          <w:kern w:val="0"/>
+          <w:sz w:val="26"/>
+          <w:szCs w:val="26"/>
+          <w:lang w:eastAsia="ru-KZ"/>
+          <w14:ligatures w14:val="none"/>
+        </w:rPr>
+        <w:t>⊕</w:t>
+      </w:r>
+      <w:r>
+        <w:rPr>
+          <w:rFonts w:ascii="Times New Roman" w:eastAsia="Times New Roman" w:hAnsi="Times New Roman" w:cs="Times New Roman"/>
+          <w:b/>
+          <w:bCs/>
+          <w:kern w:val="0"/>
+          <w:sz w:val="26"/>
+          <w:szCs w:val="26"/>
+          <w:lang w:eastAsia="ru-KZ"/>
+          <w14:ligatures w14:val="none"/>
+        </w:rPr>
+        <w:t xml:space="preserve"> V, а не просто N?</w:t>
+      </w:r>
+    </w:p>
+    <w:p>
+      <w:pPr>
+        <w:spacing w:before="100" w:beforeAutospacing="1" w:after="100" w:afterAutospacing="1" w:line="240" w:lineRule="auto"/>
+        <w:rPr>
+          <w:rFonts w:ascii="Times New Roman" w:eastAsia="Times New Roman" w:hAnsi="Times New Roman" w:cs="Times New Roman"/>
+          <w:kern w:val="0"/>
+          <w:sz w:val="26"/>
+          <w:szCs w:val="26"/>
+          <w:lang w:eastAsia="ru-KZ"/>
+          <w14:ligatures w14:val="none"/>
+        </w:rPr>
+      </w:pPr>
+      <w:r>
+        <w:rPr>
+          <w:rFonts w:ascii="Times New Roman" w:eastAsia="Times New Roman" w:hAnsi="Times New Roman" w:cs="Times New Roman"/>
+          <w:kern w:val="0"/>
+          <w:sz w:val="26"/>
+          <w:szCs w:val="26"/>
+          <w:lang w:eastAsia="ru-KZ"/>
+          <w14:ligatures w14:val="none"/>
+        </w:rPr>
+        <w:t xml:space="preserve">Без переполнения флаг N правильно показывает знак разности A − B. Но при переполнении знак четырёхбитного результата оказывается неверным. Операция </w:t>
+      </w:r>
+      <w:r>
+        <w:rPr>
+          <w:rFonts w:ascii="Times New Roman" w:eastAsia="Times New Roman" w:hAnsi="Times New Roman" w:cs="Times New Roman"/>
+          <w:b/>
+          <w:bCs/>
+          <w:kern w:val="0"/>
+          <w:sz w:val="26"/>
+          <w:szCs w:val="26"/>
+          <w:lang w:eastAsia="ru-KZ"/>
+          <w14:ligatures w14:val="none"/>
+        </w:rPr>
+        <w:t xml:space="preserve">N </w:t>
+      </w:r>
+      <w:r>
+        <w:rPr>
+          <w:rFonts w:ascii="Cambria Math" w:eastAsia="Times New Roman" w:hAnsi="Cambria Math" w:cs="Cambria Math"/>
+          <w:b/>
+          <w:bCs/>
+          <w:kern w:val="0"/>
+          <w:sz w:val="26"/>
+          <w:szCs w:val="26"/>
+          <w:lang w:eastAsia="ru-KZ"/>
+          <w14:ligatures w14:val="none"/>
+        </w:rPr>
+        <w:t>⊕</w:t>
+      </w:r>
+      <w:r>
+        <w:rPr>
+          <w:rFonts w:ascii="Times New Roman" w:eastAsia="Times New Roman" w:hAnsi="Times New Roman" w:cs="Times New Roman"/>
+          <w:b/>
+          <w:bCs/>
+          <w:kern w:val="0"/>
+          <w:sz w:val="26"/>
+          <w:szCs w:val="26"/>
+          <w:lang w:eastAsia="ru-KZ"/>
+          <w14:ligatures w14:val="none"/>
+        </w:rPr>
+        <w:t xml:space="preserve"> V</w:t>
+      </w:r>
+      <w:r>
+        <w:rPr>
+          <w:rFonts w:ascii="Times New Roman" w:eastAsia="Times New Roman" w:hAnsi="Times New Roman" w:cs="Times New Roman"/>
+          <w:kern w:val="0"/>
+          <w:sz w:val="26"/>
+          <w:szCs w:val="26"/>
+          <w:lang w:eastAsia="ru-KZ"/>
+          <w14:ligatures w14:val="none"/>
+        </w:rPr>
+        <w:t xml:space="preserve"> исправляет его: при V = 0 оставляет N, а при V = 1 инвертирует.</w:t>
+      </w:r>
+    </w:p>
+    <w:p>
+      <w:pPr>
+        <w:spacing w:before="100" w:beforeAutospacing="1" w:after="100" w:afterAutospacing="1" w:line="240" w:lineRule="auto"/>
+        <w:rPr>
+          <w:rFonts w:ascii="Times New Roman" w:eastAsia="Times New Roman" w:hAnsi="Times New Roman" w:cs="Times New Roman"/>
+          <w:kern w:val="0"/>
+          <w:sz w:val="26"/>
+          <w:szCs w:val="26"/>
+          <w:lang w:eastAsia="ru-KZ"/>
+          <w14:ligatures w14:val="none"/>
+        </w:rPr>
+      </w:pPr>
+      <w:r>
+        <w:rPr>
+          <w:rFonts w:ascii="Times New Roman" w:eastAsia="Times New Roman" w:hAnsi="Times New Roman" w:cs="Times New Roman"/>
+          <w:kern w:val="0"/>
+          <w:sz w:val="26"/>
+          <w:szCs w:val="26"/>
+          <w:lang w:eastAsia="ru-KZ"/>
+          <w14:ligatures w14:val="none"/>
+        </w:rPr>
+        <w:t>Это показывают две строки таблицы 3.1:</w:t>
+      </w:r>
+    </w:p>
+    <w:p>
+      <w:pPr>
+        <w:numPr>
+          <w:ilvl w:val="0"/>
+          <w:numId w:val="3"/>
+        </w:numPr>
+        <w:spacing w:before="100" w:beforeAutospacing="1" w:after="100" w:afterAutospacing="1" w:line="240" w:lineRule="auto"/>
+        <w:rPr>
+          <w:rFonts w:ascii="Times New Roman" w:eastAsia="Times New Roman" w:hAnsi="Times New Roman" w:cs="Times New Roman"/>
+          <w:kern w:val="0"/>
+          <w:sz w:val="26"/>
+          <w:szCs w:val="26"/>
+          <w:lang w:eastAsia="ru-KZ"/>
+          <w14:ligatures w14:val="none"/>
+        </w:rPr>
+      </w:pPr>
+      <w:r>
+        <w:rPr>
+          <w:rFonts w:ascii="Times New Roman" w:eastAsia="Times New Roman" w:hAnsi="Times New Roman" w:cs="Times New Roman"/>
+          <w:b/>
+          <w:bCs/>
+          <w:kern w:val="0"/>
+          <w:sz w:val="26"/>
+          <w:szCs w:val="26"/>
+          <w:lang w:eastAsia="ru-KZ"/>
+          <w14:ligatures w14:val="none"/>
+        </w:rPr>
+        <w:t>A = 1000 (−8), B = 0111 (7):</w:t>
+      </w:r>
+      <w:r>
+        <w:rPr>
+          <w:rFonts w:ascii="Times New Roman" w:eastAsia="Times New Roman" w:hAnsi="Times New Roman" w:cs="Times New Roman"/>
+          <w:kern w:val="0"/>
+          <w:sz w:val="26"/>
+          <w:szCs w:val="26"/>
+          <w:lang w:eastAsia="ru-KZ"/>
+          <w14:ligatures w14:val="none"/>
+        </w:rPr>
+        <w:t xml:space="preserve"> N = 0, V = 1 → SLT = 1. Действительно, −8 </w:t>
+      </w:r>
+      <w:proofErr w:type="gramStart"/>
+      <w:r>
+        <w:rPr>
+          <w:rFonts w:ascii="Times New Roman" w:eastAsia="Times New Roman" w:hAnsi="Times New Roman" w:cs="Times New Roman"/>
+          <w:kern w:val="0"/>
+          <w:sz w:val="26"/>
+          <w:szCs w:val="26"/>
+          <w:lang w:eastAsia="ru-KZ"/>
+          <w14:ligatures w14:val="none"/>
+        </w:rPr>
+        <w:t>&lt; 7</w:t>
+      </w:r>
+      <w:proofErr w:type="gramEnd"/>
+      <w:r>
+        <w:rPr>
+          <w:rFonts w:ascii="Times New Roman" w:eastAsia="Times New Roman" w:hAnsi="Times New Roman" w:cs="Times New Roman"/>
+          <w:kern w:val="0"/>
+          <w:sz w:val="26"/>
+          <w:szCs w:val="26"/>
+          <w:lang w:eastAsia="ru-KZ"/>
+          <w14:ligatures w14:val="none"/>
+        </w:rPr>
+        <w:t>.</w:t>
+      </w:r>
+    </w:p>
+    <w:p>
+      <w:pPr>
+        <w:numPr>
+          <w:ilvl w:val="0"/>
+          <w:numId w:val="3"/>
+        </w:numPr>
+        <w:spacing w:before="100" w:beforeAutospacing="1" w:after="100" w:afterAutospacing="1" w:line="240" w:lineRule="auto"/>
+        <w:rPr>
+          <w:rFonts w:ascii="Times New Roman" w:eastAsia="Times New Roman" w:hAnsi="Times New Roman" w:cs="Times New Roman"/>
+          <w:kern w:val="0"/>
+          <w:sz w:val="26"/>
+          <w:szCs w:val="26"/>
+          <w:lang w:eastAsia="ru-KZ"/>
+          <w14:ligatures w14:val="none"/>
+        </w:rPr>
+      </w:pPr>
+      <w:r>
+        <w:rPr>
+          <w:rFonts w:ascii="Times New Roman" w:eastAsia="Times New Roman" w:hAnsi="Times New Roman" w:cs="Times New Roman"/>
+          <w:b/>
+          <w:bCs/>
+          <w:kern w:val="0"/>
+          <w:sz w:val="26"/>
+          <w:szCs w:val="26"/>
+          <w:lang w:eastAsia="ru-KZ"/>
+          <w14:ligatures w14:val="none"/>
+        </w:rPr>
+        <w:t>A = 0111 (7), B = 1000 (−8):</w:t>
+      </w:r>
+      <w:r>
+        <w:rPr>
+          <w:rFonts w:ascii="Times New Roman" w:eastAsia="Times New Roman" w:hAnsi="Times New Roman" w:cs="Times New Roman"/>
+          <w:kern w:val="0"/>
+          <w:sz w:val="26"/>
+          <w:szCs w:val="26"/>
+          <w:lang w:eastAsia="ru-KZ"/>
+          <w14:ligatures w14:val="none"/>
+        </w:rPr>
+        <w:t xml:space="preserve"> N = 1, V = 1 → SLT = 0. Условие 7 &lt; −8 ложно.</w:t>
+      </w:r>
+    </w:p>
+    <w:p>
+      <w:pPr>
+        <w:spacing w:before="100" w:beforeAutospacing="1" w:after="100" w:afterAutospacing="1" w:line="240" w:lineRule="auto"/>
+        <w:rPr>
+          <w:rFonts w:ascii="Times New Roman" w:eastAsia="Times New Roman" w:hAnsi="Times New Roman" w:cs="Times New Roman"/>
+          <w:kern w:val="0"/>
+          <w:sz w:val="26"/>
+          <w:szCs w:val="26"/>
+          <w:lang w:eastAsia="ru-KZ"/>
+          <w14:ligatures w14:val="none"/>
+        </w:rPr>
+      </w:pPr>
+      <w:r>
+        <w:rPr>
+          <w:rFonts w:ascii="Times New Roman" w:eastAsia="Times New Roman" w:hAnsi="Times New Roman" w:cs="Times New Roman"/>
+          <w:b/>
+          <w:bCs/>
+          <w:kern w:val="0"/>
+          <w:sz w:val="26"/>
+          <w:szCs w:val="26"/>
+          <w:lang w:eastAsia="ru-KZ"/>
+          <w14:ligatures w14:val="none"/>
+        </w:rPr>
+        <w:t>5. Почему при SLT нужен режим вычитания?</w:t>
+      </w:r>
+    </w:p>
+    <w:p>
+      <w:pPr>
+        <w:spacing w:before="100" w:beforeAutospacing="1" w:after="100" w:afterAutospacing="1" w:line="240" w:lineRule="auto"/>
+        <w:rPr>
+          <w:rFonts w:ascii="Times New Roman" w:eastAsia="Times New Roman" w:hAnsi="Times New Roman" w:cs="Times New Roman"/>
+          <w:kern w:val="0"/>
+          <w:sz w:val="26"/>
+          <w:szCs w:val="26"/>
+          <w:lang w:eastAsia="ru-KZ"/>
+          <w14:ligatures w14:val="none"/>
+        </w:rPr>
+      </w:pPr>
+      <w:r>
+        <w:rPr>
+          <w:rFonts w:ascii="Times New Roman" w:eastAsia="Times New Roman" w:hAnsi="Times New Roman" w:cs="Times New Roman"/>
+          <w:kern w:val="0"/>
+          <w:sz w:val="26"/>
+          <w:szCs w:val="26"/>
+          <w:lang w:eastAsia="ru-KZ"/>
+          <w14:ligatures w14:val="none"/>
+        </w:rPr>
+        <w:t xml:space="preserve">Сравнение основано на разности </w:t>
+      </w:r>
+      <w:r>
+        <w:rPr>
+          <w:rFonts w:ascii="Times New Roman" w:eastAsia="Times New Roman" w:hAnsi="Times New Roman" w:cs="Times New Roman"/>
+          <w:b/>
+          <w:bCs/>
+          <w:kern w:val="0"/>
+          <w:sz w:val="26"/>
+          <w:szCs w:val="26"/>
+          <w:lang w:eastAsia="ru-KZ"/>
+          <w14:ligatures w14:val="none"/>
+        </w:rPr>
+        <w:t>A − B</w:t>
+      </w:r>
+      <w:r>
+        <w:rPr>
+          <w:rFonts w:ascii="Times New Roman" w:eastAsia="Times New Roman" w:hAnsi="Times New Roman" w:cs="Times New Roman"/>
+          <w:kern w:val="0"/>
+          <w:sz w:val="26"/>
+          <w:szCs w:val="26"/>
+          <w:lang w:eastAsia="ru-KZ"/>
+          <w14:ligatures w14:val="none"/>
+        </w:rPr>
+        <w:t xml:space="preserve">. Если A меньше B, математическая разность отрицательная. Для четырёхбитных чисел со знаком это определяется через </w:t>
+      </w:r>
+      <w:r>
+        <w:rPr>
+          <w:rFonts w:ascii="Times New Roman" w:eastAsia="Times New Roman" w:hAnsi="Times New Roman" w:cs="Times New Roman"/>
+          <w:b/>
+          <w:bCs/>
+          <w:kern w:val="0"/>
+          <w:sz w:val="26"/>
+          <w:szCs w:val="26"/>
+          <w:lang w:eastAsia="ru-KZ"/>
+          <w14:ligatures w14:val="none"/>
+        </w:rPr>
+        <w:t xml:space="preserve">N </w:t>
+      </w:r>
+      <w:r>
+        <w:rPr>
+          <w:rFonts w:ascii="Cambria Math" w:eastAsia="Times New Roman" w:hAnsi="Cambria Math" w:cs="Cambria Math"/>
+          <w:b/>
+          <w:bCs/>
+          <w:kern w:val="0"/>
+          <w:sz w:val="26"/>
+          <w:szCs w:val="26"/>
+          <w:lang w:eastAsia="ru-KZ"/>
+          <w14:ligatures w14:val="none"/>
+        </w:rPr>
+        <w:t>⊕</w:t>
+      </w:r>
+      <w:r>
+        <w:rPr>
+          <w:rFonts w:ascii="Times New Roman" w:eastAsia="Times New Roman" w:hAnsi="Times New Roman" w:cs="Times New Roman"/>
+          <w:b/>
+          <w:bCs/>
+          <w:kern w:val="0"/>
+          <w:sz w:val="26"/>
+          <w:szCs w:val="26"/>
+          <w:lang w:eastAsia="ru-KZ"/>
+          <w14:ligatures w14:val="none"/>
+        </w:rPr>
+        <w:t xml:space="preserve"> V</w:t>
+      </w:r>
+      <w:r>
+        <w:rPr>
+          <w:rFonts w:ascii="Times New Roman" w:eastAsia="Times New Roman" w:hAnsi="Times New Roman" w:cs="Times New Roman"/>
+          <w:kern w:val="0"/>
+          <w:sz w:val="26"/>
+          <w:szCs w:val="26"/>
+          <w:lang w:eastAsia="ru-KZ"/>
+          <w14:ligatures w14:val="none"/>
+        </w:rPr>
+        <w:t xml:space="preserve">, с учётом переполнения. Поэтому при выборе SLT необходимо установить </w:t>
+      </w:r>
+      <w:r>
+        <w:rPr>
+          <w:rFonts w:ascii="Times New Roman" w:eastAsia="Times New Roman" w:hAnsi="Times New Roman" w:cs="Times New Roman"/>
+          <w:b/>
+          <w:bCs/>
+          <w:kern w:val="0"/>
+          <w:sz w:val="26"/>
+          <w:szCs w:val="26"/>
+          <w:lang w:eastAsia="ru-KZ"/>
+          <w14:ligatures w14:val="none"/>
+        </w:rPr>
+        <w:t>Sub = 1</w:t>
+      </w:r>
+      <w:r>
+        <w:rPr>
+          <w:rFonts w:ascii="Times New Roman" w:eastAsia="Times New Roman" w:hAnsi="Times New Roman" w:cs="Times New Roman"/>
+          <w:kern w:val="0"/>
+          <w:sz w:val="26"/>
+          <w:szCs w:val="26"/>
+          <w:lang w:eastAsia="ru-KZ"/>
+          <w14:ligatures w14:val="none"/>
+        </w:rPr>
+        <w:t>. Знак суммы A + B не позволяет определить, какое число меньше.</w:t>
+      </w:r>
+    </w:p>
+    <w:p>
+      <w:pPr>
+        <w:spacing w:before="100" w:beforeAutospacing="1" w:after="100" w:afterAutospacing="1" w:line="240" w:lineRule="auto"/>
+        <w:rPr>
+          <w:rFonts w:ascii="Times New Roman" w:eastAsia="Times New Roman" w:hAnsi="Times New Roman" w:cs="Times New Roman"/>
+          <w:kern w:val="0"/>
+          <w:sz w:val="26"/>
+          <w:szCs w:val="26"/>
+          <w:lang w:eastAsia="ru-KZ"/>
+          <w14:ligatures w14:val="none"/>
+        </w:rPr>
+      </w:pPr>
+      <w:r>
+        <w:rPr>
+          <w:rFonts w:ascii="Times New Roman" w:eastAsia="Times New Roman" w:hAnsi="Times New Roman" w:cs="Times New Roman"/>
+          <w:b/>
+          <w:bCs/>
+          <w:kern w:val="0"/>
+          <w:sz w:val="26"/>
+          <w:szCs w:val="26"/>
+          <w:lang w:eastAsia="ru-KZ"/>
+          <w14:ligatures w14:val="none"/>
+        </w:rPr>
+        <w:t xml:space="preserve">6. Зачем входы 0 и 1 мультиплексора подключены к одному выходу </w:t>
+      </w:r>
+      <w:proofErr w:type="spellStart"/>
+      <w:r>
+        <w:rPr>
+          <w:rFonts w:ascii="Times New Roman" w:eastAsia="Times New Roman" w:hAnsi="Times New Roman" w:cs="Times New Roman"/>
+          <w:b/>
+          <w:bCs/>
+          <w:kern w:val="0"/>
+          <w:sz w:val="26"/>
+          <w:szCs w:val="26"/>
+          <w:lang w:eastAsia="ru-KZ"/>
+          <w14:ligatures w14:val="none"/>
+        </w:rPr>
+        <w:t>AddSub</w:t>
+      </w:r>
+      <w:proofErr w:type="spellEnd"/>
+      <w:r>
+        <w:rPr>
+          <w:rFonts w:ascii="Times New Roman" w:eastAsia="Times New Roman" w:hAnsi="Times New Roman" w:cs="Times New Roman"/>
+          <w:b/>
+          <w:bCs/>
+          <w:kern w:val="0"/>
+          <w:sz w:val="26"/>
+          <w:szCs w:val="26"/>
+          <w:lang w:eastAsia="ru-KZ"/>
+          <w14:ligatures w14:val="none"/>
+        </w:rPr>
+        <w:t>?</w:t>
+      </w:r>
+    </w:p>
+    <w:p>
+      <w:pPr>
+        <w:spacing w:before="100" w:beforeAutospacing="1" w:after="100" w:afterAutospacing="1" w:line="240" w:lineRule="auto"/>
+        <w:rPr>
+          <w:rFonts w:ascii="Times New Roman" w:eastAsia="Times New Roman" w:hAnsi="Times New Roman" w:cs="Times New Roman"/>
+          <w:kern w:val="0"/>
+          <w:sz w:val="26"/>
+          <w:szCs w:val="26"/>
+          <w:lang w:val="ru-RU" w:eastAsia="ru-KZ"/>
+          <w14:ligatures w14:val="none"/>
+        </w:rPr>
+      </w:pPr>
+      <w:r>
+        <w:rPr>
+          <w:rFonts w:ascii="Times New Roman" w:eastAsia="Times New Roman" w:hAnsi="Times New Roman" w:cs="Times New Roman"/>
+          <w:kern w:val="0"/>
+          <w:sz w:val="26"/>
+          <w:szCs w:val="26"/>
+          <w:lang w:eastAsia="ru-KZ"/>
+          <w14:ligatures w14:val="none"/>
+        </w:rPr>
+        <w:t xml:space="preserve">Один блок </w:t>
+      </w:r>
+      <w:proofErr w:type="spellStart"/>
+      <w:r>
+        <w:rPr>
+          <w:rFonts w:ascii="Times New Roman" w:eastAsia="Times New Roman" w:hAnsi="Times New Roman" w:cs="Times New Roman"/>
+          <w:kern w:val="0"/>
+          <w:sz w:val="26"/>
+          <w:szCs w:val="26"/>
+          <w:lang w:eastAsia="ru-KZ"/>
+          <w14:ligatures w14:val="none"/>
+        </w:rPr>
+        <w:t>AddSub</w:t>
+      </w:r>
+      <w:proofErr w:type="spellEnd"/>
+      <w:r>
+        <w:rPr>
+          <w:rFonts w:ascii="Times New Roman" w:eastAsia="Times New Roman" w:hAnsi="Times New Roman" w:cs="Times New Roman"/>
+          <w:kern w:val="0"/>
+          <w:sz w:val="26"/>
+          <w:szCs w:val="26"/>
+          <w:lang w:eastAsia="ru-KZ"/>
+          <w14:ligatures w14:val="none"/>
+        </w:rPr>
+        <w:t xml:space="preserve"> вычисляет и сумму, и разность — его режим задаётся сигналом </w:t>
+      </w:r>
+      <w:r>
+        <w:rPr>
+          <w:rFonts w:ascii="Times New Roman" w:eastAsia="Times New Roman" w:hAnsi="Times New Roman" w:cs="Times New Roman"/>
+          <w:b/>
+          <w:bCs/>
+          <w:kern w:val="0"/>
+          <w:sz w:val="26"/>
+          <w:szCs w:val="26"/>
+          <w:lang w:eastAsia="ru-KZ"/>
+          <w14:ligatures w14:val="none"/>
+        </w:rPr>
+        <w:t>Sub</w:t>
+      </w:r>
+      <w:r>
+        <w:rPr>
+          <w:rFonts w:ascii="Times New Roman" w:eastAsia="Times New Roman" w:hAnsi="Times New Roman" w:cs="Times New Roman"/>
+          <w:kern w:val="0"/>
+          <w:sz w:val="26"/>
+          <w:szCs w:val="26"/>
+          <w:lang w:eastAsia="ru-KZ"/>
+          <w14:ligatures w14:val="none"/>
+        </w:rPr>
+        <w:t xml:space="preserve">. При коде </w:t>
+      </w:r>
+      <w:r>
+        <w:rPr>
+          <w:rFonts w:ascii="Times New Roman" w:eastAsia="Times New Roman" w:hAnsi="Times New Roman" w:cs="Times New Roman"/>
+          <w:b/>
+          <w:bCs/>
+          <w:kern w:val="0"/>
+          <w:sz w:val="26"/>
+          <w:szCs w:val="26"/>
+          <w:lang w:eastAsia="ru-KZ"/>
+          <w14:ligatures w14:val="none"/>
+        </w:rPr>
+        <w:t>000</w:t>
+      </w:r>
+      <w:r>
+        <w:rPr>
+          <w:rFonts w:ascii="Times New Roman" w:eastAsia="Times New Roman" w:hAnsi="Times New Roman" w:cs="Times New Roman"/>
+          <w:kern w:val="0"/>
+          <w:sz w:val="26"/>
+          <w:szCs w:val="26"/>
+          <w:lang w:eastAsia="ru-KZ"/>
+          <w14:ligatures w14:val="none"/>
+        </w:rPr>
+        <w:t xml:space="preserve"> устанавливается Sub = 0, а мультиплексор выбирает вход 0. При коде </w:t>
+      </w:r>
+      <w:r>
+        <w:rPr>
+          <w:rFonts w:ascii="Times New Roman" w:eastAsia="Times New Roman" w:hAnsi="Times New Roman" w:cs="Times New Roman"/>
+          <w:b/>
+          <w:bCs/>
+          <w:kern w:val="0"/>
+          <w:sz w:val="26"/>
+          <w:szCs w:val="26"/>
+          <w:lang w:eastAsia="ru-KZ"/>
+          <w14:ligatures w14:val="none"/>
+        </w:rPr>
+        <w:t>001</w:t>
+      </w:r>
+      <w:r>
+        <w:rPr>
+          <w:rFonts w:ascii="Times New Roman" w:eastAsia="Times New Roman" w:hAnsi="Times New Roman" w:cs="Times New Roman"/>
+          <w:kern w:val="0"/>
+          <w:sz w:val="26"/>
+          <w:szCs w:val="26"/>
+          <w:lang w:eastAsia="ru-KZ"/>
+          <w14:ligatures w14:val="none"/>
+        </w:rPr>
+        <w:t xml:space="preserve"> устанавливается Sub = 1 и выбирается вход 1. Источник результата общий, но операция внутри него разная. Это позволяет использовать один арифметический блок для двух команд.</w:t>
+      </w:r>
+    </w:p>
+    <w:p>
+      <w:pPr>
+        <w:spacing w:before="100" w:beforeAutospacing="1" w:after="100" w:afterAutospacing="1" w:line="240" w:lineRule="auto"/>
+        <w:rPr>
+          <w:rFonts w:ascii="Times New Roman" w:eastAsia="Times New Roman" w:hAnsi="Times New Roman" w:cs="Times New Roman"/>
+          <w:kern w:val="0"/>
+          <w:sz w:val="26"/>
+          <w:szCs w:val="26"/>
+          <w:lang w:eastAsia="ru-KZ"/>
+          <w14:ligatures w14:val="none"/>
+        </w:rPr>
+      </w:pPr>
+      <w:r>
+        <w:rPr>
+          <w:rFonts w:ascii="Times New Roman" w:eastAsia="Times New Roman" w:hAnsi="Times New Roman" w:cs="Times New Roman"/>
+          <w:b/>
+          <w:bCs/>
+          <w:kern w:val="0"/>
+          <w:sz w:val="26"/>
+          <w:szCs w:val="26"/>
+          <w:lang w:eastAsia="ru-KZ"/>
+          <w14:ligatures w14:val="none"/>
+        </w:rPr>
+        <w:t xml:space="preserve">7. Чем удобен </w:t>
+      </w:r>
+      <w:proofErr w:type="spellStart"/>
+      <w:r>
+        <w:rPr>
+          <w:rFonts w:ascii="Times New Roman" w:eastAsia="Times New Roman" w:hAnsi="Times New Roman" w:cs="Times New Roman"/>
+          <w:b/>
+          <w:bCs/>
+          <w:kern w:val="0"/>
+          <w:sz w:val="26"/>
+          <w:szCs w:val="26"/>
+          <w:lang w:eastAsia="ru-KZ"/>
+          <w14:ligatures w14:val="none"/>
+        </w:rPr>
+        <w:t>Tunnel</w:t>
+      </w:r>
+      <w:proofErr w:type="spellEnd"/>
+      <w:r>
+        <w:rPr>
+          <w:rFonts w:ascii="Times New Roman" w:eastAsia="Times New Roman" w:hAnsi="Times New Roman" w:cs="Times New Roman"/>
+          <w:b/>
+          <w:bCs/>
+          <w:kern w:val="0"/>
+          <w:sz w:val="26"/>
+          <w:szCs w:val="26"/>
+          <w:lang w:eastAsia="ru-KZ"/>
+          <w14:ligatures w14:val="none"/>
+        </w:rPr>
+        <w:t>?</w:t>
+      </w:r>
+    </w:p>
+    <w:p>
+      <w:pPr>
+        <w:spacing w:before="100" w:beforeAutospacing="1" w:after="100" w:afterAutospacing="1" w:line="240" w:lineRule="auto"/>
+        <w:rPr>
+          <w:rFonts w:ascii="Times New Roman" w:eastAsia="Times New Roman" w:hAnsi="Times New Roman" w:cs="Times New Roman"/>
+          <w:kern w:val="0"/>
+          <w:sz w:val="26"/>
+          <w:szCs w:val="26"/>
+          <w:lang w:eastAsia="ru-KZ"/>
+          <w14:ligatures w14:val="none"/>
+        </w:rPr>
+      </w:pPr>
+      <w:r>
+        <w:rPr>
+          <w:rFonts w:ascii="Times New Roman" w:eastAsia="Times New Roman" w:hAnsi="Times New Roman" w:cs="Times New Roman"/>
+          <w:kern w:val="0"/>
+          <w:sz w:val="26"/>
+          <w:szCs w:val="26"/>
+          <w:lang w:eastAsia="ru-KZ"/>
+          <w14:ligatures w14:val="none"/>
+        </w:rPr>
+        <w:t xml:space="preserve">Компоненты </w:t>
+      </w:r>
+      <w:proofErr w:type="spellStart"/>
+      <w:r>
+        <w:rPr>
+          <w:rFonts w:ascii="Times New Roman" w:eastAsia="Times New Roman" w:hAnsi="Times New Roman" w:cs="Times New Roman"/>
+          <w:kern w:val="0"/>
+          <w:sz w:val="26"/>
+          <w:szCs w:val="26"/>
+          <w:lang w:eastAsia="ru-KZ"/>
+          <w14:ligatures w14:val="none"/>
+        </w:rPr>
+        <w:t>Tunnel</w:t>
+      </w:r>
+      <w:proofErr w:type="spellEnd"/>
+      <w:r>
+        <w:rPr>
+          <w:rFonts w:ascii="Times New Roman" w:eastAsia="Times New Roman" w:hAnsi="Times New Roman" w:cs="Times New Roman"/>
+          <w:kern w:val="0"/>
+          <w:sz w:val="26"/>
+          <w:szCs w:val="26"/>
+          <w:lang w:eastAsia="ru-KZ"/>
+          <w14:ligatures w14:val="none"/>
+        </w:rPr>
+        <w:t xml:space="preserve"> с одинаковыми именами соединяют точки </w:t>
+      </w:r>
+      <w:r>
+        <w:rPr>
+          <w:rFonts w:ascii="Times New Roman" w:eastAsia="Times New Roman" w:hAnsi="Times New Roman" w:cs="Times New Roman"/>
+          <w:b/>
+          <w:bCs/>
+          <w:kern w:val="0"/>
+          <w:sz w:val="26"/>
+          <w:szCs w:val="26"/>
+          <w:lang w:eastAsia="ru-KZ"/>
+          <w14:ligatures w14:val="none"/>
+        </w:rPr>
+        <w:t>внутри одной схемы</w:t>
+      </w:r>
+      <w:r>
+        <w:rPr>
+          <w:rFonts w:ascii="Times New Roman" w:eastAsia="Times New Roman" w:hAnsi="Times New Roman" w:cs="Times New Roman"/>
+          <w:kern w:val="0"/>
+          <w:sz w:val="26"/>
+          <w:szCs w:val="26"/>
+          <w:lang w:eastAsia="ru-KZ"/>
+          <w14:ligatures w14:val="none"/>
+        </w:rPr>
+        <w:t xml:space="preserve"> без длинного провода между ними. Например, сигнал с выхода </w:t>
+      </w:r>
+      <w:proofErr w:type="spellStart"/>
+      <w:r>
+        <w:rPr>
+          <w:rFonts w:ascii="Times New Roman" w:eastAsia="Times New Roman" w:hAnsi="Times New Roman" w:cs="Times New Roman"/>
+          <w:kern w:val="0"/>
+          <w:sz w:val="26"/>
+          <w:szCs w:val="26"/>
+          <w:lang w:eastAsia="ru-KZ"/>
+          <w14:ligatures w14:val="none"/>
+        </w:rPr>
+        <w:t>AddSub</w:t>
+      </w:r>
+      <w:proofErr w:type="spellEnd"/>
+      <w:r>
+        <w:rPr>
+          <w:rFonts w:ascii="Times New Roman" w:eastAsia="Times New Roman" w:hAnsi="Times New Roman" w:cs="Times New Roman"/>
+          <w:kern w:val="0"/>
+          <w:sz w:val="26"/>
+          <w:szCs w:val="26"/>
+          <w:lang w:eastAsia="ru-KZ"/>
+          <w14:ligatures w14:val="none"/>
+        </w:rPr>
+        <w:t xml:space="preserve"> можно передать к элементу XOR через метки N и V. Благодаря этому становится меньше пересечений проводов, а по именам сразу понятно назначение сигналов. Между разными подсхемами сигналы передаются через их входы и выходы.</w:t>
+      </w:r>
+    </w:p>
+    <w:p>
+      <w:pPr>
+        <w:spacing w:before="100" w:beforeAutospacing="1" w:after="100" w:afterAutospacing="1" w:line="240" w:lineRule="auto"/>
+        <w:rPr>
+          <w:rFonts w:ascii="Times New Roman" w:eastAsia="Times New Roman" w:hAnsi="Times New Roman" w:cs="Times New Roman"/>
+          <w:kern w:val="0"/>
+          <w:sz w:val="26"/>
+          <w:szCs w:val="26"/>
+          <w:lang w:eastAsia="ru-KZ"/>
+          <w14:ligatures w14:val="none"/>
+        </w:rPr>
+      </w:pPr>
+      <w:r>
+        <w:rPr>
+          <w:rFonts w:ascii="Times New Roman" w:eastAsia="Times New Roman" w:hAnsi="Times New Roman" w:cs="Times New Roman"/>
+          <w:b/>
+          <w:bCs/>
+          <w:kern w:val="0"/>
+          <w:sz w:val="26"/>
+          <w:szCs w:val="26"/>
+          <w:lang w:eastAsia="ru-KZ"/>
+          <w14:ligatures w14:val="none"/>
+        </w:rPr>
+        <w:t>8. Почему для A = 1000 и B = 0111 результаты SLT и SLTU разные?</w:t>
+      </w:r>
+    </w:p>
+    <w:p>
+      <w:pPr>
+        <w:spacing w:before="100" w:beforeAutospacing="1" w:after="100" w:afterAutospacing="1" w:line="240" w:lineRule="auto"/>
+        <w:rPr>
+          <w:rFonts w:ascii="Times New Roman" w:eastAsia="Times New Roman" w:hAnsi="Times New Roman" w:cs="Times New Roman"/>
+          <w:kern w:val="0"/>
+          <w:sz w:val="26"/>
+          <w:szCs w:val="26"/>
+          <w:lang w:eastAsia="ru-KZ"/>
+          <w14:ligatures w14:val="none"/>
+        </w:rPr>
+      </w:pPr>
+      <w:r>
+        <w:rPr>
+          <w:rFonts w:ascii="Times New Roman" w:eastAsia="Times New Roman" w:hAnsi="Times New Roman" w:cs="Times New Roman"/>
+          <w:kern w:val="0"/>
+          <w:sz w:val="26"/>
+          <w:szCs w:val="26"/>
+          <w:lang w:eastAsia="ru-KZ"/>
+          <w14:ligatures w14:val="none"/>
+        </w:rPr>
+        <w:lastRenderedPageBreak/>
+        <w:t xml:space="preserve">Эти команды по-разному трактуют старший бит. </w:t>
+      </w:r>
+      <w:r>
+        <w:rPr>
+          <w:rFonts w:ascii="Times New Roman" w:eastAsia="Times New Roman" w:hAnsi="Times New Roman" w:cs="Times New Roman"/>
+          <w:b/>
+          <w:bCs/>
+          <w:kern w:val="0"/>
+          <w:sz w:val="26"/>
+          <w:szCs w:val="26"/>
+          <w:lang w:eastAsia="ru-KZ"/>
+          <w14:ligatures w14:val="none"/>
+        </w:rPr>
+        <w:t>SLT сравнивает числа со знаком:</w:t>
+      </w:r>
+      <w:r>
+        <w:rPr>
+          <w:rFonts w:ascii="Times New Roman" w:eastAsia="Times New Roman" w:hAnsi="Times New Roman" w:cs="Times New Roman"/>
+          <w:kern w:val="0"/>
+          <w:sz w:val="26"/>
+          <w:szCs w:val="26"/>
+          <w:lang w:eastAsia="ru-KZ"/>
+          <w14:ligatures w14:val="none"/>
+        </w:rPr>
+        <w:t xml:space="preserve"> код 1000 означает −8, а 0111 — 7. Поэтому −8 </w:t>
+      </w:r>
+      <w:proofErr w:type="gramStart"/>
+      <w:r>
+        <w:rPr>
+          <w:rFonts w:ascii="Times New Roman" w:eastAsia="Times New Roman" w:hAnsi="Times New Roman" w:cs="Times New Roman"/>
+          <w:kern w:val="0"/>
+          <w:sz w:val="26"/>
+          <w:szCs w:val="26"/>
+          <w:lang w:eastAsia="ru-KZ"/>
+          <w14:ligatures w14:val="none"/>
+        </w:rPr>
+        <w:t>&lt; 7</w:t>
+      </w:r>
+      <w:proofErr w:type="gramEnd"/>
+      <w:r>
+        <w:rPr>
+          <w:rFonts w:ascii="Times New Roman" w:eastAsia="Times New Roman" w:hAnsi="Times New Roman" w:cs="Times New Roman"/>
+          <w:kern w:val="0"/>
+          <w:sz w:val="26"/>
+          <w:szCs w:val="26"/>
+          <w:lang w:eastAsia="ru-KZ"/>
+          <w14:ligatures w14:val="none"/>
+        </w:rPr>
+        <w:t xml:space="preserve"> и результат равен </w:t>
+      </w:r>
+      <w:r>
+        <w:rPr>
+          <w:rFonts w:ascii="Times New Roman" w:eastAsia="Times New Roman" w:hAnsi="Times New Roman" w:cs="Times New Roman"/>
+          <w:b/>
+          <w:bCs/>
+          <w:kern w:val="0"/>
+          <w:sz w:val="26"/>
+          <w:szCs w:val="26"/>
+          <w:lang w:eastAsia="ru-KZ"/>
+          <w14:ligatures w14:val="none"/>
+        </w:rPr>
+        <w:t>0001</w:t>
+      </w:r>
+      <w:r>
+        <w:rPr>
+          <w:rFonts w:ascii="Times New Roman" w:eastAsia="Times New Roman" w:hAnsi="Times New Roman" w:cs="Times New Roman"/>
+          <w:kern w:val="0"/>
+          <w:sz w:val="26"/>
+          <w:szCs w:val="26"/>
+          <w:lang w:eastAsia="ru-KZ"/>
+          <w14:ligatures w14:val="none"/>
+        </w:rPr>
+        <w:t>.</w:t>
+      </w:r>
+    </w:p>
+    <w:p>
+      <w:pPr>
+        <w:spacing w:before="100" w:beforeAutospacing="1" w:after="100" w:afterAutospacing="1" w:line="240" w:lineRule="auto"/>
+        <w:rPr>
+          <w:rFonts w:ascii="Times New Roman" w:eastAsia="Times New Roman" w:hAnsi="Times New Roman" w:cs="Times New Roman"/>
+          <w:kern w:val="0"/>
+          <w:sz w:val="26"/>
+          <w:szCs w:val="26"/>
+          <w:lang w:eastAsia="ru-KZ"/>
+          <w14:ligatures w14:val="none"/>
+        </w:rPr>
+      </w:pPr>
+      <w:r>
+        <w:rPr>
+          <w:rFonts w:ascii="Times New Roman" w:eastAsia="Times New Roman" w:hAnsi="Times New Roman" w:cs="Times New Roman"/>
+          <w:b/>
+          <w:bCs/>
+          <w:kern w:val="0"/>
+          <w:sz w:val="26"/>
+          <w:szCs w:val="26"/>
+          <w:lang w:eastAsia="ru-KZ"/>
+          <w14:ligatures w14:val="none"/>
+        </w:rPr>
+        <w:t>SLTU сравнивает числа без знака:</w:t>
+      </w:r>
+      <w:r>
+        <w:rPr>
+          <w:rFonts w:ascii="Times New Roman" w:eastAsia="Times New Roman" w:hAnsi="Times New Roman" w:cs="Times New Roman"/>
+          <w:kern w:val="0"/>
+          <w:sz w:val="26"/>
+          <w:szCs w:val="26"/>
+          <w:lang w:eastAsia="ru-KZ"/>
+          <w14:ligatures w14:val="none"/>
+        </w:rPr>
+        <w:t xml:space="preserve"> те же коды означают 8 и 7. Условие 8 </w:t>
+      </w:r>
+      <w:proofErr w:type="gramStart"/>
+      <w:r>
+        <w:rPr>
+          <w:rFonts w:ascii="Times New Roman" w:eastAsia="Times New Roman" w:hAnsi="Times New Roman" w:cs="Times New Roman"/>
+          <w:kern w:val="0"/>
+          <w:sz w:val="26"/>
+          <w:szCs w:val="26"/>
+          <w:lang w:eastAsia="ru-KZ"/>
+          <w14:ligatures w14:val="none"/>
+        </w:rPr>
+        <w:t>&lt; 7</w:t>
+      </w:r>
+      <w:proofErr w:type="gramEnd"/>
+      <w:r>
+        <w:rPr>
+          <w:rFonts w:ascii="Times New Roman" w:eastAsia="Times New Roman" w:hAnsi="Times New Roman" w:cs="Times New Roman"/>
+          <w:kern w:val="0"/>
+          <w:sz w:val="26"/>
+          <w:szCs w:val="26"/>
+          <w:lang w:eastAsia="ru-KZ"/>
+          <w14:ligatures w14:val="none"/>
+        </w:rPr>
+        <w:t xml:space="preserve"> ложно, поэтому результат равен </w:t>
+      </w:r>
+      <w:r>
+        <w:rPr>
+          <w:rFonts w:ascii="Times New Roman" w:eastAsia="Times New Roman" w:hAnsi="Times New Roman" w:cs="Times New Roman"/>
+          <w:b/>
+          <w:bCs/>
+          <w:kern w:val="0"/>
+          <w:sz w:val="26"/>
+          <w:szCs w:val="26"/>
+          <w:lang w:eastAsia="ru-KZ"/>
+          <w14:ligatures w14:val="none"/>
+        </w:rPr>
+        <w:t>0000</w:t>
+      </w:r>
+      <w:r>
+        <w:rPr>
+          <w:rFonts w:ascii="Times New Roman" w:eastAsia="Times New Roman" w:hAnsi="Times New Roman" w:cs="Times New Roman"/>
+          <w:kern w:val="0"/>
+          <w:sz w:val="26"/>
+          <w:szCs w:val="26"/>
+          <w:lang w:eastAsia="ru-KZ"/>
+          <w14:ligatures w14:val="none"/>
+        </w:rPr>
+        <w:t>. Различие связано с интерпретацией входных кодов.</w:t>
+      </w:r>
+    </w:p>
+    <w:p>
+      <w:pPr>
+        <w:rPr>
+          <w:rFonts w:ascii="Times New Roman" w:hAnsi="Times New Roman" w:cs="Times New Roman"/>
+          <w:sz w:val="26"/>
+          <w:szCs w:val="26"/>
+        </w:rPr>
+      </w:pPr>
     </w:p>
     <w:sectPr>
       <w:pgSz w:w="11906" w:h="16838"/>
@@ -6650,7 +12242,7 @@
 </file>
 
 <file path=word/numbering.xml><?xml version="1.0" encoding="utf-8"?>
-<w:numbering xmlns:wpc="http://schemas.microsoft.com/office/word/2010/wordprocessingCanvas" xmlns:cx="http://schemas.microsoft.com/office/drawing/2014/chartex" xmlns:cx1="http://schemas.microsoft.com/office/drawing/2015/9/8/chartex" xmlns:cx2="http://schemas.microsoft.com/office/drawing/2015/10/21/chartex" xmlns:cx3="http://schemas.microsoft.com/office/drawing/2016/5/9/chartex" xmlns:cx4="http://schemas.microsoft.com/office/drawing/2016/5/10/chartex" xmlns:cx5="http://schemas.microsoft.com/office/drawing/2016/5/11/chartex" xmlns:cx6="http://schemas.microsoft.com/office/drawing/2016/5/12/chartex" xmlns:cx7="http://schemas.microsoft.com/office/drawing/2016/5/13/chartex" xmlns:cx8="http://schemas.microsoft.com/office/drawing/2016/5/14/chartex" xmlns:mc="http://schemas.openxmlformats.org/markup-compatibility/2006" xmlns:aink="http://schemas.microsoft.com/office/drawing/2016/ink" xmlns:am3d="http://schemas.microsoft.com/office/drawing/2017/model3d" xmlns:o="urn:schemas-microsoft-com:office:office" xmlns:oel="http://schemas.microsoft.com/office/2019/extlst" xmlns:r="http://schemas.openxmlformats.org/officeDocument/2006/relationships" xmlns:m="http://schemas.openxmlformats.org/officeDocument/2006/math" xmlns:v="urn:schemas-microsoft-com:vml" xmlns:wp14="http://schemas.microsoft.com/office/word/2010/wordprocessingDrawing" xmlns:wp="http://schemas.openxmlformats.org/drawingml/2006/wordprocessingDrawing" xmlns:w10="urn:schemas-microsoft-com:office:word" xmlns:w="http://schemas.openxmlformats.org/wordprocessingml/2006/main" xmlns:w14="http://schemas.microsoft.com/office/word/2010/wordml" xmlns:w15="http://schemas.microsoft.com/office/word/2012/wordml" xmlns:w16cex="http://schemas.microsoft.com/office/word/2018/wordml/cex" xmlns:w16cid="http://schemas.microsoft.com/office/word/2016/wordml/cid" xmlns:w16="http://schemas.microsoft.com/office/word/2018/wordml" xmlns:w16du="http://schemas.microsoft.com/office/word/2023/wordml/word16du" xmlns:w16sdtdh="http://schemas.microsoft.com/office/word/2020/wordml/sdtdatahash" xmlns:w16sdtfl="http://schemas.microsoft.com/office/word/2024/wordml/sdtformatlock" xmlns:w16se="http://schemas.microsoft.com/office/word/2015/wordml/symex" xmlns:wpg="http://schemas.microsoft.com/office/word/2010/wordprocessingGroup" xmlns:wpi="http://schemas.microsoft.com/office/word/2010/wordprocessingInk" xmlns:wne="http://schemas.microsoft.com/office/word/2006/wordml" xmlns:wps="http://schemas.microsoft.com/office/word/2010/wordprocessingShape" mc:Ignorable="w14 w15 w16se w16cid w16 w16cex w16sdtdh w16sdtfl w16du wp14">
+<w:numbering xmlns:wpc="http://schemas.microsoft.com/office/word/2010/wordprocessingCanvas" xmlns:cx="http://schemas.microsoft.com/office/drawing/2014/chartex" xmlns:cx1="http://schemas.microsoft.com/office/drawing/2015/9/8/chartex" xmlns:cx2="http://schemas.microsoft.com/office/drawing/2015/10/21/chartex" xmlns:cx3="http://schemas.microsoft.com/office/drawing/2016/5/9/chartex" xmlns:cx4="http://schemas.microsoft.com/office/drawing/2016/5/10/chartex" xmlns:cx5="http://schemas.microsoft.com/office/drawing/2016/5/11/chartex" xmlns:cx6="http://schemas.microsoft.com/office/drawing/2016/5/12/chartex" xmlns:cx7="http://schemas.microsoft.com/office/drawing/2016/5/13/chartex" xmlns:cx8="http://schemas.microsoft.com/office/drawing/2016/5/14/chartex" xmlns:mc="http://schemas.openxmlformats.org/markup-compatibility/2006" xmlns:aink="http://schemas.microsoft.com/office/drawing/2016/ink" xmlns:am3d="http://schemas.microsoft.com/office/drawing/2017/model3d" xmlns:o="urn:schemas-microsoft-com:office:office" xmlns:r="http://schemas.openxmlformats.org/officeDocument/2006/relationships" xmlns:m="http://schemas.openxmlformats.org/officeDocument/2006/math" xmlns:v="urn:schemas-microsoft-com:vml" xmlns:wp14="http://schemas.microsoft.com/office/word/2010/wordprocessingDrawing" xmlns:wp="http://schemas.openxmlformats.org/drawingml/2006/wordprocessingDrawing" xmlns:w10="urn:schemas-microsoft-com:office:word" xmlns:w="http://schemas.openxmlformats.org/wordprocessingml/2006/main" xmlns:w14="http://schemas.microsoft.com/office/word/2010/wordml" xmlns:w15="http://schemas.microsoft.com/office/word/2012/wordml" xmlns:w16cex="http://schemas.microsoft.com/office/word/2018/wordml/cex" xmlns:w16cid="http://schemas.microsoft.com/office/word/2016/wordml/cid" xmlns:w16="http://schemas.microsoft.com/office/word/2018/wordml" xmlns:w16sdtdh="http://schemas.microsoft.com/office/word/2020/wordml/sdtdatahash" xmlns:w16se="http://schemas.microsoft.com/office/word/2015/wordml/symex" xmlns:wpg="http://schemas.microsoft.com/office/word/2010/wordprocessingGroup" xmlns:wpi="http://schemas.microsoft.com/office/word/2010/wordprocessingInk" xmlns:wne="http://schemas.microsoft.com/office/word/2006/wordml" xmlns:wps="http://schemas.microsoft.com/office/word/2010/wordprocessingShape" mc:Ignorable="w14 w15 w16se w16cid w16 w16cex w16sdtdh wp14">
   <w:abstractNum w:abstractNumId="0" w15:restartNumberingAfterBreak="0">
     <w:nsid w:val="29C81903"/>
     <w:multiLevelType w:val="hybridMultilevel"/>
@@ -6741,6 +12333,155 @@
     </w:lvl>
   </w:abstractNum>
   <w:abstractNum w:abstractNumId="1" w15:restartNumberingAfterBreak="0">
+    <w:nsid w:val="615D040E"/>
+    <w:multiLevelType w:val="multilevel"/>
+    <w:tmpl w:val="887EC540"/>
+    <w:lvl w:ilvl="0">
+      <w:start w:val="1"/>
+      <w:numFmt w:val="bullet"/>
+      <w:lvlText w:val=""/>
+      <w:lvlJc w:val="left"/>
+      <w:pPr>
+        <w:tabs>
+          <w:tab w:val="num" w:pos="720"/>
+        </w:tabs>
+        <w:ind w:left="720" w:hanging="360"/>
+      </w:pPr>
+      <w:rPr>
+        <w:rFonts w:ascii="Symbol" w:hAnsi="Symbol" w:hint="default"/>
+        <w:sz w:val="20"/>
+      </w:rPr>
+    </w:lvl>
+    <w:lvl w:ilvl="1" w:tentative="1">
+      <w:start w:val="1"/>
+      <w:numFmt w:val="bullet"/>
+      <w:lvlText w:val="o"/>
+      <w:lvlJc w:val="left"/>
+      <w:pPr>
+        <w:tabs>
+          <w:tab w:val="num" w:pos="1440"/>
+        </w:tabs>
+        <w:ind w:left="1440" w:hanging="360"/>
+      </w:pPr>
+      <w:rPr>
+        <w:rFonts w:ascii="Courier New" w:hAnsi="Courier New" w:hint="default"/>
+        <w:sz w:val="20"/>
+      </w:rPr>
+    </w:lvl>
+    <w:lvl w:ilvl="2" w:tentative="1">
+      <w:start w:val="1"/>
+      <w:numFmt w:val="bullet"/>
+      <w:lvlText w:val=""/>
+      <w:lvlJc w:val="left"/>
+      <w:pPr>
+        <w:tabs>
+          <w:tab w:val="num" w:pos="2160"/>
+        </w:tabs>
+        <w:ind w:left="2160" w:hanging="360"/>
+      </w:pPr>
+      <w:rPr>
+        <w:rFonts w:ascii="Wingdings" w:hAnsi="Wingdings" w:hint="default"/>
+        <w:sz w:val="20"/>
+      </w:rPr>
+    </w:lvl>
+    <w:lvl w:ilvl="3" w:tentative="1">
+      <w:start w:val="1"/>
+      <w:numFmt w:val="bullet"/>
+      <w:lvlText w:val=""/>
+      <w:lvlJc w:val="left"/>
+      <w:pPr>
+        <w:tabs>
+          <w:tab w:val="num" w:pos="2880"/>
+        </w:tabs>
+        <w:ind w:left="2880" w:hanging="360"/>
+      </w:pPr>
+      <w:rPr>
+        <w:rFonts w:ascii="Wingdings" w:hAnsi="Wingdings" w:hint="default"/>
+        <w:sz w:val="20"/>
+      </w:rPr>
+    </w:lvl>
+    <w:lvl w:ilvl="4" w:tentative="1">
+      <w:start w:val="1"/>
+      <w:numFmt w:val="bullet"/>
+      <w:lvlText w:val=""/>
+      <w:lvlJc w:val="left"/>
+      <w:pPr>
+        <w:tabs>
+          <w:tab w:val="num" w:pos="3600"/>
+        </w:tabs>
+        <w:ind w:left="3600" w:hanging="360"/>
+      </w:pPr>
+      <w:rPr>
+        <w:rFonts w:ascii="Wingdings" w:hAnsi="Wingdings" w:hint="default"/>
+        <w:sz w:val="20"/>
+      </w:rPr>
+    </w:lvl>
+    <w:lvl w:ilvl="5" w:tentative="1">
+      <w:start w:val="1"/>
+      <w:numFmt w:val="bullet"/>
+      <w:lvlText w:val=""/>
+      <w:lvlJc w:val="left"/>
+      <w:pPr>
+        <w:tabs>
+          <w:tab w:val="num" w:pos="4320"/>
+        </w:tabs>
+        <w:ind w:left="4320" w:hanging="360"/>
+      </w:pPr>
+      <w:rPr>
+        <w:rFonts w:ascii="Wingdings" w:hAnsi="Wingdings" w:hint="default"/>
+        <w:sz w:val="20"/>
+      </w:rPr>
+    </w:lvl>
+    <w:lvl w:ilvl="6" w:tentative="1">
+      <w:start w:val="1"/>
+      <w:numFmt w:val="bullet"/>
+      <w:lvlText w:val=""/>
+      <w:lvlJc w:val="left"/>
+      <w:pPr>
+        <w:tabs>
+          <w:tab w:val="num" w:pos="5040"/>
+        </w:tabs>
+        <w:ind w:left="5040" w:hanging="360"/>
+      </w:pPr>
+      <w:rPr>
+        <w:rFonts w:ascii="Wingdings" w:hAnsi="Wingdings" w:hint="default"/>
+        <w:sz w:val="20"/>
+      </w:rPr>
+    </w:lvl>
+    <w:lvl w:ilvl="7" w:tentative="1">
+      <w:start w:val="1"/>
+      <w:numFmt w:val="bullet"/>
+      <w:lvlText w:val=""/>
+      <w:lvlJc w:val="left"/>
+      <w:pPr>
+        <w:tabs>
+          <w:tab w:val="num" w:pos="5760"/>
+        </w:tabs>
+        <w:ind w:left="5760" w:hanging="360"/>
+      </w:pPr>
+      <w:rPr>
+        <w:rFonts w:ascii="Wingdings" w:hAnsi="Wingdings" w:hint="default"/>
+        <w:sz w:val="20"/>
+      </w:rPr>
+    </w:lvl>
+    <w:lvl w:ilvl="8" w:tentative="1">
+      <w:start w:val="1"/>
+      <w:numFmt w:val="bullet"/>
+      <w:lvlText w:val=""/>
+      <w:lvlJc w:val="left"/>
+      <w:pPr>
+        <w:tabs>
+          <w:tab w:val="num" w:pos="6480"/>
+        </w:tabs>
+        <w:ind w:left="6480" w:hanging="360"/>
+      </w:pPr>
+      <w:rPr>
+        <w:rFonts w:ascii="Wingdings" w:hAnsi="Wingdings" w:hint="default"/>
+        <w:sz w:val="20"/>
+      </w:rPr>
+    </w:lvl>
+  </w:abstractNum>
+  <w:abstractNum w:abstractNumId="2" w15:restartNumberingAfterBreak="0">
     <w:nsid w:val="7B553429"/>
     <w:multiLevelType w:val="hybridMultilevel"/>
     <w:tmpl w:val="6D6AFBF6"/>
@@ -6826,17 +12567,20 @@
       </w:pPr>
     </w:lvl>
   </w:abstractNum>
-  <w:num w:numId="1" w16cid:durableId="1730182705">
+  <w:num w:numId="1">
+    <w:abstractNumId w:val="2"/>
+  </w:num>
+  <w:num w:numId="2">
+    <w:abstractNumId w:val="0"/>
+  </w:num>
+  <w:num w:numId="3">
     <w:abstractNumId w:val="1"/>
-  </w:num>
-  <w:num w:numId="2" w16cid:durableId="1005085228">
-    <w:abstractNumId w:val="0"/>
   </w:num>
 </w:numbering>
 </file>
 
 <file path=word/styles.xml><?xml version="1.0" encoding="utf-8"?>
-<w:styles xmlns:mc="http://schemas.openxmlformats.org/markup-compatibility/2006" xmlns:r="http://schemas.openxmlformats.org/officeDocument/2006/relationships" xmlns:w="http://schemas.openxmlformats.org/wordprocessingml/2006/main" xmlns:w14="http://schemas.microsoft.com/office/word/2010/wordml" xmlns:w15="http://schemas.microsoft.com/office/word/2012/wordml" xmlns:w16cex="http://schemas.microsoft.com/office/word/2018/wordml/cex" xmlns:w16cid="http://schemas.microsoft.com/office/word/2016/wordml/cid" xmlns:w16="http://schemas.microsoft.com/office/word/2018/wordml" xmlns:w16du="http://schemas.microsoft.com/office/word/2023/wordml/word16du" xmlns:w16sdtdh="http://schemas.microsoft.com/office/word/2020/wordml/sdtdatahash" xmlns:w16sdtfl="http://schemas.microsoft.com/office/word/2024/wordml/sdtformatlock" xmlns:w16se="http://schemas.microsoft.com/office/word/2015/wordml/symex" mc:Ignorable="w14 w15 w16se w16cid w16 w16cex w16sdtdh w16sdtfl w16du">
+<w:styles xmlns:mc="http://schemas.openxmlformats.org/markup-compatibility/2006" xmlns:r="http://schemas.openxmlformats.org/officeDocument/2006/relationships" xmlns:w="http://schemas.openxmlformats.org/wordprocessingml/2006/main" xmlns:w14="http://schemas.microsoft.com/office/word/2010/wordml" xmlns:w15="http://schemas.microsoft.com/office/word/2012/wordml" xmlns:w16cex="http://schemas.microsoft.com/office/word/2018/wordml/cex" xmlns:w16cid="http://schemas.microsoft.com/office/word/2016/wordml/cid" xmlns:w16="http://schemas.microsoft.com/office/word/2018/wordml" xmlns:w16sdtdh="http://schemas.microsoft.com/office/word/2020/wordml/sdtdatahash" xmlns:w16se="http://schemas.microsoft.com/office/word/2015/wordml/symex" mc:Ignorable="w14 w15 w16se w16cid w16 w16cex w16sdtdh">
   <w:docDefaults>
     <w:rPrDefault>
       <w:rPr>
@@ -6844,7 +12588,7 @@
         <w:kern w:val="2"/>
         <w:sz w:val="24"/>
         <w:szCs w:val="24"/>
-        <w:lang w:eastAsia="en-US" w:bidi="ar-SA"/>
+        <w:lang w:val="ru-KZ" w:eastAsia="en-US" w:bidi="ar-SA"/>
         <w14:ligatures w14:val="standardContextual"/>
       </w:rPr>
     </w:rPrDefault>
@@ -7232,15 +12976,15 @@
     <w:lsdException w:name="Unresolved Mention" w:semiHidden="1" w:unhideWhenUsed="1"/>
     <w:lsdException w:name="Smart Link" w:semiHidden="1" w:unhideWhenUsed="1"/>
   </w:latentStyles>
-  <w:style w:type="paragraph" w:default="1" w:styleId="Normal">
+  <w:style w:type="paragraph" w:default="1" w:styleId="a">
     <w:name w:val="Normal"/>
     <w:qFormat/>
   </w:style>
-  <w:style w:type="paragraph" w:styleId="Heading1">
+  <w:style w:type="paragraph" w:styleId="1">
     <w:name w:val="heading 1"/>
-    <w:basedOn w:val="Normal"/>
-    <w:next w:val="Normal"/>
-    <w:link w:val="Heading1Char"/>
+    <w:basedOn w:val="a"/>
+    <w:next w:val="a"/>
+    <w:link w:val="10"/>
     <w:uiPriority w:val="9"/>
     <w:qFormat/>
     <w:rsid w:val="00745E02"/>
@@ -7257,11 +13001,11 @@
       <w:szCs w:val="40"/>
     </w:rPr>
   </w:style>
-  <w:style w:type="paragraph" w:styleId="Heading2">
+  <w:style w:type="paragraph" w:styleId="2">
     <w:name w:val="heading 2"/>
-    <w:basedOn w:val="Normal"/>
-    <w:next w:val="Normal"/>
-    <w:link w:val="Heading2Char"/>
+    <w:basedOn w:val="a"/>
+    <w:next w:val="a"/>
+    <w:link w:val="20"/>
     <w:uiPriority w:val="9"/>
     <w:semiHidden/>
     <w:unhideWhenUsed/>
@@ -7280,11 +13024,11 @@
       <w:szCs w:val="32"/>
     </w:rPr>
   </w:style>
-  <w:style w:type="paragraph" w:styleId="Heading3">
+  <w:style w:type="paragraph" w:styleId="3">
     <w:name w:val="heading 3"/>
-    <w:basedOn w:val="Normal"/>
-    <w:next w:val="Normal"/>
-    <w:link w:val="Heading3Char"/>
+    <w:basedOn w:val="a"/>
+    <w:next w:val="a"/>
+    <w:link w:val="30"/>
     <w:uiPriority w:val="9"/>
     <w:semiHidden/>
     <w:unhideWhenUsed/>
@@ -7303,11 +13047,11 @@
       <w:szCs w:val="28"/>
     </w:rPr>
   </w:style>
-  <w:style w:type="paragraph" w:styleId="Heading4">
+  <w:style w:type="paragraph" w:styleId="4">
     <w:name w:val="heading 4"/>
-    <w:basedOn w:val="Normal"/>
-    <w:next w:val="Normal"/>
-    <w:link w:val="Heading4Char"/>
+    <w:basedOn w:val="a"/>
+    <w:next w:val="a"/>
+    <w:link w:val="40"/>
     <w:uiPriority w:val="9"/>
     <w:semiHidden/>
     <w:unhideWhenUsed/>
@@ -7326,11 +13070,11 @@
       <w:color w:val="0F4761" w:themeColor="accent1" w:themeShade="BF"/>
     </w:rPr>
   </w:style>
-  <w:style w:type="paragraph" w:styleId="Heading5">
+  <w:style w:type="paragraph" w:styleId="5">
     <w:name w:val="heading 5"/>
-    <w:basedOn w:val="Normal"/>
-    <w:next w:val="Normal"/>
-    <w:link w:val="Heading5Char"/>
+    <w:basedOn w:val="a"/>
+    <w:next w:val="a"/>
+    <w:link w:val="50"/>
     <w:uiPriority w:val="9"/>
     <w:semiHidden/>
     <w:unhideWhenUsed/>
@@ -7347,11 +13091,11 @@
       <w:color w:val="0F4761" w:themeColor="accent1" w:themeShade="BF"/>
     </w:rPr>
   </w:style>
-  <w:style w:type="paragraph" w:styleId="Heading6">
+  <w:style w:type="paragraph" w:styleId="6">
     <w:name w:val="heading 6"/>
-    <w:basedOn w:val="Normal"/>
-    <w:next w:val="Normal"/>
-    <w:link w:val="Heading6Char"/>
+    <w:basedOn w:val="a"/>
+    <w:next w:val="a"/>
+    <w:link w:val="60"/>
     <w:uiPriority w:val="9"/>
     <w:semiHidden/>
     <w:unhideWhenUsed/>
@@ -7370,11 +13114,11 @@
       <w:color w:val="595959" w:themeColor="text1" w:themeTint="A6"/>
     </w:rPr>
   </w:style>
-  <w:style w:type="paragraph" w:styleId="Heading7">
+  <w:style w:type="paragraph" w:styleId="7">
     <w:name w:val="heading 7"/>
-    <w:basedOn w:val="Normal"/>
-    <w:next w:val="Normal"/>
-    <w:link w:val="Heading7Char"/>
+    <w:basedOn w:val="a"/>
+    <w:next w:val="a"/>
+    <w:link w:val="70"/>
     <w:uiPriority w:val="9"/>
     <w:semiHidden/>
     <w:unhideWhenUsed/>
@@ -7391,11 +13135,11 @@
       <w:color w:val="595959" w:themeColor="text1" w:themeTint="A6"/>
     </w:rPr>
   </w:style>
-  <w:style w:type="paragraph" w:styleId="Heading8">
+  <w:style w:type="paragraph" w:styleId="8">
     <w:name w:val="heading 8"/>
-    <w:basedOn w:val="Normal"/>
-    <w:next w:val="Normal"/>
-    <w:link w:val="Heading8Char"/>
+    <w:basedOn w:val="a"/>
+    <w:next w:val="a"/>
+    <w:link w:val="80"/>
     <w:uiPriority w:val="9"/>
     <w:semiHidden/>
     <w:unhideWhenUsed/>
@@ -7414,11 +13158,11 @@
       <w:color w:val="272727" w:themeColor="text1" w:themeTint="D8"/>
     </w:rPr>
   </w:style>
-  <w:style w:type="paragraph" w:styleId="Heading9">
+  <w:style w:type="paragraph" w:styleId="9">
     <w:name w:val="heading 9"/>
-    <w:basedOn w:val="Normal"/>
-    <w:next w:val="Normal"/>
-    <w:link w:val="Heading9Char"/>
+    <w:basedOn w:val="a"/>
+    <w:next w:val="a"/>
+    <w:link w:val="90"/>
     <w:uiPriority w:val="9"/>
     <w:semiHidden/>
     <w:unhideWhenUsed/>
@@ -7435,12 +13179,13 @@
       <w:color w:val="272727" w:themeColor="text1" w:themeTint="D8"/>
     </w:rPr>
   </w:style>
-  <w:style w:type="character" w:default="1" w:styleId="DefaultParagraphFont">
+  <w:style w:type="character" w:default="1" w:styleId="a0">
     <w:name w:val="Default Paragraph Font"/>
     <w:uiPriority w:val="1"/>
+    <w:semiHidden/>
     <w:unhideWhenUsed/>
   </w:style>
-  <w:style w:type="table" w:default="1" w:styleId="TableNormal">
+  <w:style w:type="table" w:default="1" w:styleId="a1">
     <w:name w:val="Normal Table"/>
     <w:uiPriority w:val="99"/>
     <w:semiHidden/>
@@ -7455,16 +13200,16 @@
       </w:tblCellMar>
     </w:tblPr>
   </w:style>
-  <w:style w:type="numbering" w:default="1" w:styleId="NoList">
+  <w:style w:type="numbering" w:default="1" w:styleId="a2">
     <w:name w:val="No List"/>
     <w:uiPriority w:val="99"/>
     <w:semiHidden/>
     <w:unhideWhenUsed/>
   </w:style>
-  <w:style w:type="character" w:customStyle="1" w:styleId="Heading1Char">
-    <w:name w:val="Heading 1 Char"/>
-    <w:basedOn w:val="DefaultParagraphFont"/>
-    <w:link w:val="Heading1"/>
+  <w:style w:type="character" w:customStyle="1" w:styleId="10">
+    <w:name w:val="Заголовок 1 Знак"/>
+    <w:basedOn w:val="a0"/>
+    <w:link w:val="1"/>
     <w:uiPriority w:val="9"/>
     <w:rsid w:val="00745E02"/>
     <w:rPr>
@@ -7474,10 +13219,10 @@
       <w:szCs w:val="40"/>
     </w:rPr>
   </w:style>
-  <w:style w:type="character" w:customStyle="1" w:styleId="Heading2Char">
-    <w:name w:val="Heading 2 Char"/>
-    <w:basedOn w:val="DefaultParagraphFont"/>
-    <w:link w:val="Heading2"/>
+  <w:style w:type="character" w:customStyle="1" w:styleId="20">
+    <w:name w:val="Заголовок 2 Знак"/>
+    <w:basedOn w:val="a0"/>
+    <w:link w:val="2"/>
     <w:uiPriority w:val="9"/>
     <w:semiHidden/>
     <w:rsid w:val="00745E02"/>
@@ -7488,10 +13233,10 @@
       <w:szCs w:val="32"/>
     </w:rPr>
   </w:style>
-  <w:style w:type="character" w:customStyle="1" w:styleId="Heading3Char">
-    <w:name w:val="Heading 3 Char"/>
-    <w:basedOn w:val="DefaultParagraphFont"/>
-    <w:link w:val="Heading3"/>
+  <w:style w:type="character" w:customStyle="1" w:styleId="30">
+    <w:name w:val="Заголовок 3 Знак"/>
+    <w:basedOn w:val="a0"/>
+    <w:link w:val="3"/>
     <w:uiPriority w:val="9"/>
     <w:semiHidden/>
     <w:rsid w:val="00745E02"/>
@@ -7502,10 +13247,10 @@
       <w:szCs w:val="28"/>
     </w:rPr>
   </w:style>
-  <w:style w:type="character" w:customStyle="1" w:styleId="Heading4Char">
-    <w:name w:val="Heading 4 Char"/>
-    <w:basedOn w:val="DefaultParagraphFont"/>
-    <w:link w:val="Heading4"/>
+  <w:style w:type="character" w:customStyle="1" w:styleId="40">
+    <w:name w:val="Заголовок 4 Знак"/>
+    <w:basedOn w:val="a0"/>
+    <w:link w:val="4"/>
     <w:uiPriority w:val="9"/>
     <w:semiHidden/>
     <w:rsid w:val="00745E02"/>
@@ -7516,10 +13261,10 @@
       <w:color w:val="0F4761" w:themeColor="accent1" w:themeShade="BF"/>
     </w:rPr>
   </w:style>
-  <w:style w:type="character" w:customStyle="1" w:styleId="Heading5Char">
-    <w:name w:val="Heading 5 Char"/>
-    <w:basedOn w:val="DefaultParagraphFont"/>
-    <w:link w:val="Heading5"/>
+  <w:style w:type="character" w:customStyle="1" w:styleId="50">
+    <w:name w:val="Заголовок 5 Знак"/>
+    <w:basedOn w:val="a0"/>
+    <w:link w:val="5"/>
     <w:uiPriority w:val="9"/>
     <w:semiHidden/>
     <w:rsid w:val="00745E02"/>
@@ -7528,10 +13273,10 @@
       <w:color w:val="0F4761" w:themeColor="accent1" w:themeShade="BF"/>
     </w:rPr>
   </w:style>
-  <w:style w:type="character" w:customStyle="1" w:styleId="Heading6Char">
-    <w:name w:val="Heading 6 Char"/>
-    <w:basedOn w:val="DefaultParagraphFont"/>
-    <w:link w:val="Heading6"/>
+  <w:style w:type="character" w:customStyle="1" w:styleId="60">
+    <w:name w:val="Заголовок 6 Знак"/>
+    <w:basedOn w:val="a0"/>
+    <w:link w:val="6"/>
     <w:uiPriority w:val="9"/>
     <w:semiHidden/>
     <w:rsid w:val="00745E02"/>
@@ -7542,10 +13287,10 @@
       <w:color w:val="595959" w:themeColor="text1" w:themeTint="A6"/>
     </w:rPr>
   </w:style>
-  <w:style w:type="character" w:customStyle="1" w:styleId="Heading7Char">
-    <w:name w:val="Heading 7 Char"/>
-    <w:basedOn w:val="DefaultParagraphFont"/>
-    <w:link w:val="Heading7"/>
+  <w:style w:type="character" w:customStyle="1" w:styleId="70">
+    <w:name w:val="Заголовок 7 Знак"/>
+    <w:basedOn w:val="a0"/>
+    <w:link w:val="7"/>
     <w:uiPriority w:val="9"/>
     <w:semiHidden/>
     <w:rsid w:val="00745E02"/>
@@ -7554,10 +13299,10 @@
       <w:color w:val="595959" w:themeColor="text1" w:themeTint="A6"/>
     </w:rPr>
   </w:style>
-  <w:style w:type="character" w:customStyle="1" w:styleId="Heading8Char">
-    <w:name w:val="Heading 8 Char"/>
-    <w:basedOn w:val="DefaultParagraphFont"/>
-    <w:link w:val="Heading8"/>
+  <w:style w:type="character" w:customStyle="1" w:styleId="80">
+    <w:name w:val="Заголовок 8 Знак"/>
+    <w:basedOn w:val="a0"/>
+    <w:link w:val="8"/>
     <w:uiPriority w:val="9"/>
     <w:semiHidden/>
     <w:rsid w:val="00745E02"/>
@@ -7568,10 +13313,10 @@
       <w:color w:val="272727" w:themeColor="text1" w:themeTint="D8"/>
     </w:rPr>
   </w:style>
-  <w:style w:type="character" w:customStyle="1" w:styleId="Heading9Char">
-    <w:name w:val="Heading 9 Char"/>
-    <w:basedOn w:val="DefaultParagraphFont"/>
-    <w:link w:val="Heading9"/>
+  <w:style w:type="character" w:customStyle="1" w:styleId="90">
+    <w:name w:val="Заголовок 9 Знак"/>
+    <w:basedOn w:val="a0"/>
+    <w:link w:val="9"/>
     <w:uiPriority w:val="9"/>
     <w:semiHidden/>
     <w:rsid w:val="00745E02"/>
@@ -7580,11 +13325,11 @@
       <w:color w:val="272727" w:themeColor="text1" w:themeTint="D8"/>
     </w:rPr>
   </w:style>
-  <w:style w:type="paragraph" w:styleId="Title">
+  <w:style w:type="paragraph" w:styleId="a3">
     <w:name w:val="Title"/>
-    <w:basedOn w:val="Normal"/>
-    <w:next w:val="Normal"/>
-    <w:link w:val="TitleChar"/>
+    <w:basedOn w:val="a"/>
+    <w:next w:val="a"/>
+    <w:link w:val="a4"/>
     <w:uiPriority w:val="10"/>
     <w:qFormat/>
     <w:rsid w:val="00745E02"/>
@@ -7600,10 +13345,10 @@
       <w:szCs w:val="56"/>
     </w:rPr>
   </w:style>
-  <w:style w:type="character" w:customStyle="1" w:styleId="TitleChar">
-    <w:name w:val="Title Char"/>
-    <w:basedOn w:val="DefaultParagraphFont"/>
-    <w:link w:val="Title"/>
+  <w:style w:type="character" w:customStyle="1" w:styleId="a4">
+    <w:name w:val="Заголовок Знак"/>
+    <w:basedOn w:val="a0"/>
+    <w:link w:val="a3"/>
     <w:uiPriority w:val="10"/>
     <w:rsid w:val="00745E02"/>
     <w:rPr>
@@ -7614,11 +13359,11 @@
       <w:szCs w:val="56"/>
     </w:rPr>
   </w:style>
-  <w:style w:type="paragraph" w:styleId="Subtitle">
+  <w:style w:type="paragraph" w:styleId="a5">
     <w:name w:val="Subtitle"/>
-    <w:basedOn w:val="Normal"/>
-    <w:next w:val="Normal"/>
-    <w:link w:val="SubtitleChar"/>
+    <w:basedOn w:val="a"/>
+    <w:next w:val="a"/>
+    <w:link w:val="a6"/>
     <w:uiPriority w:val="11"/>
     <w:qFormat/>
     <w:rsid w:val="00745E02"/>
@@ -7635,10 +13380,10 @@
       <w:szCs w:val="28"/>
     </w:rPr>
   </w:style>
-  <w:style w:type="character" w:customStyle="1" w:styleId="SubtitleChar">
-    <w:name w:val="Subtitle Char"/>
-    <w:basedOn w:val="DefaultParagraphFont"/>
-    <w:link w:val="Subtitle"/>
+  <w:style w:type="character" w:customStyle="1" w:styleId="a6">
+    <w:name w:val="Подзаголовок Знак"/>
+    <w:basedOn w:val="a0"/>
+    <w:link w:val="a5"/>
     <w:uiPriority w:val="11"/>
     <w:rsid w:val="00745E02"/>
     <w:rPr>
@@ -7649,11 +13394,11 @@
       <w:szCs w:val="28"/>
     </w:rPr>
   </w:style>
-  <w:style w:type="paragraph" w:styleId="Quote">
+  <w:style w:type="paragraph" w:styleId="21">
     <w:name w:val="Quote"/>
-    <w:basedOn w:val="Normal"/>
-    <w:next w:val="Normal"/>
-    <w:link w:val="QuoteChar"/>
+    <w:basedOn w:val="a"/>
+    <w:next w:val="a"/>
+    <w:link w:val="22"/>
     <w:uiPriority w:val="29"/>
     <w:qFormat/>
     <w:rsid w:val="00745E02"/>
@@ -7667,10 +13412,10 @@
       <w:color w:val="404040" w:themeColor="text1" w:themeTint="BF"/>
     </w:rPr>
   </w:style>
-  <w:style w:type="character" w:customStyle="1" w:styleId="QuoteChar">
-    <w:name w:val="Quote Char"/>
-    <w:basedOn w:val="DefaultParagraphFont"/>
-    <w:link w:val="Quote"/>
+  <w:style w:type="character" w:customStyle="1" w:styleId="22">
+    <w:name w:val="Цитата 2 Знак"/>
+    <w:basedOn w:val="a0"/>
+    <w:link w:val="21"/>
     <w:uiPriority w:val="29"/>
     <w:rsid w:val="00745E02"/>
     <w:rPr>
@@ -7679,9 +13424,9 @@
       <w:color w:val="404040" w:themeColor="text1" w:themeTint="BF"/>
     </w:rPr>
   </w:style>
-  <w:style w:type="paragraph" w:styleId="ListParagraph">
+  <w:style w:type="paragraph" w:styleId="a7">
     <w:name w:val="List Paragraph"/>
-    <w:basedOn w:val="Normal"/>
+    <w:basedOn w:val="a"/>
     <w:uiPriority w:val="34"/>
     <w:qFormat/>
     <w:rsid w:val="00745E02"/>
@@ -7690,9 +13435,9 @@
       <w:contextualSpacing/>
     </w:pPr>
   </w:style>
-  <w:style w:type="character" w:styleId="IntenseEmphasis">
+  <w:style w:type="character" w:styleId="a8">
     <w:name w:val="Intense Emphasis"/>
-    <w:basedOn w:val="DefaultParagraphFont"/>
+    <w:basedOn w:val="a0"/>
     <w:uiPriority w:val="21"/>
     <w:qFormat/>
     <w:rsid w:val="00745E02"/>
@@ -7702,11 +13447,11 @@
       <w:color w:val="0F4761" w:themeColor="accent1" w:themeShade="BF"/>
     </w:rPr>
   </w:style>
-  <w:style w:type="paragraph" w:styleId="IntenseQuote">
+  <w:style w:type="paragraph" w:styleId="a9">
     <w:name w:val="Intense Quote"/>
-    <w:basedOn w:val="Normal"/>
-    <w:next w:val="Normal"/>
-    <w:link w:val="IntenseQuoteChar"/>
+    <w:basedOn w:val="a"/>
+    <w:next w:val="a"/>
+    <w:link w:val="aa"/>
     <w:uiPriority w:val="30"/>
     <w:qFormat/>
     <w:rsid w:val="00745E02"/>
@@ -7725,10 +13470,10 @@
       <w:color w:val="0F4761" w:themeColor="accent1" w:themeShade="BF"/>
     </w:rPr>
   </w:style>
-  <w:style w:type="character" w:customStyle="1" w:styleId="IntenseQuoteChar">
-    <w:name w:val="Intense Quote Char"/>
-    <w:basedOn w:val="DefaultParagraphFont"/>
-    <w:link w:val="IntenseQuote"/>
+  <w:style w:type="character" w:customStyle="1" w:styleId="aa">
+    <w:name w:val="Выделенная цитата Знак"/>
+    <w:basedOn w:val="a0"/>
+    <w:link w:val="a9"/>
     <w:uiPriority w:val="30"/>
     <w:rsid w:val="00745E02"/>
     <w:rPr>
@@ -7737,9 +13482,9 @@
       <w:color w:val="0F4761" w:themeColor="accent1" w:themeShade="BF"/>
     </w:rPr>
   </w:style>
-  <w:style w:type="character" w:styleId="IntenseReference">
+  <w:style w:type="character" w:styleId="ab">
     <w:name w:val="Intense Reference"/>
-    <w:basedOn w:val="DefaultParagraphFont"/>
+    <w:basedOn w:val="a0"/>
     <w:uiPriority w:val="32"/>
     <w:qFormat/>
     <w:rsid w:val="00745E02"/>
@@ -7751,9 +13496,9 @@
       <w:spacing w:val="5"/>
     </w:rPr>
   </w:style>
-  <w:style w:type="table" w:styleId="TableGrid">
+  <w:style w:type="table" w:styleId="ac">
     <w:name w:val="Table Grid"/>
-    <w:basedOn w:val="TableNormal"/>
+    <w:basedOn w:val="a1"/>
     <w:uiPriority w:val="59"/>
     <w:rsid w:val="00745E02"/>
     <w:pPr>
@@ -7777,6 +13522,45 @@
         <w:insideV w:val="single" w:sz="4" w:space="0" w:color="auto"/>
       </w:tblBorders>
     </w:tblPr>
+  </w:style>
+  <w:style w:type="character" w:styleId="ad">
+    <w:name w:val="Strong"/>
+    <w:basedOn w:val="a0"/>
+    <w:uiPriority w:val="22"/>
+    <w:qFormat/>
+    <w:rsid w:val="008D3B9C"/>
+    <w:rPr>
+      <w:b/>
+      <w:bCs/>
+    </w:rPr>
+  </w:style>
+  <w:style w:type="paragraph" w:styleId="ae">
+    <w:name w:val="Normal (Web)"/>
+    <w:basedOn w:val="a"/>
+    <w:uiPriority w:val="99"/>
+    <w:semiHidden/>
+    <w:unhideWhenUsed/>
+    <w:rsid w:val="009B221A"/>
+    <w:pPr>
+      <w:spacing w:before="100" w:beforeAutospacing="1" w:after="100" w:afterAutospacing="1" w:line="240" w:lineRule="auto"/>
+    </w:pPr>
+    <w:rPr>
+      <w:rFonts w:ascii="Times New Roman" w:eastAsia="Times New Roman" w:hAnsi="Times New Roman" w:cs="Times New Roman"/>
+      <w:kern w:val="0"/>
+      <w:lang w:eastAsia="ru-KZ"/>
+      <w14:ligatures w14:val="none"/>
+    </w:rPr>
+  </w:style>
+  <w:style w:type="character" w:styleId="af">
+    <w:name w:val="Emphasis"/>
+    <w:basedOn w:val="a0"/>
+    <w:uiPriority w:val="20"/>
+    <w:qFormat/>
+    <w:rsid w:val="009B221A"/>
+    <w:rPr>
+      <w:i/>
+      <w:iCs/>
+    </w:rPr>
   </w:style>
 </w:styles>
 </file>

--- a/Labs/Lab_6/Lab_6.docx
+++ b/Labs/Lab_6/Lab_6.docx
@@ -4,13 +4,13 @@
   <w:body>
     <w:p>
       <w:pPr>
+        <w:jc w:val="center"/>
         <w:rPr>
           <w:rFonts w:ascii="Times New Roman" w:hAnsi="Times New Roman" w:cs="Times New Roman"/>
           <w:b/>
           <w:bCs/>
           <w:sz w:val="26"/>
           <w:szCs w:val="26"/>
-          <w:lang w:val="en-US"/>
         </w:rPr>
       </w:pPr>
       <w:r>
@@ -22,7 +22,7 @@
           <w:szCs w:val="26"/>
           <w:lang w:val="ru-RU"/>
         </w:rPr>
-        <w:t>Задание 1</w:t>
+        <w:t xml:space="preserve">Лабораторная работа </w:t>
       </w:r>
       <w:r>
         <w:rPr>
@@ -31,7 +31,88 @@
           <w:bCs/>
           <w:sz w:val="26"/>
           <w:szCs w:val="26"/>
+        </w:rPr>
+        <w:t>№6</w:t>
+      </w:r>
+    </w:p>
+    <w:p>
+      <w:pPr>
+        <w:jc w:val="center"/>
+        <w:rPr>
+          <w:rFonts w:ascii="Times New Roman" w:hAnsi="Times New Roman" w:cs="Times New Roman"/>
+          <w:b/>
+          <w:bCs/>
+          <w:sz w:val="26"/>
+          <w:szCs w:val="26"/>
           <w:lang w:val="en-US"/>
+        </w:rPr>
+      </w:pPr>
+      <w:r>
+        <w:rPr>
+          <w:rFonts w:ascii="Times New Roman" w:hAnsi="Times New Roman" w:cs="Times New Roman"/>
+          <w:b/>
+          <w:bCs/>
+          <w:sz w:val="26"/>
+          <w:szCs w:val="26"/>
+          <w:lang w:val="en-US"/>
+        </w:rPr>
+        <w:t>Sarsen Dimash</w:t>
+      </w:r>
+    </w:p>
+    <w:p>
+      <w:pPr>
+        <w:jc w:val="center"/>
+        <w:rPr>
+          <w:rFonts w:ascii="Times New Roman" w:hAnsi="Times New Roman" w:cs="Times New Roman"/>
+          <w:b/>
+          <w:bCs/>
+          <w:sz w:val="26"/>
+          <w:szCs w:val="26"/>
+          <w:lang w:val="en-US"/>
+        </w:rPr>
+      </w:pPr>
+      <w:r>
+        <w:rPr>
+          <w:rFonts w:ascii="Times New Roman" w:hAnsi="Times New Roman" w:cs="Times New Roman"/>
+          <w:b/>
+          <w:bCs/>
+          <w:sz w:val="26"/>
+          <w:szCs w:val="26"/>
+          <w:lang w:val="en-US"/>
+        </w:rPr>
+        <w:t>SIS-2412CS</w:t>
+      </w:r>
+    </w:p>
+    <w:p>
+      <w:pPr>
+        <w:rPr>
+          <w:rFonts w:ascii="Times New Roman" w:hAnsi="Times New Roman" w:cs="Times New Roman"/>
+          <w:b/>
+          <w:bCs/>
+          <w:sz w:val="26"/>
+          <w:szCs w:val="26"/>
+          <w:lang w:val="ru-RU"/>
+        </w:rPr>
+      </w:pPr>
+      <w:r>
+        <w:rPr>
+          <w:rFonts w:ascii="Times New Roman" w:hAnsi="Times New Roman" w:cs="Times New Roman"/>
+          <w:b/>
+          <w:bCs/>
+          <w:sz w:val="26"/>
+          <w:szCs w:val="26"/>
+          <w:lang w:val="ru-RU"/>
+        </w:rPr>
+        <w:t>Задание 1</w:t>
+      </w:r>
+      <w:r>
+        <w:rPr>
+          <w:rFonts w:ascii="Times New Roman" w:hAnsi="Times New Roman" w:cs="Times New Roman"/>
+          <w:b/>
+          <w:bCs/>
+          <w:sz w:val="26"/>
+          <w:szCs w:val="26"/>
+          <w:lang w:val="ru-RU"/>
         </w:rPr>
         <w:t xml:space="preserve">. </w:t>
       </w:r>
@@ -43,8 +124,20 @@
           <w:sz w:val="26"/>
           <w:szCs w:val="26"/>
         </w:rPr>
-        <w:t>Четырёхразрядный сумматор-вычитатель</w:t>
-      </w:r>
+        <w:t>Четырёхразрядный сумматор-</w:t>
+      </w:r>
+      <w:proofErr w:type="spellStart"/>
+      <w:r>
+        <w:rPr>
+          <w:rFonts w:ascii="Times New Roman" w:eastAsia="Arial" w:hAnsi="Times New Roman" w:cs="Times New Roman"/>
+          <w:b/>
+          <w:bCs/>
+          <w:sz w:val="26"/>
+          <w:szCs w:val="26"/>
+        </w:rPr>
+        <w:t>вычитатель</w:t>
+      </w:r>
+      <w:proofErr w:type="spellEnd"/>
     </w:p>
     <w:p>
       <w:pPr>
@@ -172,6 +265,7 @@
                 <w:sz w:val="26"/>
                 <w:szCs w:val="26"/>
               </w:rPr>
+              <w:lastRenderedPageBreak/>
               <w:t>A</w:t>
             </w:r>
           </w:p>
@@ -1670,7 +1764,6 @@
           <w:szCs w:val="26"/>
           <w:lang w:val="ru-RU"/>
         </w:rPr>
-        <w:lastRenderedPageBreak/>
         <w:t>Задание 2</w:t>
       </w:r>
       <w:r>
@@ -3184,6 +3277,7 @@
           <w:szCs w:val="26"/>
           <w:lang w:val="en-US"/>
         </w:rPr>
+        <w:lastRenderedPageBreak/>
         <w:drawing>
           <wp:inline distT="0" distB="0" distL="0" distR="0" wp14:anchorId="7938D89E" wp14:editId="40687F0A">
             <wp:extent cx="5689600" cy="2623115"/>
@@ -3260,7 +3354,6 @@
                 <w:b/>
                 <w:sz w:val="19"/>
               </w:rPr>
-              <w:lastRenderedPageBreak/>
               <w:t>A</w:t>
             </w:r>
           </w:p>
@@ -4264,6 +4357,7 @@
                 <w:b/>
                 <w:sz w:val="19"/>
               </w:rPr>
+              <w:lastRenderedPageBreak/>
               <w:t>F2 F1 F0</w:t>
             </w:r>
           </w:p>
@@ -5240,7 +5334,6 @@
                 <w:b/>
                 <w:sz w:val="19"/>
               </w:rPr>
-              <w:lastRenderedPageBreak/>
               <w:t>№</w:t>
             </w:r>
           </w:p>
@@ -6882,6 +6975,7 @@
       <w:r>
         <w:rPr>
           <w:rFonts w:ascii="Times New Roman" w:hAnsi="Times New Roman" w:cs="Times New Roman"/>
+          <w:noProof/>
           <w:sz w:val="26"/>
           <w:szCs w:val="26"/>
           <w:lang w:val="ru-RU"/>
@@ -6942,6 +7036,7 @@
           <w:sz w:val="26"/>
           <w:szCs w:val="26"/>
         </w:rPr>
+        <w:lastRenderedPageBreak/>
         <w:t xml:space="preserve">Переполнение арифметики возникает в строках </w:t>
       </w:r>
       <w:r>
@@ -7226,11 +7321,11 @@
       <w:r>
         <w:rPr>
           <w:rFonts w:ascii="Times New Roman" w:hAnsi="Times New Roman" w:cs="Times New Roman"/>
+          <w:noProof/>
           <w:sz w:val="26"/>
           <w:szCs w:val="26"/>
           <w:lang w:val="en-US"/>
         </w:rPr>
-        <w:lastRenderedPageBreak/>
         <w:drawing>
           <wp:inline distT="0" distB="0" distL="0" distR="0" wp14:anchorId="5E28E525" wp14:editId="7C8AB99F">
             <wp:extent cx="5940425" cy="4847590"/>
@@ -7288,6 +7383,23 @@
     <w:p>
       <w:pPr>
         <w:rPr>
+          <w:rFonts w:ascii="Times New Roman" w:hAnsi="Times New Roman" w:cs="Times New Roman"/>
+          <w:sz w:val="26"/>
+          <w:szCs w:val="26"/>
+        </w:rPr>
+      </w:pPr>
+      <w:r>
+        <w:rPr>
+          <w:rFonts w:ascii="Times New Roman" w:hAnsi="Times New Roman" w:cs="Times New Roman"/>
+          <w:sz w:val="26"/>
+          <w:szCs w:val="26"/>
+        </w:rPr>
+        <w:t>Старший бит A3 при сдвиге отбрасывается, а младший разряд заполняется нулём. Поэтому 1001 превращается в 0010</w:t>
+      </w:r>
+    </w:p>
+    <w:p>
+      <w:pPr>
+        <w:rPr>
           <w:rFonts w:ascii="Arial" w:eastAsia="Arial" w:hAnsi="Arial" w:cs="Arial"/>
           <w:sz w:val="22"/>
           <w:lang w:val="ru-RU"/>
@@ -7448,6 +7560,7 @@
                 <w:b/>
                 <w:sz w:val="19"/>
               </w:rPr>
+              <w:lastRenderedPageBreak/>
               <w:t>F</w:t>
             </w:r>
           </w:p>
@@ -7514,14 +7627,7 @@
                 <w:rFonts w:ascii="Arial" w:eastAsia="Arial" w:hAnsi="Arial" w:cs="Arial"/>
                 <w:sz w:val="19"/>
               </w:rPr>
-              <w:t>1</w:t>
-            </w:r>
-            <w:r>
-              <w:rPr>
-                <w:rFonts w:ascii="Arial" w:eastAsia="Arial" w:hAnsi="Arial" w:cs="Arial"/>
-                <w:sz w:val="19"/>
-              </w:rPr>
-              <w:t>10</w:t>
+              <w:t>110</w:t>
             </w:r>
           </w:p>
         </w:tc>
@@ -7806,7 +7912,6 @@
           <w:sz w:val="26"/>
           <w:szCs w:val="26"/>
         </w:rPr>
-        <w:lastRenderedPageBreak/>
         <w:t>Старая формула при F = 111 давала Sub = 0. Для сравнения необходимо Sub = 1, поэтому управление изменено с добавлением OR:</w:t>
       </w:r>
     </w:p>
@@ -7964,6 +8069,7 @@
       <w:r>
         <w:rPr>
           <w:rFonts w:ascii="Times New Roman" w:hAnsi="Times New Roman" w:cs="Times New Roman"/>
+          <w:noProof/>
           <w:sz w:val="26"/>
           <w:szCs w:val="26"/>
           <w:lang w:val="ru-RU"/>
@@ -8083,6 +8189,7 @@
                 <w:b/>
                 <w:sz w:val="18"/>
               </w:rPr>
+              <w:lastRenderedPageBreak/>
               <w:t>F2</w:t>
             </w:r>
           </w:p>
@@ -9229,7 +9336,6 @@
           <w:sz w:val="26"/>
           <w:szCs w:val="26"/>
         </w:rPr>
-        <w:lastRenderedPageBreak/>
         <w:t>Карта Карно. Столбцы F1F0 расположены в порядке Грея</w:t>
       </w:r>
       <w:r>
@@ -10700,7 +10806,7 @@
           <w:bCs/>
           <w:sz w:val="26"/>
           <w:szCs w:val="26"/>
-          <w:lang w:val="en-US"/>
+          <w:lang w:val="ru-RU"/>
         </w:rPr>
       </w:pPr>
       <w:r>
@@ -10721,7 +10827,7 @@
           <w:bCs/>
           <w:sz w:val="26"/>
           <w:szCs w:val="26"/>
-          <w:lang w:val="en-US"/>
+          <w:lang w:val="ru-RU"/>
         </w:rPr>
         <w:t>:</w:t>
       </w:r>
@@ -10749,6 +10855,7 @@
           <w:lang w:eastAsia="ru-KZ"/>
           <w14:ligatures w14:val="none"/>
         </w:rPr>
+        <w:lastRenderedPageBreak/>
         <w:t>1. Зачем нужны XOR на входах B и сигнал Sub на C0?</w:t>
       </w:r>
     </w:p>
@@ -11004,7 +11111,6 @@
           <w:lang w:eastAsia="ru-KZ"/>
           <w14:ligatures w14:val="none"/>
         </w:rPr>
-        <w:lastRenderedPageBreak/>
         <w:t xml:space="preserve">Например, при </w:t>
       </w:r>
       <w:r>
@@ -11837,7 +11943,19 @@
           <w:lang w:eastAsia="ru-KZ"/>
           <w14:ligatures w14:val="none"/>
         </w:rPr>
-        <w:t xml:space="preserve"> устанавливается Sub = 0, а мультиплексор выбирает вход 0. При коде </w:t>
+        <w:t xml:space="preserve"> устанавливается Sub = 0, а мультиплексор выбирает вход 0. При </w:t>
+      </w:r>
+      <w:r>
+        <w:rPr>
+          <w:rFonts w:ascii="Times New Roman" w:eastAsia="Times New Roman" w:hAnsi="Times New Roman" w:cs="Times New Roman"/>
+          <w:kern w:val="0"/>
+          <w:sz w:val="26"/>
+          <w:szCs w:val="26"/>
+          <w:lang w:eastAsia="ru-KZ"/>
+          <w14:ligatures w14:val="none"/>
+        </w:rPr>
+        <w:lastRenderedPageBreak/>
+        <w:t xml:space="preserve">коде </w:t>
       </w:r>
       <w:r>
         <w:rPr>
@@ -12061,7 +12179,6 @@
           <w:lang w:eastAsia="ru-KZ"/>
           <w14:ligatures w14:val="none"/>
         </w:rPr>
-        <w:lastRenderedPageBreak/>
         <w:t xml:space="preserve">Эти команды по-разному трактуют старший бит. </w:t>
       </w:r>
       <w:r>
